--- a/dist/docs/05-time-management.docx
+++ b/dist/docs/05-time-management.docx
@@ -99,7 +99,7 @@
         <w:pStyle w:val="FirstParagraph"/>
       </w:pPr>
       <w:r>
-        <w:t xml:space="preserve">About 6 of your 40 hours a week are guided by the Manager or the Senior. The other 34 are yours to plan: self-study, shadowing, documentation and, later, real work. Both trainers have small, fixed budgets (Manager 8 h a week across both of you, Senior 4-5 h), so a badly timed question or a missed review slot costs more than it would on a bigger team.</w:t>
+        <w:t xml:space="preserve">About 6-8 of your 40 hours a week are guided by the Manager or the Senior (about 9 in W1-W2). The other 32-34 are yours to plan: self-study, shadowing, documentation and, later, real work. Both trainers have small, fixed budgets (Manager 8 h a week across both of you, Senior about 4.5 h), so a badly timed question or a missed review slot costs more than it would on a bigger team.</w:t>
       </w:r>
     </w:p>
     <w:p>
@@ -245,6 +245,56 @@
               <w:jc w:val="left"/>
             </w:pPr>
             <w:r>
+              <w:t xml:space="preserve">Tue-Fri 08:15</w:t>
+            </w:r>
+          </w:p>
+        </w:tc>
+        <w:tc>
+          <w:tcPr/>
+          <w:p>
+            <w:pPr>
+              <w:pStyle w:val="Compact"/>
+              <w:jc w:val="left"/>
+            </w:pPr>
+            <w:r>
+              <w:t xml:space="preserve">Stand-up with the other hire (no trainer)</w:t>
+            </w:r>
+          </w:p>
+        </w:tc>
+        <w:tc>
+          <w:tcPr/>
+          <w:p>
+            <w:pPr>
+              <w:pStyle w:val="Compact"/>
+              <w:jc w:val="left"/>
+            </w:pPr>
+            <w:r>
+              <w:t xml:space="preserve">10 min</w:t>
+            </w:r>
+          </w:p>
+        </w:tc>
+        <w:tc>
+          <w:tcPr/>
+          <w:p>
+            <w:pPr>
+              <w:pStyle w:val="Compact"/>
+              <w:jc w:val="left"/>
+            </w:pPr>
+            <w:r>
+              <w:t xml:space="preserve">Top-3 and blockers shared; blockers sent to the Manager in Teams</w:t>
+            </w:r>
+          </w:p>
+        </w:tc>
+      </w:tr>
+      <w:tr>
+        <w:tc>
+          <w:tcPr/>
+          <w:p>
+            <w:pPr>
+              <w:pStyle w:val="Compact"/>
+              <w:jc w:val="left"/>
+            </w:pPr>
+            <w:r>
               <w:t xml:space="preserve">Every day</w:t>
             </w:r>
           </w:p>
@@ -345,7 +395,7 @@
               <w:jc w:val="left"/>
             </w:pPr>
             <w:r>
-              <w:t xml:space="preserve">1-2 times a week</w:t>
+              <w:t xml:space="preserve">Once a week (from W3: Wed 15:00)</w:t>
             </w:r>
           </w:p>
         </w:tc>
@@ -431,21 +481,21 @@
               <w:jc w:val="left"/>
             </w:pPr>
             <w:r>
-              <w:t xml:space="preserve">Self-report and weekly plan sent to the Manager</w:t>
-            </w:r>
-          </w:p>
-        </w:tc>
-      </w:tr>
-      <w:tr>
-        <w:tc>
-          <w:tcPr/>
-          <w:p>
-            <w:pPr>
-              <w:pStyle w:val="Compact"/>
-              <w:jc w:val="left"/>
-            </w:pPr>
-            <w:r>
-              <w:t xml:space="preserve">Friday afternoon</w:t>
+              <w:t xml:space="preserve">Self-report (format below) and weekly plan sent to the Manager, copy to the Senior</w:t>
+            </w:r>
+          </w:p>
+        </w:tc>
+      </w:tr>
+      <w:tr>
+        <w:tc>
+          <w:tcPr/>
+          <w:p>
+            <w:pPr>
+              <w:pStyle w:val="Compact"/>
+              <w:jc w:val="left"/>
+            </w:pPr>
+            <w:r>
+              <w:t xml:space="preserve">Friday 13:00 (Hire A) or 13:45 (Hire B)</w:t>
             </w:r>
           </w:p>
         </w:tc>
@@ -589,7 +639,7 @@
         <w:t xml:space="preserve"> </w:t>
       </w:r>
       <w:r>
-        <w:t xml:space="preserve">(W1-W2) or the week's row in</w:t>
+        <w:t xml:space="preserve">(W1-W2). From W3, open the week's row in Section 3 of</w:t>
       </w:r>
       <w:r>
         <w:t xml:space="preserve"> </w:t>
@@ -604,7 +654,7 @@
         <w:t xml:space="preserve"> </w:t>
       </w:r>
       <w:r>
-        <w:t xml:space="preserve">(W3 onward). Copy the fixed commitments into your weekly plan: sessions, 1:1, office hours, shadows, deadlines.</w:t>
+        <w:t xml:space="preserve">and the standard week in its Section 5, plus that week's self-study list and Knowledge Topics rows. Copy the fixed commitments into your weekly plan: sessions, 1:1, office hours, shadows, deadlines.</w:t>
       </w:r>
     </w:p>
     <w:p>
@@ -801,7 +851,7 @@
         <w:pStyle w:val="Compact"/>
       </w:pPr>
       <w:r>
-        <w:t xml:space="preserve">At the 16:45 wrap, mark each item done, moved (and to when), or dropped (and who agreed). Two days in a row with the same unfinished top-3 item is a signal: raise it at the next stand-up or 1:1.</w:t>
+        <w:t xml:space="preserve">At the 16:45 wrap, mark each item done, moved (and to when), or dropped (and who agreed). Two days in a row with the same unfinished top-3 item is a signal: raise it with the Manager in Teams, or at the Monday confirm or 1:1.</w:t>
       </w:r>
     </w:p>
     <w:bookmarkEnd w:id="25"/>
@@ -1205,7 +1255,7 @@
               <w:jc w:val="left"/>
             </w:pPr>
             <w:r>
-              <w:t xml:space="preserve">Never without change control. No production write access before day 60</w:t>
+              <w:t xml:space="preserve">Never without change control. No production write access before day 60: changes to your owned tool are drafted and tested in a test copy until the day-60 review</w:t>
             </w:r>
           </w:p>
         </w:tc>
@@ -1905,7 +1955,7 @@
               <w:jc w:val="left"/>
             </w:pPr>
             <w:r>
-              <w:t xml:space="preserve">Manager (stand-up or 1:1)</w:t>
+              <w:t xml:space="preserve">Manager (Teams, Monday confirm or 1:1)</w:t>
             </w:r>
           </w:p>
         </w:tc>
@@ -2057,12 +2107,20 @@
               <w:jc w:val="left"/>
             </w:pPr>
             <w:r>
-              <w:t xml:space="preserve">Manager decides whether to contact the broker</w:t>
+              <w:t xml:space="preserve">The Senior (or the Manager), who decides whether to ask the broker</w:t>
             </w:r>
           </w:p>
         </w:tc>
       </w:tr>
     </w:tbl>
+    <w:p>
+      <w:pPr>
+        <w:pStyle w:val="BodyText"/>
+      </w:pPr>
+      <w:r>
+        <w:t xml:space="preserve">Brokers, agentes aduanales and trade counsel: before the day-60 review, you never contact them directly. The question goes to the Senior (or the Manager). After day 60, with the Senior's agreement, you may email the broker with the Senior copied.</w:t>
+      </w:r>
+    </w:p>
     <w:bookmarkEnd w:id="31"/>
     <w:bookmarkStart w:id="32" w:name="senior-office-hours"/>
     <w:p>
@@ -2094,7 +2152,7 @@
         <w:t xml:space="preserve">docs/02-weeks-1-2-schedule.md</w:t>
       </w:r>
       <w:r>
-        <w:t xml:space="preserve">; from W3, in the weekly plan in</w:t>
+        <w:t xml:space="preserve">; from W3, one slot a week, Wed 15:00-15:30, in the standard week in Section 5 of</w:t>
       </w:r>
       <w:r>
         <w:t xml:space="preserve"> </w:t>
@@ -2106,7 +2164,10 @@
         <w:t xml:space="preserve">docs/01-30-60-90-plan.md</w:t>
       </w:r>
       <w:r>
-        <w:t xml:space="preserve">.</w:t>
+        <w:t xml:space="preserve"> </w:t>
+      </w:r>
+      <w:r>
+        <w:t xml:space="preserve">(none in W6, W10 and W11).</w:t>
       </w:r>
     </w:p>
     <w:p>
@@ -2169,7 +2230,7 @@
           <w:bCs/>
           <w:b/>
         </w:rPr>
-        <w:t xml:space="preserve">W1-W8:</w:t>
+        <w:t xml:space="preserve">W1-W5:</w:t>
       </w:r>
       <w:r>
         <w:t xml:space="preserve"> </w:t>
@@ -2185,29 +2246,45 @@
           <w:bCs/>
           <w:b/>
         </w:rPr>
-        <w:t xml:space="preserve">2 items in progress</w:t>
+        <w:t xml:space="preserve">1 real-work item</w:t>
       </w:r>
       <w:r>
         <w:t xml:space="preserve"> </w:t>
       </w:r>
       <w:r>
-        <w:t xml:space="preserve">at once across Jira and Planner (the daily routine doesn't count). At most one of them is real work.</w:t>
-      </w:r>
-    </w:p>
-    <w:p>
-      <w:pPr>
-        <w:numPr>
-          <w:ilvl w:val="0"/>
-          <w:numId w:val="1009"/>
-        </w:numPr>
-        <w:pStyle w:val="Compact"/>
-      </w:pPr>
+        <w:t xml:space="preserve">and</w:t>
+      </w:r>
+      <w:r>
+        <w:t xml:space="preserve"> </w:t>
+      </w:r>
       <w:r>
         <w:rPr>
           <w:bCs/>
           <w:b/>
         </w:rPr>
-        <w:t xml:space="preserve">W9-W13:</w:t>
+        <w:t xml:space="preserve">2 documentation items</w:t>
+      </w:r>
+      <w:r>
+        <w:t xml:space="preserve"> </w:t>
+      </w:r>
+      <w:r>
+        <w:t xml:space="preserve">(tool inventory, SOP draft) in progress. Learning tasks in Planner are not limited, but each has a due date this week.</w:t>
+      </w:r>
+    </w:p>
+    <w:p>
+      <w:pPr>
+        <w:numPr>
+          <w:ilvl w:val="0"/>
+          <w:numId w:val="1009"/>
+        </w:numPr>
+        <w:pStyle w:val="Compact"/>
+      </w:pPr>
+      <w:r>
+        <w:rPr>
+          <w:bCs/>
+          <w:b/>
+        </w:rPr>
+        <w:t xml:space="preserve">W6-W13:</w:t>
       </w:r>
       <w:r>
         <w:t xml:space="preserve"> </w:t>
@@ -2226,7 +2303,7 @@
         <w:t xml:space="preserve">3 items in progress</w:t>
       </w:r>
       <w:r>
-        <w:t xml:space="preserve">: one process-cycle item, one backlog item (exports or reporting), one documentation or e2open item.</w:t>
+        <w:t xml:space="preserve">: one primary-process item (brief, model, PPV, cost input file, then your live cycle), one transition item (exports, then reporting), and one owned-tool, e2open or documentation item. Run them one after another inside each slot: for example, Hire A's model handoff, then the ad-hoc investigation; exports item 2 before the reporting item.</w:t>
       </w:r>
     </w:p>
     <w:p>
@@ -2238,6 +2315,18 @@
         <w:pStyle w:val="Compact"/>
       </w:pPr>
       <w:r>
+        <w:t xml:space="preserve">Items waiting for a review, data or access go to the Waiting or Blocked bucket and don't count toward the limit.</w:t>
+      </w:r>
+    </w:p>
+    <w:p>
+      <w:pPr>
+        <w:numPr>
+          <w:ilvl w:val="0"/>
+          <w:numId w:val="1009"/>
+        </w:numPr>
+        <w:pStyle w:val="Compact"/>
+      </w:pPr>
+      <w:r>
         <w:t xml:space="preserve">"Done" means reviewed and posted. "I sent it" is not done.</w:t>
       </w:r>
     </w:p>
@@ -2250,7 +2339,7 @@
         <w:pStyle w:val="Compact"/>
       </w:pPr>
       <w:r>
-        <w:t xml:space="preserve">A blocked item goes to the Blocked column with the reason, who it's waiting on, and the date. It doesn't count toward the limit, but check it daily and escalate to the Manager after 2 working days.</w:t>
+        <w:t xml:space="preserve">Give a waiting or blocked item the reason, who it's waiting on, and the date. Check it daily and escalate to the Manager after 2 working days.</w:t>
       </w:r>
     </w:p>
     <w:p>
@@ -2262,7 +2351,7 @@
         <w:pStyle w:val="Compact"/>
       </w:pPr>
       <w:r>
-        <w:t xml:space="preserve">Want to start something new while at the limit? Finish or park one first, and say which in the stand-up.</w:t>
+        <w:t xml:space="preserve">Want to start something new while at the limit? Finish or park one first, and tell the Manager which in Teams.</w:t>
       </w:r>
     </w:p>
     <w:bookmarkEnd w:id="34"/>
@@ -2436,7 +2525,7 @@
         <w:pStyle w:val="Compact"/>
       </w:pPr>
       <w:r>
-        <w:t xml:space="preserve">"I can have the item list for the affected HTS codes to you by 16:00 today. The reviewed cost impact needs a second-person check, so the earliest is 10:00 tomorrow. Which helps you more for your meeting?"</w:t>
+        <w:t xml:space="preserve">"Research can have the item list for the affected HTS codes to you by 16:00 today. The reviewed cost impact needs a second-person check, so the earliest is 10:00 tomorrow. Which helps you more for your meeting?"</w:t>
       </w:r>
     </w:p>
     <w:p>
@@ -2806,7 +2895,7 @@
               <w:jc w:val="left"/>
             </w:pPr>
             <w:r>
-              <w:t xml:space="preserve">W1-W4, 10/19-11/13</w:t>
+              <w:t xml:space="preserve">W1-W5, 10/19-11/20</w:t>
             </w:r>
           </w:p>
         </w:tc>
@@ -2830,19 +2919,19 @@
               <w:jc w:val="left"/>
             </w:pPr>
             <w:r>
-              <w:t xml:space="preserve">28 h / 12 h</w:t>
-            </w:r>
-          </w:p>
-        </w:tc>
-        <w:tc>
-          <w:tcPr/>
-          <w:p>
-            <w:pPr>
-              <w:pStyle w:val="Compact"/>
-              <w:jc w:val="left"/>
-            </w:pPr>
-            <w:r>
-              <w:t xml:space="preserve">Shadow write-ups, tool inventory, first small real analysis, first cards and tool-doc drafts</w:t>
+              <w:t xml:space="preserve">28 h / 10 h</w:t>
+            </w:r>
+          </w:p>
+        </w:tc>
+        <w:tc>
+          <w:tcPr/>
+          <w:p>
+            <w:pPr>
+              <w:pStyle w:val="Compact"/>
+              <w:jc w:val="left"/>
+            </w:pPr>
+            <w:r>
+              <w:t xml:space="preserve">Shadow write-ups, tool inventory, first small real analysis, first cards and SOP draft</w:t>
             </w:r>
           </w:p>
         </w:tc>
@@ -2868,7 +2957,7 @@
               <w:jc w:val="left"/>
             </w:pPr>
             <w:r>
-              <w:t xml:space="preserve">W5-W8, 11/16-12/11</w:t>
+              <w:t xml:space="preserve">W6-W9, 11/23-12/18</w:t>
             </w:r>
           </w:p>
         </w:tc>
@@ -2892,19 +2981,19 @@
               <w:jc w:val="left"/>
             </w:pPr>
             <w:r>
-              <w:t xml:space="preserve">20 h / 20 h</w:t>
-            </w:r>
-          </w:p>
-        </w:tc>
-        <w:tc>
-          <w:tcPr/>
-          <w:p>
-            <w:pPr>
-              <w:pStyle w:val="Compact"/>
-              <w:jc w:val="left"/>
-            </w:pPr>
-            <w:r>
-              <w:t xml:space="preserve">Your own tool's docs, reviewed track items, exports backlog items from W6</w:t>
+              <w:t xml:space="preserve">20 h / 18 h</w:t>
+            </w:r>
+          </w:p>
+        </w:tc>
+        <w:tc>
+          <w:tcPr/>
+          <w:p>
+            <w:pPr>
+              <w:pStyle w:val="Compact"/>
+              <w:jc w:val="left"/>
+            </w:pPr>
+            <w:r>
+              <w:t xml:space="preserve">Your own tool's doc and test-copy change, reviewed track items, exports backlog items</w:t>
             </w:r>
           </w:p>
         </w:tc>
@@ -2930,43 +3019,43 @@
               <w:jc w:val="left"/>
             </w:pPr>
             <w:r>
-              <w:t xml:space="preserve">W9-W13, 12/14-1/15</w:t>
-            </w:r>
-          </w:p>
-        </w:tc>
-        <w:tc>
-          <w:tcPr/>
-          <w:p>
-            <w:pPr>
-              <w:pStyle w:val="Compact"/>
-              <w:jc w:val="left"/>
-            </w:pPr>
-            <w:r>
-              <w:t xml:space="preserve">about 30 / 70</w:t>
-            </w:r>
-          </w:p>
-        </w:tc>
-        <w:tc>
-          <w:tcPr/>
-          <w:p>
-            <w:pPr>
-              <w:pStyle w:val="Compact"/>
-              <w:jc w:val="left"/>
-            </w:pPr>
-            <w:r>
-              <w:t xml:space="preserve">12 h / 28 h</w:t>
-            </w:r>
-          </w:p>
-        </w:tc>
-        <w:tc>
-          <w:tcPr/>
-          <w:p>
-            <w:pPr>
-              <w:pStyle w:val="Compact"/>
-              <w:jc w:val="left"/>
-            </w:pPr>
-            <w:r>
-              <w:t xml:space="preserve">Running your process cycle with maker-checker, e2open as-is doc and data map, reporting backlog items from W10</w:t>
+              <w:t xml:space="preserve">W10-W13, 12/21-1/15</w:t>
+            </w:r>
+          </w:p>
+        </w:tc>
+        <w:tc>
+          <w:tcPr/>
+          <w:p>
+            <w:pPr>
+              <w:pStyle w:val="Compact"/>
+              <w:jc w:val="left"/>
+            </w:pPr>
+            <w:r>
+              <w:t xml:space="preserve">about 40 / 60</w:t>
+            </w:r>
+          </w:p>
+        </w:tc>
+        <w:tc>
+          <w:tcPr/>
+          <w:p>
+            <w:pPr>
+              <w:pStyle w:val="Compact"/>
+              <w:jc w:val="left"/>
+            </w:pPr>
+            <w:r>
+              <w:t xml:space="preserve">14 h / 24 h</w:t>
+            </w:r>
+          </w:p>
+        </w:tc>
+        <w:tc>
+          <w:tcPr/>
+          <w:p>
+            <w:pPr>
+              <w:pStyle w:val="Compact"/>
+              <w:jc w:val="left"/>
+            </w:pPr>
+            <w:r>
+              <w:t xml:space="preserve">Running your process cycle with maker-checker, e2open as-is doc, data map and kickoff, reporting backlog items</w:t>
             </w:r>
           </w:p>
         </w:tc>
@@ -2978,6 +3067,30 @@
       </w:pPr>
       <w:r>
         <w:t xml:space="preserve">Notes:</w:t>
+      </w:r>
+    </w:p>
+    <w:p>
+      <w:pPr>
+        <w:numPr>
+          <w:ilvl w:val="0"/>
+          <w:numId w:val="1014"/>
+        </w:numPr>
+        <w:pStyle w:val="Compact"/>
+      </w:pPr>
+      <w:r>
+        <w:t xml:space="preserve">The hours match the 40-hour table in Section 2 of</w:t>
+      </w:r>
+      <w:r>
+        <w:t xml:space="preserve"> </w:t>
+      </w:r>
+      <w:r>
+        <w:rPr>
+          <w:rStyle w:val="VerbatimChar"/>
+        </w:rPr>
+        <w:t xml:space="preserve">docs/01-30-60-90-plan.md</w:t>
+      </w:r>
+      <w:r>
+        <w:t xml:space="preserve">; about 2 h a week of admin is in neither column.</w:t>
       </w:r>
     </w:p>
     <w:p>
@@ -3031,270 +3144,21 @@
         <w:pStyle w:val="FirstParagraph"/>
       </w:pPr>
       <w:r>
-        <w:t xml:space="preserve">Send it to the Manager by 11:30 on Friday (post it in your OneNote section "Weekly plans and self-reports" and send the link). It drives the 1:1, so keep it short and honest: 10-15 lines.</w:t>
-      </w:r>
-    </w:p>
-    <w:tbl>
-      <w:tblPr>
-        <w:tblStyle w:val="Table"/>
-        <w:tblW w:type="auto" w:w="0"/>
-        <w:tblLook w:firstRow="1" w:lastRow="0" w:firstColumn="0" w:lastColumn="0" w:noHBand="0" w:noVBand="0" w:val="0020"/>
-        <w:jc w:val="start"/>
-      </w:tblPr>
-      <w:tblGrid>
-        <w:gridCol w:w="3960"/>
-        <w:gridCol w:w="3960"/>
-      </w:tblGrid>
-      <w:tr>
-        <w:trPr>
-          <w:tblHeader w:val="true"/>
-        </w:trPr>
-        <w:tc>
-          <w:tcPr/>
-          <w:p>
-            <w:pPr>
-              <w:pStyle w:val="Compact"/>
-              <w:jc w:val="left"/>
-            </w:pPr>
-            <w:r>
-              <w:t xml:space="preserve">Field</w:t>
-            </w:r>
-          </w:p>
-        </w:tc>
-        <w:tc>
-          <w:tcPr/>
-          <w:p>
-            <w:pPr>
-              <w:pStyle w:val="Compact"/>
-              <w:jc w:val="left"/>
-            </w:pPr>
-            <w:r>
-              <w:t xml:space="preserve">Your entry</w:t>
-            </w:r>
-          </w:p>
-        </w:tc>
-      </w:tr>
-      <w:tr>
-        <w:tc>
-          <w:tcPr/>
-          <w:p>
-            <w:pPr>
-              <w:pStyle w:val="Compact"/>
-              <w:jc w:val="left"/>
-            </w:pPr>
-            <w:r>
-              <w:t xml:space="preserve">Week (W_, dates)</w:t>
-            </w:r>
-          </w:p>
-        </w:tc>
-        <w:tc>
-          <w:tcPr/>
-          <w:p>
-            <w:pPr>
-              <w:pStyle w:val="Compact"/>
-            </w:pPr>
-          </w:p>
-        </w:tc>
-      </w:tr>
-      <w:tr>
-        <w:tc>
-          <w:tcPr/>
-          <w:p>
-            <w:pPr>
-              <w:pStyle w:val="Compact"/>
-              <w:jc w:val="left"/>
-            </w:pPr>
-            <w:r>
-              <w:t xml:space="preserve">Top-3 outcomes: done or not done (and why)</w:t>
-            </w:r>
-          </w:p>
-        </w:tc>
-        <w:tc>
-          <w:tcPr/>
-          <w:p>
-            <w:pPr>
-              <w:pStyle w:val="Compact"/>
-            </w:pPr>
-          </w:p>
-        </w:tc>
-      </w:tr>
-      <w:tr>
-        <w:tc>
-          <w:tcPr/>
-          <w:p>
-            <w:pPr>
-              <w:pStyle w:val="Compact"/>
-              <w:jc w:val="left"/>
-            </w:pPr>
-            <w:r>
-              <w:t xml:space="preserve">Other work completed (Jira keys)</w:t>
-            </w:r>
-          </w:p>
-        </w:tc>
-        <w:tc>
-          <w:tcPr/>
-          <w:p>
-            <w:pPr>
-              <w:pStyle w:val="Compact"/>
-            </w:pPr>
-          </w:p>
-        </w:tc>
-      </w:tr>
-      <w:tr>
-        <w:tc>
-          <w:tcPr/>
-          <w:p>
-            <w:pPr>
-              <w:pStyle w:val="Compact"/>
-              <w:jc w:val="left"/>
-            </w:pPr>
-            <w:r>
-              <w:t xml:space="preserve">Three things I learned</w:t>
-            </w:r>
-          </w:p>
-        </w:tc>
-        <w:tc>
-          <w:tcPr/>
-          <w:p>
-            <w:pPr>
-              <w:pStyle w:val="Compact"/>
-            </w:pPr>
-          </w:p>
-        </w:tc>
-      </w:tr>
-      <w:tr>
-        <w:tc>
-          <w:tcPr/>
-          <w:p>
-            <w:pPr>
-              <w:pStyle w:val="Compact"/>
-              <w:jc w:val="left"/>
-            </w:pPr>
-            <w:r>
-              <w:t xml:space="preserve">Learning / doing hours (estimate)</w:t>
-            </w:r>
-          </w:p>
-        </w:tc>
-        <w:tc>
-          <w:tcPr/>
-          <w:p>
-            <w:pPr>
-              <w:pStyle w:val="Compact"/>
-            </w:pPr>
-          </w:p>
-        </w:tc>
-      </w:tr>
-      <w:tr>
-        <w:tc>
-          <w:tcPr/>
-          <w:p>
-            <w:pPr>
-              <w:pStyle w:val="Compact"/>
-              <w:jc w:val="left"/>
-            </w:pPr>
-            <w:r>
-              <w:t xml:space="preserve">Cards and docs produced (count and links)</w:t>
-            </w:r>
-          </w:p>
-        </w:tc>
-        <w:tc>
-          <w:tcPr/>
-          <w:p>
-            <w:pPr>
-              <w:pStyle w:val="Compact"/>
-            </w:pPr>
-          </w:p>
-        </w:tc>
-      </w:tr>
-      <w:tr>
-        <w:tc>
-          <w:tcPr/>
-          <w:p>
-            <w:pPr>
-              <w:pStyle w:val="Compact"/>
-              <w:jc w:val="left"/>
-            </w:pPr>
-            <w:r>
-              <w:t xml:space="preserve">Questions still open (from the question log)</w:t>
-            </w:r>
-          </w:p>
-        </w:tc>
-        <w:tc>
-          <w:tcPr/>
-          <w:p>
-            <w:pPr>
-              <w:pStyle w:val="Compact"/>
-            </w:pPr>
-          </w:p>
-        </w:tc>
-      </w:tr>
-      <w:tr>
-        <w:tc>
-          <w:tcPr/>
-          <w:p>
-            <w:pPr>
-              <w:pStyle w:val="Compact"/>
-              <w:jc w:val="left"/>
-            </w:pPr>
-            <w:r>
-              <w:t xml:space="preserve">Blockers and asks for the Manager</w:t>
-            </w:r>
-          </w:p>
-        </w:tc>
-        <w:tc>
-          <w:tcPr/>
-          <w:p>
-            <w:pPr>
-              <w:pStyle w:val="Compact"/>
-            </w:pPr>
-          </w:p>
-        </w:tc>
-      </w:tr>
-      <w:tr>
-        <w:tc>
-          <w:tcPr/>
-          <w:p>
-            <w:pPr>
-              <w:pStyle w:val="Compact"/>
-              <w:jc w:val="left"/>
-            </w:pPr>
-            <w:r>
-              <w:t xml:space="preserve">Confidence in this week's main module (0-4)</w:t>
-            </w:r>
-          </w:p>
-        </w:tc>
-        <w:tc>
-          <w:tcPr/>
-          <w:p>
-            <w:pPr>
-              <w:pStyle w:val="Compact"/>
-            </w:pPr>
-          </w:p>
-        </w:tc>
-      </w:tr>
-      <w:tr>
-        <w:tc>
-          <w:tcPr/>
-          <w:p>
-            <w:pPr>
-              <w:pStyle w:val="Compact"/>
-              <w:jc w:val="left"/>
-            </w:pPr>
-            <w:r>
-              <w:t xml:space="preserve">Next week's top-3 (draft)</w:t>
-            </w:r>
-          </w:p>
-        </w:tc>
-        <w:tc>
-          <w:tcPr/>
-          <w:p>
-            <w:pPr>
-              <w:pStyle w:val="Compact"/>
-            </w:pPr>
-          </w:p>
-        </w:tc>
-      </w:tr>
-    </w:tbl>
+        <w:t xml:space="preserve">Use the 5 prompts in Section 5 of</w:t>
+      </w:r>
+      <w:r>
+        <w:t xml:space="preserve"> </w:t>
+      </w:r>
+      <w:r>
+        <w:rPr>
+          <w:rStyle w:val="VerbatimChar"/>
+        </w:rPr>
+        <w:t xml:space="preserve">docs/03-check-ins-and-scorecards.md</w:t>
+      </w:r>
+      <w:r>
+        <w:t xml:space="preserve">; there is no other format. Post it on your OneNote page "Weekly plans and self-reports" by 11:30 on Friday and send the link to the Manager, copy to the Senior. It drives the 1:1, so keep it short and honest. Prompt 1 is where your learning/doing hours go.</w:t>
+      </w:r>
+    </w:p>
     <w:bookmarkEnd w:id="41"/>
     <w:bookmarkStart w:id="46" w:name="templates-copy-and-paste"/>
     <w:p>
@@ -4564,7 +4428,7 @@
         <w:pStyle w:val="FirstParagraph"/>
       </w:pPr>
       <w:r>
-        <w:t xml:space="preserve">Rate yourself with the program scale: 0 = Not yet exposed · 1 = Aware (can explain the basics) · 2 = Guided (does it with help) · 3 = Independent (does it alone; work is reviewed) · 4 = Owns/teaches (runs it, improves it, can train others).</w:t>
+        <w:t xml:space="preserve">Rate each habit 0-3: 0 = not doing it yet, 1 = sometimes, 2 = most days, 3 = every time without reminders. (The 0-4 proficiency scale is for skills, not habits.)</w:t>
       </w:r>
     </w:p>
     <w:tbl>
@@ -4604,7 +4468,7 @@
               <w:jc w:val="left"/>
             </w:pPr>
             <w:r>
-              <w:t xml:space="preserve">Rating (0-4)</w:t>
+              <w:t xml:space="preserve">Rating (0-3)</w:t>
             </w:r>
           </w:p>
         </w:tc>
@@ -5047,7 +4911,27 @@
         <w:pStyle w:val="FirstParagraph"/>
       </w:pPr>
       <w:r>
-        <w:t xml:space="preserve">It is Wednesday 10:30 in Week 5. A new tariff action is published (for example a Federal Register notice under Section 232 or Section 301), effective for goods entered for consumption on or after 12:01 a.m. Eastern next Tuesday. CBP follows up with a CSMS message on how to report it. Hire A's plan for the rest of the week was a tool doc and an analytics item. Hire B's plan was the standard cost cycle prep.</w:t>
+        <w:t xml:space="preserve">It is Tuesday 10:30 in Week 7. A new tariff action is published (for example a Federal Register notice under Section 232 or Section 301), effective for goods entered for consumption on or after 12:01 a.m. Eastern on Friday of next week: 7 business days away. CBP follows up with a CSMS message on how to report it. Hire A's plan for the rest of the week was the A60-1 brief on a recent action and an exports item. Hire B's plan was the PPV analysis.</w:t>
+      </w:r>
+    </w:p>
+    <w:p>
+      <w:pPr>
+        <w:pStyle w:val="BodyText"/>
+      </w:pPr>
+      <w:r>
+        <w:t xml:space="preserve">Who is maker depends on the urgency rule in Section 7 of</w:t>
+      </w:r>
+      <w:r>
+        <w:t xml:space="preserve"> </w:t>
+      </w:r>
+      <w:r>
+        <w:rPr>
+          <w:rStyle w:val="VerbatimChar"/>
+        </w:rPr>
+        <w:t xml:space="preserve">docs/01-30-60-90-plan.md</w:t>
+      </w:r>
+      <w:r>
+        <w:t xml:space="preserve">. With 5-15 business days, the hire is maker, with a 15-minute daily checkpoint and checker review before release. If the effective date were fewer than 5 business days away (or the action were business-critical), the Senior would be maker for the WHAT and the Manager for the $, each checking the other. You would shadow, draft a parallel practice brief or model for review afterward, and write after-action notes within 2 working days. In W1-W2 the trainer is always maker.</w:t>
       </w:r>
     </w:p>
     <w:p>
@@ -5077,7 +4961,7 @@
         <w:t xml:space="preserve"> </w:t>
       </w:r>
       <w:r>
-        <w:t xml:space="preserve">log a Jira Research item with the source link and the effective date. Message the Manager: "New [authority] action effective [date], logged as [KEY]. I propose a 2-hour scoping pass and a draft Tariff-Impact Brief by Thursday 12:00. OK to pause my tool doc?"</w:t>
+        <w:t xml:space="preserve">log a Jira Research item with the source link and the effective date. Message the Manager: "New [authority] action effective [date], 7 business days out, logged as [KEY]. I propose a 2-hour scoping pass and a draft Tariff-Impact Brief by Thursday 12:00, with a daily 15-minute checkpoint with the Senior. OK to pause the recent-action brief and use this one as my A60-1 evidence?"</w:t>
       </w:r>
     </w:p>
     <w:p>
@@ -5099,7 +4983,7 @@
         <w:t xml:space="preserve"> </w:t>
       </w:r>
       <w:r>
-        <w:t xml:space="preserve">the tool doc moves to Blocked or To Do (it doesn't stay half-open, because of the WIP limit). Update the daily and weekly plans. Tell the Manager what slips.</w:t>
+        <w:t xml:space="preserve">the recent-action brief goes back to To Do (one primary-process item at a time); the exports item stays in its slot. Update the daily and weekly plans. Tell the Manager what slips.</w:t>
       </w:r>
     </w:p>
     <w:p>
@@ -5121,7 +5005,7 @@
         <w:t xml:space="preserve"> </w:t>
       </w:r>
       <w:r>
-        <w:t xml:space="preserve">put a 30-minute maker-checker slot with the Senior or Manager on Thursday morning before you start writing.</w:t>
+        <w:t xml:space="preserve">put a 30-minute maker-checker slot with the Senior on Thursday at 15:00 on the calendar before you start writing.</w:t>
       </w:r>
     </w:p>
     <w:p>
@@ -5165,7 +5049,7 @@
         <w:t xml:space="preserve"> </w:t>
       </w:r>
       <w:r>
-        <w:t xml:space="preserve">using read-only data, pull the items with those HTS codes and origins from [COMPANY: AS400 trade item extract]. Count the affected items and flag any whose classification you're not sure of.</w:t>
+        <w:t xml:space="preserve">using read-only data, pull the items with those HTS codes and origins from [COMPANY: AS400 trade item extract]. Count the affected items and flag any whose classification you're not sure of. This item list is Research's determination.</w:t>
       </w:r>
     </w:p>
     <w:p>
@@ -5199,7 +5083,7 @@
         <w:t xml:space="preserve">docs/templates/domain/tariff-impact-brief.md</w:t>
       </w:r>
       <w:r>
-        <w:t xml:space="preserve">, marked "DRAFT - not reviewed". Interpretation questions on stacking or scope pass the "ask now" test: take them to the Senior, or through the Manager to [COMPANY: broker or trade counsel].</w:t>
+        <w:t xml:space="preserve">, marked "DRAFT - not reviewed". Interpretation questions on stacking or scope pass the "ask now" test: take them to the Senior (or the Manager), who decides whether to ask [COMPANY: broker or trade counsel]. You don't contact them yourself.</w:t>
       </w:r>
     </w:p>
     <w:p>
@@ -5260,7 +5144,7 @@
         <w:pStyle w:val="FirstParagraph"/>
       </w:pPr>
       <w:r>
-        <w:t xml:space="preserve">Suggested handling, Hire B (Standard Cost owns the $): while the brief is in review, set up the model's item and current-cost baseline. Label everything "pending brief [KEY]". Don't release any $ impact until the brief is reviewed and your own numbers have had their own maker-checker review. If the action changes the cost cycle prep, tell the Manager the same day.</w:t>
+        <w:t xml:space="preserve">Suggested handling, Hire B (Standard Cost owns the $): park the PPV analysis (back to To Do; one primary-process item at a time) and tell the Manager. While the brief is in review, set up the model's cost baseline (customs value, volume, current duty, standard cost, sell price) for Research's draft item list. Label everything "pending brief [KEY]". Don't add or drop items yourself, and don't release any $ impact until the brief is reviewed and your own numbers have had their own maker-checker review. If the action changes the cost cycle prep, tell the Manager the same day.</w:t>
       </w:r>
     </w:p>
     <w:p>
@@ -5268,7 +5152,7 @@
         <w:pStyle w:val="BodyText"/>
       </w:pPr>
       <w:r>
-        <w:t xml:space="preserve">What not to do: build on figures from a news article; let Research estimate cost impact (that's the $); skip the review "because it's urgent"; stay late without telling anyone.</w:t>
+        <w:t xml:space="preserve">What not to do: build on figures from a news article; let Research estimate cost impact (that's the $) or let Standard Cost decide scope (that's the WHAT); skip the review "because it's urgent"; stay late without telling anyone.</w:t>
       </w:r>
     </w:p>
     <w:bookmarkEnd w:id="47"/>
@@ -5310,7 +5194,29 @@
           <w:bCs/>
           <w:b/>
         </w:rPr>
-        <w:t xml:space="preserve">Clarify within 15 minutes</w:t>
+        <w:t xml:space="preserve">Tell the Manager within 15 minutes.</w:t>
+      </w:r>
+      <w:r>
+        <w:t xml:space="preserve"> </w:t>
+      </w:r>
+      <w:r>
+        <w:t xml:space="preserve">A same-day P1 or P2 date is the Manager's call in days 1-60. If the duty takes effect in fewer than 5 business days, the Manager is maker for the $ and you prepare the inputs.</w:t>
+      </w:r>
+    </w:p>
+    <w:p>
+      <w:pPr>
+        <w:numPr>
+          <w:ilvl w:val="0"/>
+          <w:numId w:val="1016"/>
+        </w:numPr>
+        <w:pStyle w:val="Compact"/>
+      </w:pPr>
+      <w:r>
+        <w:rPr>
+          <w:bCs/>
+          <w:b/>
+        </w:rPr>
+        <w:t xml:space="preserve">Clarify</w:t>
       </w:r>
       <w:r>
         <w:t xml:space="preserve"> </w:t>
@@ -5376,10 +5282,10 @@
           <w:bCs/>
           <w:b/>
         </w:rPr>
-        <w:t xml:space="preserve">Reply with options</w:t>
-      </w:r>
-      <w:r>
-        <w:t xml:space="preserve">, for example: "By 17:00 I can give you a reviewed impact on standard cost for the 40 items, using the rate in brief [KEY]. A margin view by customer needs pricing data I don't have; earliest is Monday." If there's no reviewer today: "Today I can confirm which items are in scope. The reviewed $ impact will be with you by 08:30 tomorrow, before your meeting."</w:t>
+        <w:t xml:space="preserve">Reply with the options the Manager agreed</w:t>
+      </w:r>
+      <w:r>
+        <w:t xml:space="preserve">, for example: "By 17:00 I can give you a reviewed impact on standard cost for the 40 items, using the rate in brief [KEY]. A margin view by customer needs pricing data I don't have; earliest is Monday." If there's no reviewer today: "Today I can send the in-scope item list from Research's reviewed brief [KEY]. The reviewed $ impact will be with you by 08:30 tomorrow, before your meeting." If there is no reviewed brief, say the scope isn't settled yet.</w:t>
       </w:r>
     </w:p>
     <w:p>

--- a/dist/docs/05-time-management.docx
+++ b/dist/docs/05-time-management.docx
@@ -99,7 +99,7 @@
         <w:pStyle w:val="FirstParagraph"/>
       </w:pPr>
       <w:r>
-        <w:t xml:space="preserve">About 6-8 of your 40 hours a week are guided by the Manager or the Senior (about 9 in W1-W2). The other 32-34 are yours to plan: self-study, shadowing, documentation and, later, real work. Both trainers have small, fixed budgets (Manager 8 h a week across both of you, Senior about 4.5 h), so a badly timed question or a missed review slot costs more than it would on a bigger team.</w:t>
+        <w:t xml:space="preserve">About 5-8 of your 40 hours a week are guided by the Manager or the Senior (about 9 in W1-W2, about 5 in W10-W13). The other 32-35 are yours to plan: self-study, shadowing, documentation and, later, real work. Both trainers have small, fixed budgets (Manager 8 h a week across both of you, Senior about 4.5 h), so a badly timed question or a missed review slot costs more than it would on a bigger team.</w:t>
       </w:r>
     </w:p>
     <w:p>
@@ -123,22 +123,25 @@
     <w:tbl>
       <w:tblPr>
         <w:tblStyle w:val="Table"/>
-        <w:tblW w:type="auto" w:w="0"/>
+        <w:tblW w:type="dxa" w:w="9360"/>
         <w:tblLook w:firstRow="1" w:lastRow="0" w:firstColumn="0" w:lastColumn="0" w:noHBand="0" w:noVBand="0" w:val="0020"/>
         <w:jc w:val="start"/>
+        <w:tblLayout w:type="fixed"/>
       </w:tblPr>
       <w:tblGrid>
-        <w:gridCol w:w="1980"/>
-        <w:gridCol w:w="1980"/>
-        <w:gridCol w:w="1980"/>
-        <w:gridCol w:w="1980"/>
+        <w:gridCol w:w="2692"/>
+        <w:gridCol w:w="1796"/>
+        <w:gridCol w:w="1203"/>
+        <w:gridCol w:w="3668"/>
       </w:tblGrid>
       <w:tr>
         <w:trPr>
           <w:tblHeader w:val="true"/>
         </w:trPr>
         <w:tc>
-          <w:tcPr/>
+          <w:tcPr>
+            <w:tcW w:w="2692" w:type="dxa"/>
+          </w:tcPr>
           <w:p>
             <w:pPr>
               <w:pStyle w:val="Compact"/>
@@ -150,7 +153,9 @@
           </w:p>
         </w:tc>
         <w:tc>
-          <w:tcPr/>
+          <w:tcPr>
+            <w:tcW w:w="1796" w:type="dxa"/>
+          </w:tcPr>
           <w:p>
             <w:pPr>
               <w:pStyle w:val="Compact"/>
@@ -162,7 +167,9 @@
           </w:p>
         </w:tc>
         <w:tc>
-          <w:tcPr/>
+          <w:tcPr>
+            <w:tcW w:w="1203" w:type="dxa"/>
+          </w:tcPr>
           <w:p>
             <w:pPr>
               <w:pStyle w:val="Compact"/>
@@ -174,7 +181,9 @@
           </w:p>
         </w:tc>
         <w:tc>
-          <w:tcPr/>
+          <w:tcPr>
+            <w:tcW w:w="3668" w:type="dxa"/>
+          </w:tcPr>
           <w:p>
             <w:pPr>
               <w:pStyle w:val="Compact"/>
@@ -188,7 +197,9 @@
       </w:tr>
       <w:tr>
         <w:tc>
-          <w:tcPr/>
+          <w:tcPr>
+            <w:tcW w:w="2692" w:type="dxa"/>
+          </w:tcPr>
           <w:p>
             <w:pPr>
               <w:pStyle w:val="Compact"/>
@@ -200,7 +211,9 @@
           </w:p>
         </w:tc>
         <w:tc>
-          <w:tcPr/>
+          <w:tcPr>
+            <w:tcW w:w="1796" w:type="dxa"/>
+          </w:tcPr>
           <w:p>
             <w:pPr>
               <w:pStyle w:val="Compact"/>
@@ -212,7 +225,9 @@
           </w:p>
         </w:tc>
         <w:tc>
-          <w:tcPr/>
+          <w:tcPr>
+            <w:tcW w:w="1203" w:type="dxa"/>
+          </w:tcPr>
           <w:p>
             <w:pPr>
               <w:pStyle w:val="Compact"/>
@@ -224,7 +239,9 @@
           </w:p>
         </w:tc>
         <w:tc>
-          <w:tcPr/>
+          <w:tcPr>
+            <w:tcW w:w="3668" w:type="dxa"/>
+          </w:tcPr>
           <w:p>
             <w:pPr>
               <w:pStyle w:val="Compact"/>
@@ -238,7 +255,9 @@
       </w:tr>
       <w:tr>
         <w:tc>
-          <w:tcPr/>
+          <w:tcPr>
+            <w:tcW w:w="2692" w:type="dxa"/>
+          </w:tcPr>
           <w:p>
             <w:pPr>
               <w:pStyle w:val="Compact"/>
@@ -250,7 +269,9 @@
           </w:p>
         </w:tc>
         <w:tc>
-          <w:tcPr/>
+          <w:tcPr>
+            <w:tcW w:w="1796" w:type="dxa"/>
+          </w:tcPr>
           <w:p>
             <w:pPr>
               <w:pStyle w:val="Compact"/>
@@ -262,7 +283,9 @@
           </w:p>
         </w:tc>
         <w:tc>
-          <w:tcPr/>
+          <w:tcPr>
+            <w:tcW w:w="1203" w:type="dxa"/>
+          </w:tcPr>
           <w:p>
             <w:pPr>
               <w:pStyle w:val="Compact"/>
@@ -274,7 +297,9 @@
           </w:p>
         </w:tc>
         <w:tc>
-          <w:tcPr/>
+          <w:tcPr>
+            <w:tcW w:w="3668" w:type="dxa"/>
+          </w:tcPr>
           <w:p>
             <w:pPr>
               <w:pStyle w:val="Compact"/>
@@ -288,7 +313,9 @@
       </w:tr>
       <w:tr>
         <w:tc>
-          <w:tcPr/>
+          <w:tcPr>
+            <w:tcW w:w="2692" w:type="dxa"/>
+          </w:tcPr>
           <w:p>
             <w:pPr>
               <w:pStyle w:val="Compact"/>
@@ -300,7 +327,9 @@
           </w:p>
         </w:tc>
         <w:tc>
-          <w:tcPr/>
+          <w:tcPr>
+            <w:tcW w:w="1796" w:type="dxa"/>
+          </w:tcPr>
           <w:p>
             <w:pPr>
               <w:pStyle w:val="Compact"/>
@@ -312,7 +341,9 @@
           </w:p>
         </w:tc>
         <w:tc>
-          <w:tcPr/>
+          <w:tcPr>
+            <w:tcW w:w="1203" w:type="dxa"/>
+          </w:tcPr>
           <w:p>
             <w:pPr>
               <w:pStyle w:val="Compact"/>
@@ -324,7 +355,9 @@
           </w:p>
         </w:tc>
         <w:tc>
-          <w:tcPr/>
+          <w:tcPr>
+            <w:tcW w:w="3668" w:type="dxa"/>
+          </w:tcPr>
           <w:p>
             <w:pPr>
               <w:pStyle w:val="Compact"/>
@@ -338,7 +371,9 @@
       </w:tr>
       <w:tr>
         <w:tc>
-          <w:tcPr/>
+          <w:tcPr>
+            <w:tcW w:w="2692" w:type="dxa"/>
+          </w:tcPr>
           <w:p>
             <w:pPr>
               <w:pStyle w:val="Compact"/>
@@ -350,7 +385,9 @@
           </w:p>
         </w:tc>
         <w:tc>
-          <w:tcPr/>
+          <w:tcPr>
+            <w:tcW w:w="1796" w:type="dxa"/>
+          </w:tcPr>
           <w:p>
             <w:pPr>
               <w:pStyle w:val="Compact"/>
@@ -362,7 +399,9 @@
           </w:p>
         </w:tc>
         <w:tc>
-          <w:tcPr/>
+          <w:tcPr>
+            <w:tcW w:w="1203" w:type="dxa"/>
+          </w:tcPr>
           <w:p>
             <w:pPr>
               <w:pStyle w:val="Compact"/>
@@ -374,7 +413,9 @@
           </w:p>
         </w:tc>
         <w:tc>
-          <w:tcPr/>
+          <w:tcPr>
+            <w:tcW w:w="3668" w:type="dxa"/>
+          </w:tcPr>
           <w:p>
             <w:pPr>
               <w:pStyle w:val="Compact"/>
@@ -388,19 +429,23 @@
       </w:tr>
       <w:tr>
         <w:tc>
-          <w:tcPr/>
-          <w:p>
-            <w:pPr>
-              <w:pStyle w:val="Compact"/>
-              <w:jc w:val="left"/>
-            </w:pPr>
-            <w:r>
-              <w:t xml:space="preserve">Once a week (from W3: Wed 15:00)</w:t>
-            </w:r>
-          </w:p>
-        </w:tc>
-        <w:tc>
-          <w:tcPr/>
+          <w:tcPr>
+            <w:tcW w:w="2692" w:type="dxa"/>
+          </w:tcPr>
+          <w:p>
+            <w:pPr>
+              <w:pStyle w:val="Compact"/>
+              <w:jc w:val="left"/>
+            </w:pPr>
+            <w:r>
+              <w:t xml:space="preserve">Once a week (from W3: Wed 15:00; none in W5, W6, W9, W10, W11)</w:t>
+            </w:r>
+          </w:p>
+        </w:tc>
+        <w:tc>
+          <w:tcPr>
+            <w:tcW w:w="1796" w:type="dxa"/>
+          </w:tcPr>
           <w:p>
             <w:pPr>
               <w:pStyle w:val="Compact"/>
@@ -412,7 +457,9 @@
           </w:p>
         </w:tc>
         <w:tc>
-          <w:tcPr/>
+          <w:tcPr>
+            <w:tcW w:w="1203" w:type="dxa"/>
+          </w:tcPr>
           <w:p>
             <w:pPr>
               <w:pStyle w:val="Compact"/>
@@ -424,7 +471,9 @@
           </w:p>
         </w:tc>
         <w:tc>
-          <w:tcPr/>
+          <w:tcPr>
+            <w:tcW w:w="3668" w:type="dxa"/>
+          </w:tcPr>
           <w:p>
             <w:pPr>
               <w:pStyle w:val="Compact"/>
@@ -438,19 +487,23 @@
       </w:tr>
       <w:tr>
         <w:tc>
-          <w:tcPr/>
-          <w:p>
-            <w:pPr>
-              <w:pStyle w:val="Compact"/>
-              <w:jc w:val="left"/>
-            </w:pPr>
-            <w:r>
-              <w:t xml:space="preserve">Friday morning</w:t>
-            </w:r>
-          </w:p>
-        </w:tc>
-        <w:tc>
-          <w:tcPr/>
+          <w:tcPr>
+            <w:tcW w:w="2692" w:type="dxa"/>
+          </w:tcPr>
+          <w:p>
+            <w:pPr>
+              <w:pStyle w:val="Compact"/>
+              <w:jc w:val="left"/>
+            </w:pPr>
+            <w:r>
+              <w:t xml:space="preserve">Friday morning (holiday Fridays: the last working day)</w:t>
+            </w:r>
+          </w:p>
+        </w:tc>
+        <w:tc>
+          <w:tcPr>
+            <w:tcW w:w="1796" w:type="dxa"/>
+          </w:tcPr>
           <w:p>
             <w:pPr>
               <w:pStyle w:val="Compact"/>
@@ -462,7 +515,9 @@
           </w:p>
         </w:tc>
         <w:tc>
-          <w:tcPr/>
+          <w:tcPr>
+            <w:tcW w:w="1203" w:type="dxa"/>
+          </w:tcPr>
           <w:p>
             <w:pPr>
               <w:pStyle w:val="Compact"/>
@@ -474,7 +529,9 @@
           </w:p>
         </w:tc>
         <w:tc>
-          <w:tcPr/>
+          <w:tcPr>
+            <w:tcW w:w="3668" w:type="dxa"/>
+          </w:tcPr>
           <w:p>
             <w:pPr>
               <w:pStyle w:val="Compact"/>
@@ -488,19 +545,23 @@
       </w:tr>
       <w:tr>
         <w:tc>
-          <w:tcPr/>
-          <w:p>
-            <w:pPr>
-              <w:pStyle w:val="Compact"/>
-              <w:jc w:val="left"/>
-            </w:pPr>
-            <w:r>
-              <w:t xml:space="preserve">Friday 13:00 (Hire A) or 13:45 (Hire B)</w:t>
-            </w:r>
-          </w:p>
-        </w:tc>
-        <w:tc>
-          <w:tcPr/>
+          <w:tcPr>
+            <w:tcW w:w="2692" w:type="dxa"/>
+          </w:tcPr>
+          <w:p>
+            <w:pPr>
+              <w:pStyle w:val="Compact"/>
+              <w:jc w:val="left"/>
+            </w:pPr>
+            <w:r>
+              <w:t xml:space="preserve">Friday 13:00 (Hire A) or 13:45 (Hire B); holiday Fridays: the last working day</w:t>
+            </w:r>
+          </w:p>
+        </w:tc>
+        <w:tc>
+          <w:tcPr>
+            <w:tcW w:w="1796" w:type="dxa"/>
+          </w:tcPr>
           <w:p>
             <w:pPr>
               <w:pStyle w:val="Compact"/>
@@ -512,19 +573,23 @@
           </w:p>
         </w:tc>
         <w:tc>
-          <w:tcPr/>
-          <w:p>
-            <w:pPr>
-              <w:pStyle w:val="Compact"/>
-              <w:jc w:val="left"/>
-            </w:pPr>
-            <w:r>
-              <w:t xml:space="preserve">45 min</w:t>
-            </w:r>
-          </w:p>
-        </w:tc>
-        <w:tc>
-          <w:tcPr/>
+          <w:tcPr>
+            <w:tcW w:w="1203" w:type="dxa"/>
+          </w:tcPr>
+          <w:p>
+            <w:pPr>
+              <w:pStyle w:val="Compact"/>
+              <w:jc w:val="left"/>
+            </w:pPr>
+            <w:r>
+              <w:t xml:space="preserve">45 min (30 min in W5, W6, W9-W11, W13)</w:t>
+            </w:r>
+          </w:p>
+        </w:tc>
+        <w:tc>
+          <w:tcPr>
+            <w:tcW w:w="3668" w:type="dxa"/>
+          </w:tcPr>
           <w:p>
             <w:pPr>
               <w:pStyle w:val="Compact"/>
@@ -547,7 +612,9 @@
       </w:tr>
       <w:tr>
         <w:tc>
-          <w:tcPr/>
+          <w:tcPr>
+            <w:tcW w:w="2692" w:type="dxa"/>
+          </w:tcPr>
           <w:p>
             <w:pPr>
               <w:pStyle w:val="Compact"/>
@@ -559,7 +626,9 @@
           </w:p>
         </w:tc>
         <w:tc>
-          <w:tcPr/>
+          <w:tcPr>
+            <w:tcW w:w="1796" w:type="dxa"/>
+          </w:tcPr>
           <w:p>
             <w:pPr>
               <w:pStyle w:val="Compact"/>
@@ -571,7 +640,9 @@
           </w:p>
         </w:tc>
         <w:tc>
-          <w:tcPr/>
+          <w:tcPr>
+            <w:tcW w:w="1203" w:type="dxa"/>
+          </w:tcPr>
           <w:p>
             <w:pPr>
               <w:pStyle w:val="Compact"/>
@@ -583,7 +654,9 @@
           </w:p>
         </w:tc>
         <w:tc>
-          <w:tcPr/>
+          <w:tcPr>
+            <w:tcW w:w="3668" w:type="dxa"/>
+          </w:tcPr>
           <w:p>
             <w:pPr>
               <w:pStyle w:val="Compact"/>
@@ -596,6 +669,26 @@
         </w:tc>
       </w:tr>
     </w:tbl>
+    <w:p>
+      <w:pPr>
+        <w:pStyle w:val="BodyText"/>
+      </w:pPr>
+      <w:r>
+        <w:t xml:space="preserve">Holiday Fridays: when Friday is not a working day (W6 Fri 11/27, assumed off; W10 Fri 12/25; W11 Fri 1/1), the self-report, the 1:1s and the teach-back (W10 only) move to the last working day of that week ([COMPANY: confirm holiday calendar]). In W6 that is Wed 11/25, with the 1:1s at 15:00 (Hire A) and 15:30 (Hire B). The rule is in the standard week, Section 5 of</w:t>
+      </w:r>
+      <w:r>
+        <w:t xml:space="preserve"> </w:t>
+      </w:r>
+      <w:r>
+        <w:rPr>
+          <w:rStyle w:val="VerbatimChar"/>
+        </w:rPr>
+        <w:t xml:space="preserve">docs/01-30-60-90-plan.md</w:t>
+      </w:r>
+      <w:r>
+        <w:t xml:space="preserve">.</w:t>
+      </w:r>
+    </w:p>
     <w:bookmarkEnd w:id="21"/>
     <w:bookmarkStart w:id="24" w:name="weekly-planning-ritual"/>
     <w:p>
@@ -885,21 +978,24 @@
     <w:tbl>
       <w:tblPr>
         <w:tblStyle w:val="Table"/>
-        <w:tblW w:type="auto" w:w="0"/>
+        <w:tblW w:type="dxa" w:w="9360"/>
         <w:tblLook w:firstRow="1" w:lastRow="0" w:firstColumn="0" w:lastColumn="0" w:noHBand="0" w:noVBand="0" w:val="0020"/>
         <w:jc w:val="start"/>
+        <w:tblLayout w:type="fixed"/>
       </w:tblPr>
       <w:tblGrid>
-        <w:gridCol w:w="2640"/>
-        <w:gridCol w:w="2640"/>
-        <w:gridCol w:w="2640"/>
+        <w:gridCol w:w="3413"/>
+        <w:gridCol w:w="2336"/>
+        <w:gridCol w:w="3609"/>
       </w:tblGrid>
       <w:tr>
         <w:trPr>
           <w:tblHeader w:val="true"/>
         </w:trPr>
         <w:tc>
-          <w:tcPr/>
+          <w:tcPr>
+            <w:tcW w:w="3413" w:type="dxa"/>
+          </w:tcPr>
           <w:p>
             <w:pPr>
               <w:pStyle w:val="Compact"/>
@@ -911,7 +1007,9 @@
           </w:p>
         </w:tc>
         <w:tc>
-          <w:tcPr/>
+          <w:tcPr>
+            <w:tcW w:w="2336" w:type="dxa"/>
+          </w:tcPr>
           <w:p>
             <w:pPr>
               <w:pStyle w:val="Compact"/>
@@ -923,7 +1021,9 @@
           </w:p>
         </w:tc>
         <w:tc>
-          <w:tcPr/>
+          <w:tcPr>
+            <w:tcW w:w="3609" w:type="dxa"/>
+          </w:tcPr>
           <w:p>
             <w:pPr>
               <w:pStyle w:val="Compact"/>
@@ -937,7 +1037,9 @@
       </w:tr>
       <w:tr>
         <w:tc>
-          <w:tcPr/>
+          <w:tcPr>
+            <w:tcW w:w="3413" w:type="dxa"/>
+          </w:tcPr>
           <w:p>
             <w:pPr>
               <w:pStyle w:val="Compact"/>
@@ -949,7 +1051,9 @@
           </w:p>
         </w:tc>
         <w:tc>
-          <w:tcPr/>
+          <w:tcPr>
+            <w:tcW w:w="2336" w:type="dxa"/>
+          </w:tcPr>
           <w:p>
             <w:pPr>
               <w:pStyle w:val="Compact"/>
@@ -961,7 +1065,9 @@
           </w:p>
         </w:tc>
         <w:tc>
-          <w:tcPr/>
+          <w:tcPr>
+            <w:tcW w:w="3609" w:type="dxa"/>
+          </w:tcPr>
           <w:p>
             <w:pPr>
               <w:pStyle w:val="Compact"/>
@@ -987,7 +1093,9 @@
       </w:tr>
       <w:tr>
         <w:tc>
-          <w:tcPr/>
+          <w:tcPr>
+            <w:tcW w:w="3413" w:type="dxa"/>
+          </w:tcPr>
           <w:p>
             <w:pPr>
               <w:pStyle w:val="Compact"/>
@@ -999,7 +1107,9 @@
           </w:p>
         </w:tc>
         <w:tc>
-          <w:tcPr/>
+          <w:tcPr>
+            <w:tcW w:w="2336" w:type="dxa"/>
+          </w:tcPr>
           <w:p>
             <w:pPr>
               <w:pStyle w:val="Compact"/>
@@ -1011,7 +1121,9 @@
           </w:p>
         </w:tc>
         <w:tc>
-          <w:tcPr/>
+          <w:tcPr>
+            <w:tcW w:w="3609" w:type="dxa"/>
+          </w:tcPr>
           <w:p>
             <w:pPr>
               <w:pStyle w:val="Compact"/>
@@ -1025,7 +1137,9 @@
       </w:tr>
       <w:tr>
         <w:tc>
-          <w:tcPr/>
+          <w:tcPr>
+            <w:tcW w:w="3413" w:type="dxa"/>
+          </w:tcPr>
           <w:p>
             <w:pPr>
               <w:pStyle w:val="Compact"/>
@@ -1037,7 +1151,9 @@
           </w:p>
         </w:tc>
         <w:tc>
-          <w:tcPr/>
+          <w:tcPr>
+            <w:tcW w:w="2336" w:type="dxa"/>
+          </w:tcPr>
           <w:p>
             <w:pPr>
               <w:pStyle w:val="Compact"/>
@@ -1049,7 +1165,9 @@
           </w:p>
         </w:tc>
         <w:tc>
-          <w:tcPr/>
+          <w:tcPr>
+            <w:tcW w:w="3609" w:type="dxa"/>
+          </w:tcPr>
           <w:p>
             <w:pPr>
               <w:pStyle w:val="Compact"/>
@@ -1063,7 +1181,9 @@
       </w:tr>
       <w:tr>
         <w:tc>
-          <w:tcPr/>
+          <w:tcPr>
+            <w:tcW w:w="3413" w:type="dxa"/>
+          </w:tcPr>
           <w:p>
             <w:pPr>
               <w:pStyle w:val="Compact"/>
@@ -1075,7 +1195,9 @@
           </w:p>
         </w:tc>
         <w:tc>
-          <w:tcPr/>
+          <w:tcPr>
+            <w:tcW w:w="2336" w:type="dxa"/>
+          </w:tcPr>
           <w:p>
             <w:pPr>
               <w:pStyle w:val="Compact"/>
@@ -1087,7 +1209,9 @@
           </w:p>
         </w:tc>
         <w:tc>
-          <w:tcPr/>
+          <w:tcPr>
+            <w:tcW w:w="3609" w:type="dxa"/>
+          </w:tcPr>
           <w:p>
             <w:pPr>
               <w:pStyle w:val="Compact"/>
@@ -1101,7 +1225,9 @@
       </w:tr>
       <w:tr>
         <w:tc>
-          <w:tcPr/>
+          <w:tcPr>
+            <w:tcW w:w="3413" w:type="dxa"/>
+          </w:tcPr>
           <w:p>
             <w:pPr>
               <w:pStyle w:val="Compact"/>
@@ -1113,7 +1239,9 @@
           </w:p>
         </w:tc>
         <w:tc>
-          <w:tcPr/>
+          <w:tcPr>
+            <w:tcW w:w="2336" w:type="dxa"/>
+          </w:tcPr>
           <w:p>
             <w:pPr>
               <w:pStyle w:val="Compact"/>
@@ -1125,7 +1253,9 @@
           </w:p>
         </w:tc>
         <w:tc>
-          <w:tcPr/>
+          <w:tcPr>
+            <w:tcW w:w="3609" w:type="dxa"/>
+          </w:tcPr>
           <w:p>
             <w:pPr>
               <w:pStyle w:val="Compact"/>
@@ -1139,7 +1269,9 @@
       </w:tr>
       <w:tr>
         <w:tc>
-          <w:tcPr/>
+          <w:tcPr>
+            <w:tcW w:w="3413" w:type="dxa"/>
+          </w:tcPr>
           <w:p>
             <w:pPr>
               <w:pStyle w:val="Compact"/>
@@ -1151,7 +1283,9 @@
           </w:p>
         </w:tc>
         <w:tc>
-          <w:tcPr/>
+          <w:tcPr>
+            <w:tcW w:w="2336" w:type="dxa"/>
+          </w:tcPr>
           <w:p>
             <w:pPr>
               <w:pStyle w:val="Compact"/>
@@ -1163,7 +1297,9 @@
           </w:p>
         </w:tc>
         <w:tc>
-          <w:tcPr/>
+          <w:tcPr>
+            <w:tcW w:w="3609" w:type="dxa"/>
+          </w:tcPr>
           <w:p>
             <w:pPr>
               <w:pStyle w:val="Compact"/>
@@ -1177,7 +1313,9 @@
       </w:tr>
       <w:tr>
         <w:tc>
-          <w:tcPr/>
+          <w:tcPr>
+            <w:tcW w:w="3413" w:type="dxa"/>
+          </w:tcPr>
           <w:p>
             <w:pPr>
               <w:pStyle w:val="Compact"/>
@@ -1189,7 +1327,9 @@
           </w:p>
         </w:tc>
         <w:tc>
-          <w:tcPr/>
+          <w:tcPr>
+            <w:tcW w:w="2336" w:type="dxa"/>
+          </w:tcPr>
           <w:p>
             <w:pPr>
               <w:pStyle w:val="Compact"/>
@@ -1201,7 +1341,9 @@
           </w:p>
         </w:tc>
         <w:tc>
-          <w:tcPr/>
+          <w:tcPr>
+            <w:tcW w:w="3609" w:type="dxa"/>
+          </w:tcPr>
           <w:p>
             <w:pPr>
               <w:pStyle w:val="Compact"/>
@@ -1215,7 +1357,9 @@
       </w:tr>
       <w:tr>
         <w:tc>
-          <w:tcPr/>
+          <w:tcPr>
+            <w:tcW w:w="3413" w:type="dxa"/>
+          </w:tcPr>
           <w:p>
             <w:pPr>
               <w:pStyle w:val="Compact"/>
@@ -1227,7 +1371,9 @@
           </w:p>
         </w:tc>
         <w:tc>
-          <w:tcPr/>
+          <w:tcPr>
+            <w:tcW w:w="2336" w:type="dxa"/>
+          </w:tcPr>
           <w:p>
             <w:pPr>
               <w:pStyle w:val="Compact"/>
@@ -1248,7 +1394,9 @@
           </w:p>
         </w:tc>
         <w:tc>
-          <w:tcPr/>
+          <w:tcPr>
+            <w:tcW w:w="3609" w:type="dxa"/>
+          </w:tcPr>
           <w:p>
             <w:pPr>
               <w:pStyle w:val="Compact"/>
@@ -1359,22 +1507,25 @@
     <w:tbl>
       <w:tblPr>
         <w:tblStyle w:val="Table"/>
-        <w:tblW w:type="auto" w:w="0"/>
+        <w:tblW w:type="dxa" w:w="9360"/>
         <w:tblLook w:firstRow="1" w:lastRow="0" w:firstColumn="0" w:lastColumn="0" w:noHBand="0" w:noVBand="0" w:val="0020"/>
         <w:jc w:val="start"/>
+        <w:tblLayout w:type="fixed"/>
       </w:tblPr>
       <w:tblGrid>
-        <w:gridCol w:w="1980"/>
-        <w:gridCol w:w="1980"/>
-        <w:gridCol w:w="1980"/>
-        <w:gridCol w:w="1980"/>
+        <w:gridCol w:w="853"/>
+        <w:gridCol w:w="2849"/>
+        <w:gridCol w:w="3265"/>
+        <w:gridCol w:w="2391"/>
       </w:tblGrid>
       <w:tr>
         <w:trPr>
           <w:tblHeader w:val="true"/>
         </w:trPr>
         <w:tc>
-          <w:tcPr/>
+          <w:tcPr>
+            <w:tcW w:w="853" w:type="dxa"/>
+          </w:tcPr>
           <w:p>
             <w:pPr>
               <w:pStyle w:val="Compact"/>
@@ -1386,7 +1537,9 @@
           </w:p>
         </w:tc>
         <w:tc>
-          <w:tcPr/>
+          <w:tcPr>
+            <w:tcW w:w="2849" w:type="dxa"/>
+          </w:tcPr>
           <w:p>
             <w:pPr>
               <w:pStyle w:val="Compact"/>
@@ -1398,7 +1551,9 @@
           </w:p>
         </w:tc>
         <w:tc>
-          <w:tcPr/>
+          <w:tcPr>
+            <w:tcW w:w="3265" w:type="dxa"/>
+          </w:tcPr>
           <w:p>
             <w:pPr>
               <w:pStyle w:val="Compact"/>
@@ -1410,7 +1565,9 @@
           </w:p>
         </w:tc>
         <w:tc>
-          <w:tcPr/>
+          <w:tcPr>
+            <w:tcW w:w="2391" w:type="dxa"/>
+          </w:tcPr>
           <w:p>
             <w:pPr>
               <w:pStyle w:val="Compact"/>
@@ -1424,7 +1581,9 @@
       </w:tr>
       <w:tr>
         <w:tc>
-          <w:tcPr/>
+          <w:tcPr>
+            <w:tcW w:w="853" w:type="dxa"/>
+          </w:tcPr>
           <w:p>
             <w:pPr>
               <w:pStyle w:val="Compact"/>
@@ -1436,7 +1595,9 @@
           </w:p>
         </w:tc>
         <w:tc>
-          <w:tcPr/>
+          <w:tcPr>
+            <w:tcW w:w="2849" w:type="dxa"/>
+          </w:tcPr>
           <w:p>
             <w:pPr>
               <w:pStyle w:val="Compact"/>
@@ -1448,7 +1609,9 @@
           </w:p>
         </w:tc>
         <w:tc>
-          <w:tcPr/>
+          <w:tcPr>
+            <w:tcW w:w="3265" w:type="dxa"/>
+          </w:tcPr>
           <w:p>
             <w:pPr>
               <w:pStyle w:val="Compact"/>
@@ -1460,7 +1623,9 @@
           </w:p>
         </w:tc>
         <w:tc>
-          <w:tcPr/>
+          <w:tcPr>
+            <w:tcW w:w="2391" w:type="dxa"/>
+          </w:tcPr>
           <w:p>
             <w:pPr>
               <w:pStyle w:val="Compact"/>
@@ -1474,7 +1639,9 @@
       </w:tr>
       <w:tr>
         <w:tc>
-          <w:tcPr/>
+          <w:tcPr>
+            <w:tcW w:w="853" w:type="dxa"/>
+          </w:tcPr>
           <w:p>
             <w:pPr>
               <w:pStyle w:val="Compact"/>
@@ -1486,7 +1653,9 @@
           </w:p>
         </w:tc>
         <w:tc>
-          <w:tcPr/>
+          <w:tcPr>
+            <w:tcW w:w="2849" w:type="dxa"/>
+          </w:tcPr>
           <w:p>
             <w:pPr>
               <w:pStyle w:val="Compact"/>
@@ -1498,7 +1667,9 @@
           </w:p>
         </w:tc>
         <w:tc>
-          <w:tcPr/>
+          <w:tcPr>
+            <w:tcW w:w="3265" w:type="dxa"/>
+          </w:tcPr>
           <w:p>
             <w:pPr>
               <w:pStyle w:val="Compact"/>
@@ -1510,7 +1681,9 @@
           </w:p>
         </w:tc>
         <w:tc>
-          <w:tcPr/>
+          <w:tcPr>
+            <w:tcW w:w="2391" w:type="dxa"/>
+          </w:tcPr>
           <w:p>
             <w:pPr>
               <w:pStyle w:val="Compact"/>
@@ -1524,7 +1697,9 @@
       </w:tr>
       <w:tr>
         <w:tc>
-          <w:tcPr/>
+          <w:tcPr>
+            <w:tcW w:w="853" w:type="dxa"/>
+          </w:tcPr>
           <w:p>
             <w:pPr>
               <w:pStyle w:val="Compact"/>
@@ -1536,7 +1711,9 @@
           </w:p>
         </w:tc>
         <w:tc>
-          <w:tcPr/>
+          <w:tcPr>
+            <w:tcW w:w="2849" w:type="dxa"/>
+          </w:tcPr>
           <w:p>
             <w:pPr>
               <w:pStyle w:val="Compact"/>
@@ -1548,7 +1725,9 @@
           </w:p>
         </w:tc>
         <w:tc>
-          <w:tcPr/>
+          <w:tcPr>
+            <w:tcW w:w="3265" w:type="dxa"/>
+          </w:tcPr>
           <w:p>
             <w:pPr>
               <w:pStyle w:val="Compact"/>
@@ -1560,7 +1739,9 @@
           </w:p>
         </w:tc>
         <w:tc>
-          <w:tcPr/>
+          <w:tcPr>
+            <w:tcW w:w="2391" w:type="dxa"/>
+          </w:tcPr>
           <w:p>
             <w:pPr>
               <w:pStyle w:val="Compact"/>
@@ -1796,21 +1977,24 @@
     <w:tbl>
       <w:tblPr>
         <w:tblStyle w:val="Table"/>
-        <w:tblW w:type="auto" w:w="0"/>
+        <w:tblW w:type="dxa" w:w="9360"/>
         <w:tblLook w:firstRow="1" w:lastRow="0" w:firstColumn="0" w:lastColumn="0" w:noHBand="0" w:noVBand="0" w:val="0020"/>
         <w:jc w:val="start"/>
+        <w:tblLayout w:type="fixed"/>
       </w:tblPr>
       <w:tblGrid>
-        <w:gridCol w:w="2640"/>
-        <w:gridCol w:w="2640"/>
-        <w:gridCol w:w="2640"/>
+        <w:gridCol w:w="3097"/>
+        <w:gridCol w:w="3796"/>
+        <w:gridCol w:w="2466"/>
       </w:tblGrid>
       <w:tr>
         <w:trPr>
           <w:tblHeader w:val="true"/>
         </w:trPr>
         <w:tc>
-          <w:tcPr/>
+          <w:tcPr>
+            <w:tcW w:w="3097" w:type="dxa"/>
+          </w:tcPr>
           <w:p>
             <w:pPr>
               <w:pStyle w:val="Compact"/>
@@ -1822,7 +2006,9 @@
           </w:p>
         </w:tc>
         <w:tc>
-          <w:tcPr/>
+          <w:tcPr>
+            <w:tcW w:w="3796" w:type="dxa"/>
+          </w:tcPr>
           <w:p>
             <w:pPr>
               <w:pStyle w:val="Compact"/>
@@ -1834,7 +2020,9 @@
           </w:p>
         </w:tc>
         <w:tc>
-          <w:tcPr/>
+          <w:tcPr>
+            <w:tcW w:w="2466" w:type="dxa"/>
+          </w:tcPr>
           <w:p>
             <w:pPr>
               <w:pStyle w:val="Compact"/>
@@ -1848,7 +2036,9 @@
       </w:tr>
       <w:tr>
         <w:tc>
-          <w:tcPr/>
+          <w:tcPr>
+            <w:tcW w:w="3097" w:type="dxa"/>
+          </w:tcPr>
           <w:p>
             <w:pPr>
               <w:pStyle w:val="Compact"/>
@@ -1860,7 +2050,9 @@
           </w:p>
         </w:tc>
         <w:tc>
-          <w:tcPr/>
+          <w:tcPr>
+            <w:tcW w:w="3796" w:type="dxa"/>
+          </w:tcPr>
           <w:p>
             <w:pPr>
               <w:pStyle w:val="Compact"/>
@@ -1872,7 +2064,9 @@
           </w:p>
         </w:tc>
         <w:tc>
-          <w:tcPr/>
+          <w:tcPr>
+            <w:tcW w:w="2466" w:type="dxa"/>
+          </w:tcPr>
           <w:p>
             <w:pPr>
               <w:pStyle w:val="Compact"/>
@@ -1886,7 +2080,9 @@
       </w:tr>
       <w:tr>
         <w:tc>
-          <w:tcPr/>
+          <w:tcPr>
+            <w:tcW w:w="3097" w:type="dxa"/>
+          </w:tcPr>
           <w:p>
             <w:pPr>
               <w:pStyle w:val="Compact"/>
@@ -1898,7 +2094,9 @@
           </w:p>
         </w:tc>
         <w:tc>
-          <w:tcPr/>
+          <w:tcPr>
+            <w:tcW w:w="3796" w:type="dxa"/>
+          </w:tcPr>
           <w:p>
             <w:pPr>
               <w:pStyle w:val="Compact"/>
@@ -1910,7 +2108,9 @@
           </w:p>
         </w:tc>
         <w:tc>
-          <w:tcPr/>
+          <w:tcPr>
+            <w:tcW w:w="2466" w:type="dxa"/>
+          </w:tcPr>
           <w:p>
             <w:pPr>
               <w:pStyle w:val="Compact"/>
@@ -1924,7 +2124,9 @@
       </w:tr>
       <w:tr>
         <w:tc>
-          <w:tcPr/>
+          <w:tcPr>
+            <w:tcW w:w="3097" w:type="dxa"/>
+          </w:tcPr>
           <w:p>
             <w:pPr>
               <w:pStyle w:val="Compact"/>
@@ -1936,7 +2138,9 @@
           </w:p>
         </w:tc>
         <w:tc>
-          <w:tcPr/>
+          <w:tcPr>
+            <w:tcW w:w="3796" w:type="dxa"/>
+          </w:tcPr>
           <w:p>
             <w:pPr>
               <w:pStyle w:val="Compact"/>
@@ -1948,7 +2152,9 @@
           </w:p>
         </w:tc>
         <w:tc>
-          <w:tcPr/>
+          <w:tcPr>
+            <w:tcW w:w="2466" w:type="dxa"/>
+          </w:tcPr>
           <w:p>
             <w:pPr>
               <w:pStyle w:val="Compact"/>
@@ -1962,7 +2168,9 @@
       </w:tr>
       <w:tr>
         <w:tc>
-          <w:tcPr/>
+          <w:tcPr>
+            <w:tcW w:w="3097" w:type="dxa"/>
+          </w:tcPr>
           <w:p>
             <w:pPr>
               <w:pStyle w:val="Compact"/>
@@ -1974,7 +2182,9 @@
           </w:p>
         </w:tc>
         <w:tc>
-          <w:tcPr/>
+          <w:tcPr>
+            <w:tcW w:w="3796" w:type="dxa"/>
+          </w:tcPr>
           <w:p>
             <w:pPr>
               <w:pStyle w:val="Compact"/>
@@ -1986,7 +2196,9 @@
           </w:p>
         </w:tc>
         <w:tc>
-          <w:tcPr/>
+          <w:tcPr>
+            <w:tcW w:w="2466" w:type="dxa"/>
+          </w:tcPr>
           <w:p>
             <w:pPr>
               <w:pStyle w:val="Compact"/>
@@ -2000,7 +2212,9 @@
       </w:tr>
       <w:tr>
         <w:tc>
-          <w:tcPr/>
+          <w:tcPr>
+            <w:tcW w:w="3097" w:type="dxa"/>
+          </w:tcPr>
           <w:p>
             <w:pPr>
               <w:pStyle w:val="Compact"/>
@@ -2012,7 +2226,9 @@
           </w:p>
         </w:tc>
         <w:tc>
-          <w:tcPr/>
+          <w:tcPr>
+            <w:tcW w:w="3796" w:type="dxa"/>
+          </w:tcPr>
           <w:p>
             <w:pPr>
               <w:pStyle w:val="Compact"/>
@@ -2024,7 +2240,9 @@
           </w:p>
         </w:tc>
         <w:tc>
-          <w:tcPr/>
+          <w:tcPr>
+            <w:tcW w:w="2466" w:type="dxa"/>
+          </w:tcPr>
           <w:p>
             <w:pPr>
               <w:pStyle w:val="Compact"/>
@@ -2038,7 +2256,9 @@
       </w:tr>
       <w:tr>
         <w:tc>
-          <w:tcPr/>
+          <w:tcPr>
+            <w:tcW w:w="3097" w:type="dxa"/>
+          </w:tcPr>
           <w:p>
             <w:pPr>
               <w:pStyle w:val="Compact"/>
@@ -2050,7 +2270,9 @@
           </w:p>
         </w:tc>
         <w:tc>
-          <w:tcPr/>
+          <w:tcPr>
+            <w:tcW w:w="3796" w:type="dxa"/>
+          </w:tcPr>
           <w:p>
             <w:pPr>
               <w:pStyle w:val="Compact"/>
@@ -2062,7 +2284,9 @@
           </w:p>
         </w:tc>
         <w:tc>
-          <w:tcPr/>
+          <w:tcPr>
+            <w:tcW w:w="2466" w:type="dxa"/>
+          </w:tcPr>
           <w:p>
             <w:pPr>
               <w:pStyle w:val="Compact"/>
@@ -2076,7 +2300,9 @@
       </w:tr>
       <w:tr>
         <w:tc>
-          <w:tcPr/>
+          <w:tcPr>
+            <w:tcW w:w="3097" w:type="dxa"/>
+          </w:tcPr>
           <w:p>
             <w:pPr>
               <w:pStyle w:val="Compact"/>
@@ -2088,7 +2314,9 @@
           </w:p>
         </w:tc>
         <w:tc>
-          <w:tcPr/>
+          <w:tcPr>
+            <w:tcW w:w="3796" w:type="dxa"/>
+          </w:tcPr>
           <w:p>
             <w:pPr>
               <w:pStyle w:val="Compact"/>
@@ -2100,7 +2328,9 @@
           </w:p>
         </w:tc>
         <w:tc>
-          <w:tcPr/>
+          <w:tcPr>
+            <w:tcW w:w="2466" w:type="dxa"/>
+          </w:tcPr>
           <w:p>
             <w:pPr>
               <w:pStyle w:val="Compact"/>
@@ -2167,7 +2397,7 @@
         <w:t xml:space="preserve"> </w:t>
       </w:r>
       <w:r>
-        <w:t xml:space="preserve">(none in W6, W10 and W11).</w:t>
+        <w:t xml:space="preserve">(none in W5, W6, W9, W10 and W11; in those weeks bring non-urgent questions to the recap block of the next Senior session or to your 1:1).</w:t>
       </w:r>
     </w:p>
     <w:p>
@@ -2798,23 +3028,26 @@
     <w:tbl>
       <w:tblPr>
         <w:tblStyle w:val="Table"/>
-        <w:tblW w:type="auto" w:w="0"/>
+        <w:tblW w:type="dxa" w:w="9360"/>
         <w:tblLook w:firstRow="1" w:lastRow="0" w:firstColumn="0" w:lastColumn="0" w:noHBand="0" w:noVBand="0" w:val="0020"/>
         <w:jc w:val="start"/>
+        <w:tblLayout w:type="fixed"/>
       </w:tblPr>
       <w:tblGrid>
-        <w:gridCol w:w="1584"/>
-        <w:gridCol w:w="1584"/>
-        <w:gridCol w:w="1584"/>
-        <w:gridCol w:w="1584"/>
-        <w:gridCol w:w="1584"/>
+        <w:gridCol w:w="881"/>
+        <w:gridCol w:w="1150"/>
+        <w:gridCol w:w="1191"/>
+        <w:gridCol w:w="919"/>
+        <w:gridCol w:w="5217"/>
       </w:tblGrid>
       <w:tr>
         <w:trPr>
           <w:tblHeader w:val="true"/>
         </w:trPr>
         <w:tc>
-          <w:tcPr/>
+          <w:tcPr>
+            <w:tcW w:w="881" w:type="dxa"/>
+          </w:tcPr>
           <w:p>
             <w:pPr>
               <w:pStyle w:val="Compact"/>
@@ -2826,7 +3059,9 @@
           </w:p>
         </w:tc>
         <w:tc>
-          <w:tcPr/>
+          <w:tcPr>
+            <w:tcW w:w="1150" w:type="dxa"/>
+          </w:tcPr>
           <w:p>
             <w:pPr>
               <w:pStyle w:val="Compact"/>
@@ -2838,7 +3073,9 @@
           </w:p>
         </w:tc>
         <w:tc>
-          <w:tcPr/>
+          <w:tcPr>
+            <w:tcW w:w="1191" w:type="dxa"/>
+          </w:tcPr>
           <w:p>
             <w:pPr>
               <w:pStyle w:val="Compact"/>
@@ -2850,7 +3087,9 @@
           </w:p>
         </w:tc>
         <w:tc>
-          <w:tcPr/>
+          <w:tcPr>
+            <w:tcW w:w="919" w:type="dxa"/>
+          </w:tcPr>
           <w:p>
             <w:pPr>
               <w:pStyle w:val="Compact"/>
@@ -2862,7 +3101,9 @@
           </w:p>
         </w:tc>
         <w:tc>
-          <w:tcPr/>
+          <w:tcPr>
+            <w:tcW w:w="5217" w:type="dxa"/>
+          </w:tcPr>
           <w:p>
             <w:pPr>
               <w:pStyle w:val="Compact"/>
@@ -2876,7 +3117,9 @@
       </w:tr>
       <w:tr>
         <w:tc>
-          <w:tcPr/>
+          <w:tcPr>
+            <w:tcW w:w="881" w:type="dxa"/>
+          </w:tcPr>
           <w:p>
             <w:pPr>
               <w:pStyle w:val="Compact"/>
@@ -2888,7 +3131,9 @@
           </w:p>
         </w:tc>
         <w:tc>
-          <w:tcPr/>
+          <w:tcPr>
+            <w:tcW w:w="1150" w:type="dxa"/>
+          </w:tcPr>
           <w:p>
             <w:pPr>
               <w:pStyle w:val="Compact"/>
@@ -2900,7 +3145,9 @@
           </w:p>
         </w:tc>
         <w:tc>
-          <w:tcPr/>
+          <w:tcPr>
+            <w:tcW w:w="1191" w:type="dxa"/>
+          </w:tcPr>
           <w:p>
             <w:pPr>
               <w:pStyle w:val="Compact"/>
@@ -2912,7 +3159,9 @@
           </w:p>
         </w:tc>
         <w:tc>
-          <w:tcPr/>
+          <w:tcPr>
+            <w:tcW w:w="919" w:type="dxa"/>
+          </w:tcPr>
           <w:p>
             <w:pPr>
               <w:pStyle w:val="Compact"/>
@@ -2924,7 +3173,9 @@
           </w:p>
         </w:tc>
         <w:tc>
-          <w:tcPr/>
+          <w:tcPr>
+            <w:tcW w:w="5217" w:type="dxa"/>
+          </w:tcPr>
           <w:p>
             <w:pPr>
               <w:pStyle w:val="Compact"/>
@@ -2938,7 +3189,9 @@
       </w:tr>
       <w:tr>
         <w:tc>
-          <w:tcPr/>
+          <w:tcPr>
+            <w:tcW w:w="881" w:type="dxa"/>
+          </w:tcPr>
           <w:p>
             <w:pPr>
               <w:pStyle w:val="Compact"/>
@@ -2950,7 +3203,9 @@
           </w:p>
         </w:tc>
         <w:tc>
-          <w:tcPr/>
+          <w:tcPr>
+            <w:tcW w:w="1150" w:type="dxa"/>
+          </w:tcPr>
           <w:p>
             <w:pPr>
               <w:pStyle w:val="Compact"/>
@@ -2962,7 +3217,9 @@
           </w:p>
         </w:tc>
         <w:tc>
-          <w:tcPr/>
+          <w:tcPr>
+            <w:tcW w:w="1191" w:type="dxa"/>
+          </w:tcPr>
           <w:p>
             <w:pPr>
               <w:pStyle w:val="Compact"/>
@@ -2974,7 +3231,9 @@
           </w:p>
         </w:tc>
         <w:tc>
-          <w:tcPr/>
+          <w:tcPr>
+            <w:tcW w:w="919" w:type="dxa"/>
+          </w:tcPr>
           <w:p>
             <w:pPr>
               <w:pStyle w:val="Compact"/>
@@ -2986,7 +3245,9 @@
           </w:p>
         </w:tc>
         <w:tc>
-          <w:tcPr/>
+          <w:tcPr>
+            <w:tcW w:w="5217" w:type="dxa"/>
+          </w:tcPr>
           <w:p>
             <w:pPr>
               <w:pStyle w:val="Compact"/>
@@ -3000,7 +3261,9 @@
       </w:tr>
       <w:tr>
         <w:tc>
-          <w:tcPr/>
+          <w:tcPr>
+            <w:tcW w:w="881" w:type="dxa"/>
+          </w:tcPr>
           <w:p>
             <w:pPr>
               <w:pStyle w:val="Compact"/>
@@ -3012,7 +3275,9 @@
           </w:p>
         </w:tc>
         <w:tc>
-          <w:tcPr/>
+          <w:tcPr>
+            <w:tcW w:w="1150" w:type="dxa"/>
+          </w:tcPr>
           <w:p>
             <w:pPr>
               <w:pStyle w:val="Compact"/>
@@ -3024,7 +3289,9 @@
           </w:p>
         </w:tc>
         <w:tc>
-          <w:tcPr/>
+          <w:tcPr>
+            <w:tcW w:w="1191" w:type="dxa"/>
+          </w:tcPr>
           <w:p>
             <w:pPr>
               <w:pStyle w:val="Compact"/>
@@ -3036,7 +3303,9 @@
           </w:p>
         </w:tc>
         <w:tc>
-          <w:tcPr/>
+          <w:tcPr>
+            <w:tcW w:w="919" w:type="dxa"/>
+          </w:tcPr>
           <w:p>
             <w:pPr>
               <w:pStyle w:val="Compact"/>
@@ -3048,7 +3317,9 @@
           </w:p>
         </w:tc>
         <w:tc>
-          <w:tcPr/>
+          <w:tcPr>
+            <w:tcW w:w="5217" w:type="dxa"/>
+          </w:tcPr>
           <w:p>
             <w:pPr>
               <w:pStyle w:val="Compact"/>
@@ -3156,7 +3427,7 @@
         <w:t xml:space="preserve">docs/03-check-ins-and-scorecards.md</w:t>
       </w:r>
       <w:r>
-        <w:t xml:space="preserve">; there is no other format. Post it on your OneNote page "Weekly plans and self-reports" by 11:30 on Friday and send the link to the Manager, copy to the Senior. It drives the 1:1, so keep it short and honest. Prompt 1 is where your learning/doing hours go.</w:t>
+        <w:t xml:space="preserve">; there is no other format. Post it on your OneNote page "Weekly plans and self-reports" by 11:30 on Friday (on a holiday Friday, the last working day of the week) and send the link to the Manager, copy to the Senior. It drives the 1:1, so keep it short and honest. Prompt 1 is where your learning/doing hours go.</w:t>
       </w:r>
     </w:p>
     <w:bookmarkEnd w:id="41"/>
@@ -3181,20 +3452,23 @@
     <w:tbl>
       <w:tblPr>
         <w:tblStyle w:val="Table"/>
-        <w:tblW w:type="auto" w:w="0"/>
+        <w:tblW w:type="dxa" w:w="9360"/>
         <w:tblLook w:firstRow="1" w:lastRow="0" w:firstColumn="0" w:lastColumn="0" w:noHBand="0" w:noVBand="0" w:val="0020"/>
         <w:jc w:val="start"/>
+        <w:tblLayout w:type="fixed"/>
       </w:tblPr>
       <w:tblGrid>
-        <w:gridCol w:w="3960"/>
-        <w:gridCol w:w="3960"/>
+        <w:gridCol w:w="8050"/>
+        <w:gridCol w:w="1309"/>
       </w:tblGrid>
       <w:tr>
         <w:trPr>
           <w:tblHeader w:val="true"/>
         </w:trPr>
         <w:tc>
-          <w:tcPr/>
+          <w:tcPr>
+            <w:tcW w:w="8050" w:type="dxa"/>
+          </w:tcPr>
           <w:p>
             <w:pPr>
               <w:pStyle w:val="Compact"/>
@@ -3206,7 +3480,9 @@
           </w:p>
         </w:tc>
         <w:tc>
-          <w:tcPr/>
+          <w:tcPr>
+            <w:tcW w:w="1309" w:type="dxa"/>
+          </w:tcPr>
           <w:p>
             <w:pPr>
               <w:pStyle w:val="Compact"/>
@@ -3220,7 +3496,9 @@
       </w:tr>
       <w:tr>
         <w:tc>
-          <w:tcPr/>
+          <w:tcPr>
+            <w:tcW w:w="8050" w:type="dxa"/>
+          </w:tcPr>
           <w:p>
             <w:pPr>
               <w:pStyle w:val="Compact"/>
@@ -3232,7 +3510,9 @@
           </w:p>
         </w:tc>
         <w:tc>
-          <w:tcPr/>
+          <w:tcPr>
+            <w:tcW w:w="1309" w:type="dxa"/>
+          </w:tcPr>
           <w:p>
             <w:pPr>
               <w:pStyle w:val="Compact"/>
@@ -3242,7 +3522,9 @@
       </w:tr>
       <w:tr>
         <w:tc>
-          <w:tcPr/>
+          <w:tcPr>
+            <w:tcW w:w="8050" w:type="dxa"/>
+          </w:tcPr>
           <w:p>
             <w:pPr>
               <w:pStyle w:val="Compact"/>
@@ -3254,7 +3536,9 @@
           </w:p>
         </w:tc>
         <w:tc>
-          <w:tcPr/>
+          <w:tcPr>
+            <w:tcW w:w="1309" w:type="dxa"/>
+          </w:tcPr>
           <w:p>
             <w:pPr>
               <w:pStyle w:val="Compact"/>
@@ -3264,7 +3548,9 @@
       </w:tr>
       <w:tr>
         <w:tc>
-          <w:tcPr/>
+          <w:tcPr>
+            <w:tcW w:w="8050" w:type="dxa"/>
+          </w:tcPr>
           <w:p>
             <w:pPr>
               <w:pStyle w:val="Compact"/>
@@ -3276,7 +3562,9 @@
           </w:p>
         </w:tc>
         <w:tc>
-          <w:tcPr/>
+          <w:tcPr>
+            <w:tcW w:w="1309" w:type="dxa"/>
+          </w:tcPr>
           <w:p>
             <w:pPr>
               <w:pStyle w:val="Compact"/>
@@ -3286,7 +3574,9 @@
       </w:tr>
       <w:tr>
         <w:tc>
-          <w:tcPr/>
+          <w:tcPr>
+            <w:tcW w:w="8050" w:type="dxa"/>
+          </w:tcPr>
           <w:p>
             <w:pPr>
               <w:pStyle w:val="Compact"/>
@@ -3298,7 +3588,9 @@
           </w:p>
         </w:tc>
         <w:tc>
-          <w:tcPr/>
+          <w:tcPr>
+            <w:tcW w:w="1309" w:type="dxa"/>
+          </w:tcPr>
           <w:p>
             <w:pPr>
               <w:pStyle w:val="Compact"/>
@@ -3308,7 +3600,9 @@
       </w:tr>
       <w:tr>
         <w:tc>
-          <w:tcPr/>
+          <w:tcPr>
+            <w:tcW w:w="8050" w:type="dxa"/>
+          </w:tcPr>
           <w:p>
             <w:pPr>
               <w:pStyle w:val="Compact"/>
@@ -3320,7 +3614,9 @@
           </w:p>
         </w:tc>
         <w:tc>
-          <w:tcPr/>
+          <w:tcPr>
+            <w:tcW w:w="1309" w:type="dxa"/>
+          </w:tcPr>
           <w:p>
             <w:pPr>
               <w:pStyle w:val="Compact"/>
@@ -3330,7 +3626,9 @@
       </w:tr>
       <w:tr>
         <w:tc>
-          <w:tcPr/>
+          <w:tcPr>
+            <w:tcW w:w="8050" w:type="dxa"/>
+          </w:tcPr>
           <w:p>
             <w:pPr>
               <w:pStyle w:val="Compact"/>
@@ -3342,7 +3640,9 @@
           </w:p>
         </w:tc>
         <w:tc>
-          <w:tcPr/>
+          <w:tcPr>
+            <w:tcW w:w="1309" w:type="dxa"/>
+          </w:tcPr>
           <w:p>
             <w:pPr>
               <w:pStyle w:val="Compact"/>
@@ -3352,7 +3652,9 @@
       </w:tr>
       <w:tr>
         <w:tc>
-          <w:tcPr/>
+          <w:tcPr>
+            <w:tcW w:w="8050" w:type="dxa"/>
+          </w:tcPr>
           <w:p>
             <w:pPr>
               <w:pStyle w:val="Compact"/>
@@ -3364,7 +3666,9 @@
           </w:p>
         </w:tc>
         <w:tc>
-          <w:tcPr/>
+          <w:tcPr>
+            <w:tcW w:w="1309" w:type="dxa"/>
+          </w:tcPr>
           <w:p>
             <w:pPr>
               <w:pStyle w:val="Compact"/>
@@ -3374,7 +3678,9 @@
       </w:tr>
       <w:tr>
         <w:tc>
-          <w:tcPr/>
+          <w:tcPr>
+            <w:tcW w:w="8050" w:type="dxa"/>
+          </w:tcPr>
           <w:p>
             <w:pPr>
               <w:pStyle w:val="Compact"/>
@@ -3386,7 +3692,9 @@
           </w:p>
         </w:tc>
         <w:tc>
-          <w:tcPr/>
+          <w:tcPr>
+            <w:tcW w:w="1309" w:type="dxa"/>
+          </w:tcPr>
           <w:p>
             <w:pPr>
               <w:pStyle w:val="Compact"/>
@@ -3396,7 +3704,9 @@
       </w:tr>
       <w:tr>
         <w:tc>
-          <w:tcPr/>
+          <w:tcPr>
+            <w:tcW w:w="8050" w:type="dxa"/>
+          </w:tcPr>
           <w:p>
             <w:pPr>
               <w:pStyle w:val="Compact"/>
@@ -3408,7 +3718,9 @@
           </w:p>
         </w:tc>
         <w:tc>
-          <w:tcPr/>
+          <w:tcPr>
+            <w:tcW w:w="1309" w:type="dxa"/>
+          </w:tcPr>
           <w:p>
             <w:pPr>
               <w:pStyle w:val="Compact"/>
@@ -3421,24 +3733,27 @@
     <w:tbl>
       <w:tblPr>
         <w:tblStyle w:val="Table"/>
-        <w:tblW w:type="auto" w:w="0"/>
+        <w:tblW w:type="dxa" w:w="9360"/>
         <w:tblLook w:firstRow="1" w:lastRow="0" w:firstColumn="0" w:lastColumn="0" w:noHBand="0" w:noVBand="0" w:val="0020"/>
         <w:jc w:val="start"/>
+        <w:tblLayout w:type="fixed"/>
       </w:tblPr>
       <w:tblGrid>
-        <w:gridCol w:w="1320"/>
-        <w:gridCol w:w="1320"/>
-        <w:gridCol w:w="1320"/>
-        <w:gridCol w:w="1320"/>
-        <w:gridCol w:w="1320"/>
-        <w:gridCol w:w="1320"/>
+        <w:gridCol w:w="884"/>
+        <w:gridCol w:w="3182"/>
+        <w:gridCol w:w="1202"/>
+        <w:gridCol w:w="962"/>
+        <w:gridCol w:w="1924"/>
+        <w:gridCol w:w="1202"/>
       </w:tblGrid>
       <w:tr>
         <w:trPr>
           <w:tblHeader w:val="true"/>
         </w:trPr>
         <w:tc>
-          <w:tcPr/>
+          <w:tcPr>
+            <w:tcW w:w="884" w:type="dxa"/>
+          </w:tcPr>
           <w:p>
             <w:pPr>
               <w:pStyle w:val="Compact"/>
@@ -3450,7 +3765,9 @@
           </w:p>
         </w:tc>
         <w:tc>
-          <w:tcPr/>
+          <w:tcPr>
+            <w:tcW w:w="3182" w:type="dxa"/>
+          </w:tcPr>
           <w:p>
             <w:pPr>
               <w:pStyle w:val="Compact"/>
@@ -3462,7 +3779,9 @@
           </w:p>
         </w:tc>
         <w:tc>
-          <w:tcPr/>
+          <w:tcPr>
+            <w:tcW w:w="1202" w:type="dxa"/>
+          </w:tcPr>
           <w:p>
             <w:pPr>
               <w:pStyle w:val="Compact"/>
@@ -3474,7 +3793,9 @@
           </w:p>
         </w:tc>
         <w:tc>
-          <w:tcPr/>
+          <w:tcPr>
+            <w:tcW w:w="962" w:type="dxa"/>
+          </w:tcPr>
           <w:p>
             <w:pPr>
               <w:pStyle w:val="Compact"/>
@@ -3486,7 +3807,9 @@
           </w:p>
         </w:tc>
         <w:tc>
-          <w:tcPr/>
+          <w:tcPr>
+            <w:tcW w:w="1924" w:type="dxa"/>
+          </w:tcPr>
           <w:p>
             <w:pPr>
               <w:pStyle w:val="Compact"/>
@@ -3498,7 +3821,9 @@
           </w:p>
         </w:tc>
         <w:tc>
-          <w:tcPr/>
+          <w:tcPr>
+            <w:tcW w:w="1202" w:type="dxa"/>
+          </w:tcPr>
           <w:p>
             <w:pPr>
               <w:pStyle w:val="Compact"/>
@@ -3512,7 +3837,9 @@
       </w:tr>
       <w:tr>
         <w:tc>
-          <w:tcPr/>
+          <w:tcPr>
+            <w:tcW w:w="884" w:type="dxa"/>
+          </w:tcPr>
           <w:p>
             <w:pPr>
               <w:pStyle w:val="Compact"/>
@@ -3524,39 +3851,49 @@
           </w:p>
         </w:tc>
         <w:tc>
-          <w:tcPr/>
-          <w:p>
-            <w:pPr>
-              <w:pStyle w:val="Compact"/>
-            </w:pPr>
-          </w:p>
-        </w:tc>
-        <w:tc>
-          <w:tcPr/>
-          <w:p>
-            <w:pPr>
-              <w:pStyle w:val="Compact"/>
-            </w:pPr>
-          </w:p>
-        </w:tc>
-        <w:tc>
-          <w:tcPr/>
-          <w:p>
-            <w:pPr>
-              <w:pStyle w:val="Compact"/>
-            </w:pPr>
-          </w:p>
-        </w:tc>
-        <w:tc>
-          <w:tcPr/>
-          <w:p>
-            <w:pPr>
-              <w:pStyle w:val="Compact"/>
-            </w:pPr>
-          </w:p>
-        </w:tc>
-        <w:tc>
-          <w:tcPr/>
+          <w:tcPr>
+            <w:tcW w:w="3182" w:type="dxa"/>
+          </w:tcPr>
+          <w:p>
+            <w:pPr>
+              <w:pStyle w:val="Compact"/>
+            </w:pPr>
+          </w:p>
+        </w:tc>
+        <w:tc>
+          <w:tcPr>
+            <w:tcW w:w="1202" w:type="dxa"/>
+          </w:tcPr>
+          <w:p>
+            <w:pPr>
+              <w:pStyle w:val="Compact"/>
+            </w:pPr>
+          </w:p>
+        </w:tc>
+        <w:tc>
+          <w:tcPr>
+            <w:tcW w:w="962" w:type="dxa"/>
+          </w:tcPr>
+          <w:p>
+            <w:pPr>
+              <w:pStyle w:val="Compact"/>
+            </w:pPr>
+          </w:p>
+        </w:tc>
+        <w:tc>
+          <w:tcPr>
+            <w:tcW w:w="1924" w:type="dxa"/>
+          </w:tcPr>
+          <w:p>
+            <w:pPr>
+              <w:pStyle w:val="Compact"/>
+            </w:pPr>
+          </w:p>
+        </w:tc>
+        <w:tc>
+          <w:tcPr>
+            <w:tcW w:w="1202" w:type="dxa"/>
+          </w:tcPr>
           <w:p>
             <w:pPr>
               <w:pStyle w:val="Compact"/>
@@ -3566,7 +3903,9 @@
       </w:tr>
       <w:tr>
         <w:tc>
-          <w:tcPr/>
+          <w:tcPr>
+            <w:tcW w:w="884" w:type="dxa"/>
+          </w:tcPr>
           <w:p>
             <w:pPr>
               <w:pStyle w:val="Compact"/>
@@ -3578,39 +3917,49 @@
           </w:p>
         </w:tc>
         <w:tc>
-          <w:tcPr/>
-          <w:p>
-            <w:pPr>
-              <w:pStyle w:val="Compact"/>
-            </w:pPr>
-          </w:p>
-        </w:tc>
-        <w:tc>
-          <w:tcPr/>
-          <w:p>
-            <w:pPr>
-              <w:pStyle w:val="Compact"/>
-            </w:pPr>
-          </w:p>
-        </w:tc>
-        <w:tc>
-          <w:tcPr/>
-          <w:p>
-            <w:pPr>
-              <w:pStyle w:val="Compact"/>
-            </w:pPr>
-          </w:p>
-        </w:tc>
-        <w:tc>
-          <w:tcPr/>
-          <w:p>
-            <w:pPr>
-              <w:pStyle w:val="Compact"/>
-            </w:pPr>
-          </w:p>
-        </w:tc>
-        <w:tc>
-          <w:tcPr/>
+          <w:tcPr>
+            <w:tcW w:w="3182" w:type="dxa"/>
+          </w:tcPr>
+          <w:p>
+            <w:pPr>
+              <w:pStyle w:val="Compact"/>
+            </w:pPr>
+          </w:p>
+        </w:tc>
+        <w:tc>
+          <w:tcPr>
+            <w:tcW w:w="1202" w:type="dxa"/>
+          </w:tcPr>
+          <w:p>
+            <w:pPr>
+              <w:pStyle w:val="Compact"/>
+            </w:pPr>
+          </w:p>
+        </w:tc>
+        <w:tc>
+          <w:tcPr>
+            <w:tcW w:w="962" w:type="dxa"/>
+          </w:tcPr>
+          <w:p>
+            <w:pPr>
+              <w:pStyle w:val="Compact"/>
+            </w:pPr>
+          </w:p>
+        </w:tc>
+        <w:tc>
+          <w:tcPr>
+            <w:tcW w:w="1924" w:type="dxa"/>
+          </w:tcPr>
+          <w:p>
+            <w:pPr>
+              <w:pStyle w:val="Compact"/>
+            </w:pPr>
+          </w:p>
+        </w:tc>
+        <w:tc>
+          <w:tcPr>
+            <w:tcW w:w="1202" w:type="dxa"/>
+          </w:tcPr>
           <w:p>
             <w:pPr>
               <w:pStyle w:val="Compact"/>
@@ -3620,7 +3969,9 @@
       </w:tr>
       <w:tr>
         <w:tc>
-          <w:tcPr/>
+          <w:tcPr>
+            <w:tcW w:w="884" w:type="dxa"/>
+          </w:tcPr>
           <w:p>
             <w:pPr>
               <w:pStyle w:val="Compact"/>
@@ -3632,39 +3983,49 @@
           </w:p>
         </w:tc>
         <w:tc>
-          <w:tcPr/>
-          <w:p>
-            <w:pPr>
-              <w:pStyle w:val="Compact"/>
-            </w:pPr>
-          </w:p>
-        </w:tc>
-        <w:tc>
-          <w:tcPr/>
-          <w:p>
-            <w:pPr>
-              <w:pStyle w:val="Compact"/>
-            </w:pPr>
-          </w:p>
-        </w:tc>
-        <w:tc>
-          <w:tcPr/>
-          <w:p>
-            <w:pPr>
-              <w:pStyle w:val="Compact"/>
-            </w:pPr>
-          </w:p>
-        </w:tc>
-        <w:tc>
-          <w:tcPr/>
-          <w:p>
-            <w:pPr>
-              <w:pStyle w:val="Compact"/>
-            </w:pPr>
-          </w:p>
-        </w:tc>
-        <w:tc>
-          <w:tcPr/>
+          <w:tcPr>
+            <w:tcW w:w="3182" w:type="dxa"/>
+          </w:tcPr>
+          <w:p>
+            <w:pPr>
+              <w:pStyle w:val="Compact"/>
+            </w:pPr>
+          </w:p>
+        </w:tc>
+        <w:tc>
+          <w:tcPr>
+            <w:tcW w:w="1202" w:type="dxa"/>
+          </w:tcPr>
+          <w:p>
+            <w:pPr>
+              <w:pStyle w:val="Compact"/>
+            </w:pPr>
+          </w:p>
+        </w:tc>
+        <w:tc>
+          <w:tcPr>
+            <w:tcW w:w="962" w:type="dxa"/>
+          </w:tcPr>
+          <w:p>
+            <w:pPr>
+              <w:pStyle w:val="Compact"/>
+            </w:pPr>
+          </w:p>
+        </w:tc>
+        <w:tc>
+          <w:tcPr>
+            <w:tcW w:w="1924" w:type="dxa"/>
+          </w:tcPr>
+          <w:p>
+            <w:pPr>
+              <w:pStyle w:val="Compact"/>
+            </w:pPr>
+          </w:p>
+        </w:tc>
+        <w:tc>
+          <w:tcPr>
+            <w:tcW w:w="1202" w:type="dxa"/>
+          </w:tcPr>
           <w:p>
             <w:pPr>
               <w:pStyle w:val="Compact"/>
@@ -3674,7 +4035,9 @@
       </w:tr>
       <w:tr>
         <w:tc>
-          <w:tcPr/>
+          <w:tcPr>
+            <w:tcW w:w="884" w:type="dxa"/>
+          </w:tcPr>
           <w:p>
             <w:pPr>
               <w:pStyle w:val="Compact"/>
@@ -3686,39 +4049,49 @@
           </w:p>
         </w:tc>
         <w:tc>
-          <w:tcPr/>
-          <w:p>
-            <w:pPr>
-              <w:pStyle w:val="Compact"/>
-            </w:pPr>
-          </w:p>
-        </w:tc>
-        <w:tc>
-          <w:tcPr/>
-          <w:p>
-            <w:pPr>
-              <w:pStyle w:val="Compact"/>
-            </w:pPr>
-          </w:p>
-        </w:tc>
-        <w:tc>
-          <w:tcPr/>
-          <w:p>
-            <w:pPr>
-              <w:pStyle w:val="Compact"/>
-            </w:pPr>
-          </w:p>
-        </w:tc>
-        <w:tc>
-          <w:tcPr/>
-          <w:p>
-            <w:pPr>
-              <w:pStyle w:val="Compact"/>
-            </w:pPr>
-          </w:p>
-        </w:tc>
-        <w:tc>
-          <w:tcPr/>
+          <w:tcPr>
+            <w:tcW w:w="3182" w:type="dxa"/>
+          </w:tcPr>
+          <w:p>
+            <w:pPr>
+              <w:pStyle w:val="Compact"/>
+            </w:pPr>
+          </w:p>
+        </w:tc>
+        <w:tc>
+          <w:tcPr>
+            <w:tcW w:w="1202" w:type="dxa"/>
+          </w:tcPr>
+          <w:p>
+            <w:pPr>
+              <w:pStyle w:val="Compact"/>
+            </w:pPr>
+          </w:p>
+        </w:tc>
+        <w:tc>
+          <w:tcPr>
+            <w:tcW w:w="962" w:type="dxa"/>
+          </w:tcPr>
+          <w:p>
+            <w:pPr>
+              <w:pStyle w:val="Compact"/>
+            </w:pPr>
+          </w:p>
+        </w:tc>
+        <w:tc>
+          <w:tcPr>
+            <w:tcW w:w="1924" w:type="dxa"/>
+          </w:tcPr>
+          <w:p>
+            <w:pPr>
+              <w:pStyle w:val="Compact"/>
+            </w:pPr>
+          </w:p>
+        </w:tc>
+        <w:tc>
+          <w:tcPr>
+            <w:tcW w:w="1202" w:type="dxa"/>
+          </w:tcPr>
           <w:p>
             <w:pPr>
               <w:pStyle w:val="Compact"/>
@@ -3728,7 +4101,9 @@
       </w:tr>
       <w:tr>
         <w:tc>
-          <w:tcPr/>
+          <w:tcPr>
+            <w:tcW w:w="884" w:type="dxa"/>
+          </w:tcPr>
           <w:p>
             <w:pPr>
               <w:pStyle w:val="Compact"/>
@@ -3740,39 +4115,49 @@
           </w:p>
         </w:tc>
         <w:tc>
-          <w:tcPr/>
-          <w:p>
-            <w:pPr>
-              <w:pStyle w:val="Compact"/>
-            </w:pPr>
-          </w:p>
-        </w:tc>
-        <w:tc>
-          <w:tcPr/>
-          <w:p>
-            <w:pPr>
-              <w:pStyle w:val="Compact"/>
-            </w:pPr>
-          </w:p>
-        </w:tc>
-        <w:tc>
-          <w:tcPr/>
-          <w:p>
-            <w:pPr>
-              <w:pStyle w:val="Compact"/>
-            </w:pPr>
-          </w:p>
-        </w:tc>
-        <w:tc>
-          <w:tcPr/>
-          <w:p>
-            <w:pPr>
-              <w:pStyle w:val="Compact"/>
-            </w:pPr>
-          </w:p>
-        </w:tc>
-        <w:tc>
-          <w:tcPr/>
+          <w:tcPr>
+            <w:tcW w:w="3182" w:type="dxa"/>
+          </w:tcPr>
+          <w:p>
+            <w:pPr>
+              <w:pStyle w:val="Compact"/>
+            </w:pPr>
+          </w:p>
+        </w:tc>
+        <w:tc>
+          <w:tcPr>
+            <w:tcW w:w="1202" w:type="dxa"/>
+          </w:tcPr>
+          <w:p>
+            <w:pPr>
+              <w:pStyle w:val="Compact"/>
+            </w:pPr>
+          </w:p>
+        </w:tc>
+        <w:tc>
+          <w:tcPr>
+            <w:tcW w:w="962" w:type="dxa"/>
+          </w:tcPr>
+          <w:p>
+            <w:pPr>
+              <w:pStyle w:val="Compact"/>
+            </w:pPr>
+          </w:p>
+        </w:tc>
+        <w:tc>
+          <w:tcPr>
+            <w:tcW w:w="1924" w:type="dxa"/>
+          </w:tcPr>
+          <w:p>
+            <w:pPr>
+              <w:pStyle w:val="Compact"/>
+            </w:pPr>
+          </w:p>
+        </w:tc>
+        <w:tc>
+          <w:tcPr>
+            <w:tcW w:w="1202" w:type="dxa"/>
+          </w:tcPr>
           <w:p>
             <w:pPr>
               <w:pStyle w:val="Compact"/>
@@ -3782,7 +4167,9 @@
       </w:tr>
       <w:tr>
         <w:tc>
-          <w:tcPr/>
+          <w:tcPr>
+            <w:tcW w:w="884" w:type="dxa"/>
+          </w:tcPr>
           <w:p>
             <w:pPr>
               <w:pStyle w:val="Compact"/>
@@ -3794,39 +4181,49 @@
           </w:p>
         </w:tc>
         <w:tc>
-          <w:tcPr/>
-          <w:p>
-            <w:pPr>
-              <w:pStyle w:val="Compact"/>
-            </w:pPr>
-          </w:p>
-        </w:tc>
-        <w:tc>
-          <w:tcPr/>
-          <w:p>
-            <w:pPr>
-              <w:pStyle w:val="Compact"/>
-            </w:pPr>
-          </w:p>
-        </w:tc>
-        <w:tc>
-          <w:tcPr/>
-          <w:p>
-            <w:pPr>
-              <w:pStyle w:val="Compact"/>
-            </w:pPr>
-          </w:p>
-        </w:tc>
-        <w:tc>
-          <w:tcPr/>
-          <w:p>
-            <w:pPr>
-              <w:pStyle w:val="Compact"/>
-            </w:pPr>
-          </w:p>
-        </w:tc>
-        <w:tc>
-          <w:tcPr/>
+          <w:tcPr>
+            <w:tcW w:w="3182" w:type="dxa"/>
+          </w:tcPr>
+          <w:p>
+            <w:pPr>
+              <w:pStyle w:val="Compact"/>
+            </w:pPr>
+          </w:p>
+        </w:tc>
+        <w:tc>
+          <w:tcPr>
+            <w:tcW w:w="1202" w:type="dxa"/>
+          </w:tcPr>
+          <w:p>
+            <w:pPr>
+              <w:pStyle w:val="Compact"/>
+            </w:pPr>
+          </w:p>
+        </w:tc>
+        <w:tc>
+          <w:tcPr>
+            <w:tcW w:w="962" w:type="dxa"/>
+          </w:tcPr>
+          <w:p>
+            <w:pPr>
+              <w:pStyle w:val="Compact"/>
+            </w:pPr>
+          </w:p>
+        </w:tc>
+        <w:tc>
+          <w:tcPr>
+            <w:tcW w:w="1924" w:type="dxa"/>
+          </w:tcPr>
+          <w:p>
+            <w:pPr>
+              <w:pStyle w:val="Compact"/>
+            </w:pPr>
+          </w:p>
+        </w:tc>
+        <w:tc>
+          <w:tcPr>
+            <w:tcW w:w="1202" w:type="dxa"/>
+          </w:tcPr>
           <w:p>
             <w:pPr>
               <w:pStyle w:val="Compact"/>
@@ -3848,20 +4245,23 @@
     <w:tbl>
       <w:tblPr>
         <w:tblStyle w:val="Table"/>
-        <w:tblW w:type="auto" w:w="0"/>
+        <w:tblW w:type="dxa" w:w="9360"/>
         <w:tblLook w:firstRow="1" w:lastRow="0" w:firstColumn="0" w:lastColumn="0" w:noHBand="0" w:noVBand="0" w:val="0020"/>
         <w:jc w:val="start"/>
+        <w:tblLayout w:type="fixed"/>
       </w:tblPr>
       <w:tblGrid>
-        <w:gridCol w:w="3960"/>
-        <w:gridCol w:w="3960"/>
+        <w:gridCol w:w="7542"/>
+        <w:gridCol w:w="1817"/>
       </w:tblGrid>
       <w:tr>
         <w:trPr>
           <w:tblHeader w:val="true"/>
         </w:trPr>
         <w:tc>
-          <w:tcPr/>
+          <w:tcPr>
+            <w:tcW w:w="7542" w:type="dxa"/>
+          </w:tcPr>
           <w:p>
             <w:pPr>
               <w:pStyle w:val="Compact"/>
@@ -3873,7 +4273,9 @@
           </w:p>
         </w:tc>
         <w:tc>
-          <w:tcPr/>
+          <w:tcPr>
+            <w:tcW w:w="1817" w:type="dxa"/>
+          </w:tcPr>
           <w:p>
             <w:pPr>
               <w:pStyle w:val="Compact"/>
@@ -3887,7 +4289,9 @@
       </w:tr>
       <w:tr>
         <w:tc>
-          <w:tcPr/>
+          <w:tcPr>
+            <w:tcW w:w="7542" w:type="dxa"/>
+          </w:tcPr>
           <w:p>
             <w:pPr>
               <w:pStyle w:val="Compact"/>
@@ -3899,7 +4303,9 @@
           </w:p>
         </w:tc>
         <w:tc>
-          <w:tcPr/>
+          <w:tcPr>
+            <w:tcW w:w="1817" w:type="dxa"/>
+          </w:tcPr>
           <w:p>
             <w:pPr>
               <w:pStyle w:val="Compact"/>
@@ -3909,7 +4315,9 @@
       </w:tr>
       <w:tr>
         <w:tc>
-          <w:tcPr/>
+          <w:tcPr>
+            <w:tcW w:w="7542" w:type="dxa"/>
+          </w:tcPr>
           <w:p>
             <w:pPr>
               <w:pStyle w:val="Compact"/>
@@ -3921,7 +4329,9 @@
           </w:p>
         </w:tc>
         <w:tc>
-          <w:tcPr/>
+          <w:tcPr>
+            <w:tcW w:w="1817" w:type="dxa"/>
+          </w:tcPr>
           <w:p>
             <w:pPr>
               <w:pStyle w:val="Compact"/>
@@ -3931,7 +4341,9 @@
       </w:tr>
       <w:tr>
         <w:tc>
-          <w:tcPr/>
+          <w:tcPr>
+            <w:tcW w:w="7542" w:type="dxa"/>
+          </w:tcPr>
           <w:p>
             <w:pPr>
               <w:pStyle w:val="Compact"/>
@@ -3943,7 +4355,9 @@
           </w:p>
         </w:tc>
         <w:tc>
-          <w:tcPr/>
+          <w:tcPr>
+            <w:tcW w:w="1817" w:type="dxa"/>
+          </w:tcPr>
           <w:p>
             <w:pPr>
               <w:pStyle w:val="Compact"/>
@@ -3953,7 +4367,9 @@
       </w:tr>
       <w:tr>
         <w:tc>
-          <w:tcPr/>
+          <w:tcPr>
+            <w:tcW w:w="7542" w:type="dxa"/>
+          </w:tcPr>
           <w:p>
             <w:pPr>
               <w:pStyle w:val="Compact"/>
@@ -3965,7 +4381,9 @@
           </w:p>
         </w:tc>
         <w:tc>
-          <w:tcPr/>
+          <w:tcPr>
+            <w:tcW w:w="1817" w:type="dxa"/>
+          </w:tcPr>
           <w:p>
             <w:pPr>
               <w:pStyle w:val="Compact"/>
@@ -3975,7 +4393,9 @@
       </w:tr>
       <w:tr>
         <w:tc>
-          <w:tcPr/>
+          <w:tcPr>
+            <w:tcW w:w="7542" w:type="dxa"/>
+          </w:tcPr>
           <w:p>
             <w:pPr>
               <w:pStyle w:val="Compact"/>
@@ -3987,7 +4407,9 @@
           </w:p>
         </w:tc>
         <w:tc>
-          <w:tcPr/>
+          <w:tcPr>
+            <w:tcW w:w="1817" w:type="dxa"/>
+          </w:tcPr>
           <w:p>
             <w:pPr>
               <w:pStyle w:val="Compact"/>
@@ -3997,7 +4419,9 @@
       </w:tr>
       <w:tr>
         <w:tc>
-          <w:tcPr/>
+          <w:tcPr>
+            <w:tcW w:w="7542" w:type="dxa"/>
+          </w:tcPr>
           <w:p>
             <w:pPr>
               <w:pStyle w:val="Compact"/>
@@ -4009,7 +4433,9 @@
           </w:p>
         </w:tc>
         <w:tc>
-          <w:tcPr/>
+          <w:tcPr>
+            <w:tcW w:w="1817" w:type="dxa"/>
+          </w:tcPr>
           <w:p>
             <w:pPr>
               <w:pStyle w:val="Compact"/>
@@ -4019,7 +4445,9 @@
       </w:tr>
       <w:tr>
         <w:tc>
-          <w:tcPr/>
+          <w:tcPr>
+            <w:tcW w:w="7542" w:type="dxa"/>
+          </w:tcPr>
           <w:p>
             <w:pPr>
               <w:pStyle w:val="Compact"/>
@@ -4031,7 +4459,9 @@
           </w:p>
         </w:tc>
         <w:tc>
-          <w:tcPr/>
+          <w:tcPr>
+            <w:tcW w:w="1817" w:type="dxa"/>
+          </w:tcPr>
           <w:p>
             <w:pPr>
               <w:pStyle w:val="Compact"/>
@@ -4041,7 +4471,9 @@
       </w:tr>
       <w:tr>
         <w:tc>
-          <w:tcPr/>
+          <w:tcPr>
+            <w:tcW w:w="7542" w:type="dxa"/>
+          </w:tcPr>
           <w:p>
             <w:pPr>
               <w:pStyle w:val="Compact"/>
@@ -4053,7 +4485,9 @@
           </w:p>
         </w:tc>
         <w:tc>
-          <w:tcPr/>
+          <w:tcPr>
+            <w:tcW w:w="1817" w:type="dxa"/>
+          </w:tcPr>
           <w:p>
             <w:pPr>
               <w:pStyle w:val="Compact"/>
@@ -4063,7 +4497,9 @@
       </w:tr>
       <w:tr>
         <w:tc>
-          <w:tcPr/>
+          <w:tcPr>
+            <w:tcW w:w="7542" w:type="dxa"/>
+          </w:tcPr>
           <w:p>
             <w:pPr>
               <w:pStyle w:val="Compact"/>
@@ -4075,7 +4511,9 @@
           </w:p>
         </w:tc>
         <w:tc>
-          <w:tcPr/>
+          <w:tcPr>
+            <w:tcW w:w="1817" w:type="dxa"/>
+          </w:tcPr>
           <w:p>
             <w:pPr>
               <w:pStyle w:val="Compact"/>
@@ -4085,7 +4523,9 @@
       </w:tr>
       <w:tr>
         <w:tc>
-          <w:tcPr/>
+          <w:tcPr>
+            <w:tcW w:w="7542" w:type="dxa"/>
+          </w:tcPr>
           <w:p>
             <w:pPr>
               <w:pStyle w:val="Compact"/>
@@ -4097,7 +4537,9 @@
           </w:p>
         </w:tc>
         <w:tc>
-          <w:tcPr/>
+          <w:tcPr>
+            <w:tcW w:w="1817" w:type="dxa"/>
+          </w:tcPr>
           <w:p>
             <w:pPr>
               <w:pStyle w:val="Compact"/>
@@ -4107,7 +4549,9 @@
       </w:tr>
       <w:tr>
         <w:tc>
-          <w:tcPr/>
+          <w:tcPr>
+            <w:tcW w:w="7542" w:type="dxa"/>
+          </w:tcPr>
           <w:p>
             <w:pPr>
               <w:pStyle w:val="Compact"/>
@@ -4119,7 +4563,9 @@
           </w:p>
         </w:tc>
         <w:tc>
-          <w:tcPr/>
+          <w:tcPr>
+            <w:tcW w:w="1817" w:type="dxa"/>
+          </w:tcPr>
           <w:p>
             <w:pPr>
               <w:pStyle w:val="Compact"/>
@@ -4138,27 +4584,53 @@
         <w:t xml:space="preserve">Question log</w:t>
       </w:r>
     </w:p>
+    <w:p>
+      <w:pPr>
+        <w:pStyle w:val="FirstParagraph"/>
+      </w:pPr>
+      <w:r>
+        <w:t xml:space="preserve">Your own page in OneNote section 06 Question Log. This is the only question-log format;</w:t>
+      </w:r>
+      <w:r>
+        <w:t xml:space="preserve"> </w:t>
+      </w:r>
+      <w:r>
+        <w:rPr>
+          <w:rStyle w:val="VerbatimChar"/>
+        </w:rPr>
+        <w:t xml:space="preserve">docs/03-check-ins-and-scorecards.md</w:t>
+      </w:r>
+      <w:r>
+        <w:t xml:space="preserve"> </w:t>
+      </w:r>
+      <w:r>
+        <w:t xml:space="preserve">Section 2 has the rules.</w:t>
+      </w:r>
+    </w:p>
     <w:tbl>
       <w:tblPr>
         <w:tblStyle w:val="Table"/>
-        <w:tblW w:type="auto" w:w="0"/>
+        <w:tblW w:type="dxa" w:w="9360"/>
         <w:tblLook w:firstRow="1" w:lastRow="0" w:firstColumn="0" w:lastColumn="0" w:noHBand="0" w:noVBand="0" w:val="0020"/>
         <w:jc w:val="start"/>
+        <w:tblLayout w:type="fixed"/>
       </w:tblPr>
       <w:tblGrid>
-        <w:gridCol w:w="1320"/>
-        <w:gridCol w:w="1320"/>
-        <w:gridCol w:w="1320"/>
-        <w:gridCol w:w="1320"/>
-        <w:gridCol w:w="1320"/>
-        <w:gridCol w:w="1320"/>
+        <w:gridCol w:w="803"/>
+        <w:gridCol w:w="3110"/>
+        <w:gridCol w:w="2568"/>
+        <w:gridCol w:w="803"/>
+        <w:gridCol w:w="1270"/>
+        <w:gridCol w:w="803"/>
       </w:tblGrid>
       <w:tr>
         <w:trPr>
           <w:tblHeader w:val="true"/>
         </w:trPr>
         <w:tc>
-          <w:tcPr/>
+          <w:tcPr>
+            <w:tcW w:w="803" w:type="dxa"/>
+          </w:tcPr>
           <w:p>
             <w:pPr>
               <w:pStyle w:val="Compact"/>
@@ -4170,7 +4642,9 @@
           </w:p>
         </w:tc>
         <w:tc>
-          <w:tcPr/>
+          <w:tcPr>
+            <w:tcW w:w="3110" w:type="dxa"/>
+          </w:tcPr>
           <w:p>
             <w:pPr>
               <w:pStyle w:val="Compact"/>
@@ -4182,7 +4656,9 @@
           </w:p>
         </w:tc>
         <w:tc>
-          <w:tcPr/>
+          <w:tcPr>
+            <w:tcW w:w="2568" w:type="dxa"/>
+          </w:tcPr>
           <w:p>
             <w:pPr>
               <w:pStyle w:val="Compact"/>
@@ -4194,7 +4670,9 @@
           </w:p>
         </w:tc>
         <w:tc>
-          <w:tcPr/>
+          <w:tcPr>
+            <w:tcW w:w="803" w:type="dxa"/>
+          </w:tcPr>
           <w:p>
             <w:pPr>
               <w:pStyle w:val="Compact"/>
@@ -4206,33 +4684,39 @@
           </w:p>
         </w:tc>
         <w:tc>
-          <w:tcPr/>
-          <w:p>
-            <w:pPr>
-              <w:pStyle w:val="Compact"/>
-              <w:jc w:val="left"/>
-            </w:pPr>
-            <w:r>
-              <w:t xml:space="preserve">Answer</w:t>
-            </w:r>
-          </w:p>
-        </w:tc>
-        <w:tc>
-          <w:tcPr/>
-          <w:p>
-            <w:pPr>
-              <w:pStyle w:val="Compact"/>
-              <w:jc w:val="left"/>
-            </w:pPr>
-            <w:r>
-              <w:t xml:space="preserve">Turned into card/doc?</w:t>
+          <w:tcPr>
+            <w:tcW w:w="1270" w:type="dxa"/>
+          </w:tcPr>
+          <w:p>
+            <w:pPr>
+              <w:pStyle w:val="Compact"/>
+              <w:jc w:val="left"/>
+            </w:pPr>
+            <w:r>
+              <w:t xml:space="preserve">Answer and source</w:t>
+            </w:r>
+          </w:p>
+        </w:tc>
+        <w:tc>
+          <w:tcPr>
+            <w:tcW w:w="803" w:type="dxa"/>
+          </w:tcPr>
+          <w:p>
+            <w:pPr>
+              <w:pStyle w:val="Compact"/>
+              <w:jc w:val="left"/>
+            </w:pPr>
+            <w:r>
+              <w:t xml:space="preserve">Turned into</w:t>
             </w:r>
           </w:p>
         </w:tc>
       </w:tr>
       <w:tr>
         <w:tc>
-          <w:tcPr/>
+          <w:tcPr>
+            <w:tcW w:w="803" w:type="dxa"/>
+          </w:tcPr>
           <w:p>
             <w:pPr>
               <w:pStyle w:val="Compact"/>
@@ -4244,19 +4728,23 @@
           </w:p>
         </w:tc>
         <w:tc>
-          <w:tcPr/>
-          <w:p>
-            <w:pPr>
-              <w:pStyle w:val="Compact"/>
-              <w:jc w:val="left"/>
-            </w:pPr>
-            <w:r>
-              <w:t xml:space="preserve">Example: Is MPF charged on the entered value of every line, or once per entry?</w:t>
-            </w:r>
-          </w:p>
-        </w:tc>
-        <w:tc>
-          <w:tcPr/>
+          <w:tcPr>
+            <w:tcW w:w="3110" w:type="dxa"/>
+          </w:tcPr>
+          <w:p>
+            <w:pPr>
+              <w:pStyle w:val="Compact"/>
+              <w:jc w:val="left"/>
+            </w:pPr>
+            <w:r>
+              <w:t xml:space="preserve">Example (M1): Is MPF charged on the entered value of every line, or once per entry?</w:t>
+            </w:r>
+          </w:p>
+        </w:tc>
+        <w:tc>
+          <w:tcPr>
+            <w:tcW w:w="2568" w:type="dxa"/>
+          </w:tcPr>
           <w:p>
             <w:pPr>
               <w:pStyle w:val="Compact"/>
@@ -4268,7 +4756,9 @@
           </w:p>
         </w:tc>
         <w:tc>
-          <w:tcPr/>
+          <w:tcPr>
+            <w:tcW w:w="803" w:type="dxa"/>
+          </w:tcPr>
           <w:p>
             <w:pPr>
               <w:pStyle w:val="Compact"/>
@@ -4280,7 +4770,9 @@
           </w:p>
         </w:tc>
         <w:tc>
-          <w:tcPr/>
+          <w:tcPr>
+            <w:tcW w:w="1270" w:type="dxa"/>
+          </w:tcPr>
           <w:p>
             <w:pPr>
               <w:pStyle w:val="Compact"/>
@@ -4292,61 +4784,75 @@
           </w:p>
         </w:tc>
         <w:tc>
-          <w:tcPr/>
-          <w:p>
-            <w:pPr>
-              <w:pStyle w:val="Compact"/>
-              <w:jc w:val="left"/>
-            </w:pPr>
-            <w:r>
-              <w:t xml:space="preserve">Card drafted: Y</w:t>
+          <w:tcPr>
+            <w:tcW w:w="803" w:type="dxa"/>
+          </w:tcPr>
+          <w:p>
+            <w:pPr>
+              <w:pStyle w:val="Compact"/>
+              <w:jc w:val="left"/>
+            </w:pPr>
+            <w:r>
+              <w:t xml:space="preserve">Card drafted</w:t>
             </w:r>
           </w:p>
         </w:tc>
       </w:tr>
       <w:tr>
         <w:tc>
-          <w:tcPr/>
-          <w:p>
-            <w:pPr>
-              <w:pStyle w:val="Compact"/>
-            </w:pPr>
-          </w:p>
-        </w:tc>
-        <w:tc>
-          <w:tcPr/>
-          <w:p>
-            <w:pPr>
-              <w:pStyle w:val="Compact"/>
-            </w:pPr>
-          </w:p>
-        </w:tc>
-        <w:tc>
-          <w:tcPr/>
-          <w:p>
-            <w:pPr>
-              <w:pStyle w:val="Compact"/>
-            </w:pPr>
-          </w:p>
-        </w:tc>
-        <w:tc>
-          <w:tcPr/>
-          <w:p>
-            <w:pPr>
-              <w:pStyle w:val="Compact"/>
-            </w:pPr>
-          </w:p>
-        </w:tc>
-        <w:tc>
-          <w:tcPr/>
-          <w:p>
-            <w:pPr>
-              <w:pStyle w:val="Compact"/>
-            </w:pPr>
-          </w:p>
-        </w:tc>
-        <w:tc>
-          <w:tcPr/>
+          <w:tcPr>
+            <w:tcW w:w="803" w:type="dxa"/>
+          </w:tcPr>
+          <w:p>
+            <w:pPr>
+              <w:pStyle w:val="Compact"/>
+            </w:pPr>
+          </w:p>
+        </w:tc>
+        <w:tc>
+          <w:tcPr>
+            <w:tcW w:w="3110" w:type="dxa"/>
+          </w:tcPr>
+          <w:p>
+            <w:pPr>
+              <w:pStyle w:val="Compact"/>
+            </w:pPr>
+          </w:p>
+        </w:tc>
+        <w:tc>
+          <w:tcPr>
+            <w:tcW w:w="2568" w:type="dxa"/>
+          </w:tcPr>
+          <w:p>
+            <w:pPr>
+              <w:pStyle w:val="Compact"/>
+            </w:pPr>
+          </w:p>
+        </w:tc>
+        <w:tc>
+          <w:tcPr>
+            <w:tcW w:w="803" w:type="dxa"/>
+          </w:tcPr>
+          <w:p>
+            <w:pPr>
+              <w:pStyle w:val="Compact"/>
+            </w:pPr>
+          </w:p>
+        </w:tc>
+        <w:tc>
+          <w:tcPr>
+            <w:tcW w:w="1270" w:type="dxa"/>
+          </w:tcPr>
+          <w:p>
+            <w:pPr>
+              <w:pStyle w:val="Compact"/>
+            </w:pPr>
+          </w:p>
+        </w:tc>
+        <w:tc>
+          <w:tcPr>
+            <w:tcW w:w="803" w:type="dxa"/>
+          </w:tcPr>
           <w:p>
             <w:pPr>
               <w:pStyle w:val="Compact"/>
@@ -4356,47 +4862,59 @@
       </w:tr>
       <w:tr>
         <w:tc>
-          <w:tcPr/>
-          <w:p>
-            <w:pPr>
-              <w:pStyle w:val="Compact"/>
-            </w:pPr>
-          </w:p>
-        </w:tc>
-        <w:tc>
-          <w:tcPr/>
-          <w:p>
-            <w:pPr>
-              <w:pStyle w:val="Compact"/>
-            </w:pPr>
-          </w:p>
-        </w:tc>
-        <w:tc>
-          <w:tcPr/>
-          <w:p>
-            <w:pPr>
-              <w:pStyle w:val="Compact"/>
-            </w:pPr>
-          </w:p>
-        </w:tc>
-        <w:tc>
-          <w:tcPr/>
-          <w:p>
-            <w:pPr>
-              <w:pStyle w:val="Compact"/>
-            </w:pPr>
-          </w:p>
-        </w:tc>
-        <w:tc>
-          <w:tcPr/>
-          <w:p>
-            <w:pPr>
-              <w:pStyle w:val="Compact"/>
-            </w:pPr>
-          </w:p>
-        </w:tc>
-        <w:tc>
-          <w:tcPr/>
+          <w:tcPr>
+            <w:tcW w:w="803" w:type="dxa"/>
+          </w:tcPr>
+          <w:p>
+            <w:pPr>
+              <w:pStyle w:val="Compact"/>
+            </w:pPr>
+          </w:p>
+        </w:tc>
+        <w:tc>
+          <w:tcPr>
+            <w:tcW w:w="3110" w:type="dxa"/>
+          </w:tcPr>
+          <w:p>
+            <w:pPr>
+              <w:pStyle w:val="Compact"/>
+            </w:pPr>
+          </w:p>
+        </w:tc>
+        <w:tc>
+          <w:tcPr>
+            <w:tcW w:w="2568" w:type="dxa"/>
+          </w:tcPr>
+          <w:p>
+            <w:pPr>
+              <w:pStyle w:val="Compact"/>
+            </w:pPr>
+          </w:p>
+        </w:tc>
+        <w:tc>
+          <w:tcPr>
+            <w:tcW w:w="803" w:type="dxa"/>
+          </w:tcPr>
+          <w:p>
+            <w:pPr>
+              <w:pStyle w:val="Compact"/>
+            </w:pPr>
+          </w:p>
+        </w:tc>
+        <w:tc>
+          <w:tcPr>
+            <w:tcW w:w="1270" w:type="dxa"/>
+          </w:tcPr>
+          <w:p>
+            <w:pPr>
+              <w:pStyle w:val="Compact"/>
+            </w:pPr>
+          </w:p>
+        </w:tc>
+        <w:tc>
+          <w:tcPr>
+            <w:tcW w:w="803" w:type="dxa"/>
+          </w:tcPr>
           <w:p>
             <w:pPr>
               <w:pStyle w:val="Compact"/>
@@ -4434,22 +4952,25 @@
     <w:tbl>
       <w:tblPr>
         <w:tblStyle w:val="Table"/>
-        <w:tblW w:type="auto" w:w="0"/>
+        <w:tblW w:type="dxa" w:w="9360"/>
         <w:tblLook w:firstRow="1" w:lastRow="0" w:firstColumn="0" w:lastColumn="0" w:noHBand="0" w:noVBand="0" w:val="0020"/>
         <w:jc w:val="start"/>
+        <w:tblLayout w:type="fixed"/>
       </w:tblPr>
       <w:tblGrid>
-        <w:gridCol w:w="1980"/>
-        <w:gridCol w:w="1980"/>
-        <w:gridCol w:w="1980"/>
-        <w:gridCol w:w="1980"/>
+        <w:gridCol w:w="6194"/>
+        <w:gridCol w:w="992"/>
+        <w:gridCol w:w="1180"/>
+        <w:gridCol w:w="992"/>
       </w:tblGrid>
       <w:tr>
         <w:trPr>
           <w:tblHeader w:val="true"/>
         </w:trPr>
         <w:tc>
-          <w:tcPr/>
+          <w:tcPr>
+            <w:tcW w:w="6194" w:type="dxa"/>
+          </w:tcPr>
           <w:p>
             <w:pPr>
               <w:pStyle w:val="Compact"/>
@@ -4461,7 +4982,9 @@
           </w:p>
         </w:tc>
         <w:tc>
-          <w:tcPr/>
+          <w:tcPr>
+            <w:tcW w:w="992" w:type="dxa"/>
+          </w:tcPr>
           <w:p>
             <w:pPr>
               <w:pStyle w:val="Compact"/>
@@ -4473,7 +4996,9 @@
           </w:p>
         </w:tc>
         <w:tc>
-          <w:tcPr/>
+          <w:tcPr>
+            <w:tcW w:w="1180" w:type="dxa"/>
+          </w:tcPr>
           <w:p>
             <w:pPr>
               <w:pStyle w:val="Compact"/>
@@ -4485,7 +5010,9 @@
           </w:p>
         </w:tc>
         <w:tc>
-          <w:tcPr/>
+          <w:tcPr>
+            <w:tcW w:w="992" w:type="dxa"/>
+          </w:tcPr>
           <w:p>
             <w:pPr>
               <w:pStyle w:val="Compact"/>
@@ -4499,7 +5026,9 @@
       </w:tr>
       <w:tr>
         <w:tc>
-          <w:tcPr/>
+          <w:tcPr>
+            <w:tcW w:w="6194" w:type="dxa"/>
+          </w:tcPr>
           <w:p>
             <w:pPr>
               <w:pStyle w:val="Compact"/>
@@ -4511,23 +5040,29 @@
           </w:p>
         </w:tc>
         <w:tc>
-          <w:tcPr/>
-          <w:p>
-            <w:pPr>
-              <w:pStyle w:val="Compact"/>
-            </w:pPr>
-          </w:p>
-        </w:tc>
-        <w:tc>
-          <w:tcPr/>
-          <w:p>
-            <w:pPr>
-              <w:pStyle w:val="Compact"/>
-            </w:pPr>
-          </w:p>
-        </w:tc>
-        <w:tc>
-          <w:tcPr/>
+          <w:tcPr>
+            <w:tcW w:w="992" w:type="dxa"/>
+          </w:tcPr>
+          <w:p>
+            <w:pPr>
+              <w:pStyle w:val="Compact"/>
+            </w:pPr>
+          </w:p>
+        </w:tc>
+        <w:tc>
+          <w:tcPr>
+            <w:tcW w:w="1180" w:type="dxa"/>
+          </w:tcPr>
+          <w:p>
+            <w:pPr>
+              <w:pStyle w:val="Compact"/>
+            </w:pPr>
+          </w:p>
+        </w:tc>
+        <w:tc>
+          <w:tcPr>
+            <w:tcW w:w="992" w:type="dxa"/>
+          </w:tcPr>
           <w:p>
             <w:pPr>
               <w:pStyle w:val="Compact"/>
@@ -4537,7 +5072,9 @@
       </w:tr>
       <w:tr>
         <w:tc>
-          <w:tcPr/>
+          <w:tcPr>
+            <w:tcW w:w="6194" w:type="dxa"/>
+          </w:tcPr>
           <w:p>
             <w:pPr>
               <w:pStyle w:val="Compact"/>
@@ -4549,23 +5086,29 @@
           </w:p>
         </w:tc>
         <w:tc>
-          <w:tcPr/>
-          <w:p>
-            <w:pPr>
-              <w:pStyle w:val="Compact"/>
-            </w:pPr>
-          </w:p>
-        </w:tc>
-        <w:tc>
-          <w:tcPr/>
-          <w:p>
-            <w:pPr>
-              <w:pStyle w:val="Compact"/>
-            </w:pPr>
-          </w:p>
-        </w:tc>
-        <w:tc>
-          <w:tcPr/>
+          <w:tcPr>
+            <w:tcW w:w="992" w:type="dxa"/>
+          </w:tcPr>
+          <w:p>
+            <w:pPr>
+              <w:pStyle w:val="Compact"/>
+            </w:pPr>
+          </w:p>
+        </w:tc>
+        <w:tc>
+          <w:tcPr>
+            <w:tcW w:w="1180" w:type="dxa"/>
+          </w:tcPr>
+          <w:p>
+            <w:pPr>
+              <w:pStyle w:val="Compact"/>
+            </w:pPr>
+          </w:p>
+        </w:tc>
+        <w:tc>
+          <w:tcPr>
+            <w:tcW w:w="992" w:type="dxa"/>
+          </w:tcPr>
           <w:p>
             <w:pPr>
               <w:pStyle w:val="Compact"/>
@@ -4575,7 +5118,9 @@
       </w:tr>
       <w:tr>
         <w:tc>
-          <w:tcPr/>
+          <w:tcPr>
+            <w:tcW w:w="6194" w:type="dxa"/>
+          </w:tcPr>
           <w:p>
             <w:pPr>
               <w:pStyle w:val="Compact"/>
@@ -4587,23 +5132,29 @@
           </w:p>
         </w:tc>
         <w:tc>
-          <w:tcPr/>
-          <w:p>
-            <w:pPr>
-              <w:pStyle w:val="Compact"/>
-            </w:pPr>
-          </w:p>
-        </w:tc>
-        <w:tc>
-          <w:tcPr/>
-          <w:p>
-            <w:pPr>
-              <w:pStyle w:val="Compact"/>
-            </w:pPr>
-          </w:p>
-        </w:tc>
-        <w:tc>
-          <w:tcPr/>
+          <w:tcPr>
+            <w:tcW w:w="992" w:type="dxa"/>
+          </w:tcPr>
+          <w:p>
+            <w:pPr>
+              <w:pStyle w:val="Compact"/>
+            </w:pPr>
+          </w:p>
+        </w:tc>
+        <w:tc>
+          <w:tcPr>
+            <w:tcW w:w="1180" w:type="dxa"/>
+          </w:tcPr>
+          <w:p>
+            <w:pPr>
+              <w:pStyle w:val="Compact"/>
+            </w:pPr>
+          </w:p>
+        </w:tc>
+        <w:tc>
+          <w:tcPr>
+            <w:tcW w:w="992" w:type="dxa"/>
+          </w:tcPr>
           <w:p>
             <w:pPr>
               <w:pStyle w:val="Compact"/>
@@ -4613,7 +5164,9 @@
       </w:tr>
       <w:tr>
         <w:tc>
-          <w:tcPr/>
+          <w:tcPr>
+            <w:tcW w:w="6194" w:type="dxa"/>
+          </w:tcPr>
           <w:p>
             <w:pPr>
               <w:pStyle w:val="Compact"/>
@@ -4625,23 +5178,29 @@
           </w:p>
         </w:tc>
         <w:tc>
-          <w:tcPr/>
-          <w:p>
-            <w:pPr>
-              <w:pStyle w:val="Compact"/>
-            </w:pPr>
-          </w:p>
-        </w:tc>
-        <w:tc>
-          <w:tcPr/>
-          <w:p>
-            <w:pPr>
-              <w:pStyle w:val="Compact"/>
-            </w:pPr>
-          </w:p>
-        </w:tc>
-        <w:tc>
-          <w:tcPr/>
+          <w:tcPr>
+            <w:tcW w:w="992" w:type="dxa"/>
+          </w:tcPr>
+          <w:p>
+            <w:pPr>
+              <w:pStyle w:val="Compact"/>
+            </w:pPr>
+          </w:p>
+        </w:tc>
+        <w:tc>
+          <w:tcPr>
+            <w:tcW w:w="1180" w:type="dxa"/>
+          </w:tcPr>
+          <w:p>
+            <w:pPr>
+              <w:pStyle w:val="Compact"/>
+            </w:pPr>
+          </w:p>
+        </w:tc>
+        <w:tc>
+          <w:tcPr>
+            <w:tcW w:w="992" w:type="dxa"/>
+          </w:tcPr>
           <w:p>
             <w:pPr>
               <w:pStyle w:val="Compact"/>
@@ -4651,7 +5210,9 @@
       </w:tr>
       <w:tr>
         <w:tc>
-          <w:tcPr/>
+          <w:tcPr>
+            <w:tcW w:w="6194" w:type="dxa"/>
+          </w:tcPr>
           <w:p>
             <w:pPr>
               <w:pStyle w:val="Compact"/>
@@ -4663,23 +5224,29 @@
           </w:p>
         </w:tc>
         <w:tc>
-          <w:tcPr/>
-          <w:p>
-            <w:pPr>
-              <w:pStyle w:val="Compact"/>
-            </w:pPr>
-          </w:p>
-        </w:tc>
-        <w:tc>
-          <w:tcPr/>
-          <w:p>
-            <w:pPr>
-              <w:pStyle w:val="Compact"/>
-            </w:pPr>
-          </w:p>
-        </w:tc>
-        <w:tc>
-          <w:tcPr/>
+          <w:tcPr>
+            <w:tcW w:w="992" w:type="dxa"/>
+          </w:tcPr>
+          <w:p>
+            <w:pPr>
+              <w:pStyle w:val="Compact"/>
+            </w:pPr>
+          </w:p>
+        </w:tc>
+        <w:tc>
+          <w:tcPr>
+            <w:tcW w:w="1180" w:type="dxa"/>
+          </w:tcPr>
+          <w:p>
+            <w:pPr>
+              <w:pStyle w:val="Compact"/>
+            </w:pPr>
+          </w:p>
+        </w:tc>
+        <w:tc>
+          <w:tcPr>
+            <w:tcW w:w="992" w:type="dxa"/>
+          </w:tcPr>
           <w:p>
             <w:pPr>
               <w:pStyle w:val="Compact"/>
@@ -4689,7 +5256,9 @@
       </w:tr>
       <w:tr>
         <w:tc>
-          <w:tcPr/>
+          <w:tcPr>
+            <w:tcW w:w="6194" w:type="dxa"/>
+          </w:tcPr>
           <w:p>
             <w:pPr>
               <w:pStyle w:val="Compact"/>
@@ -4701,23 +5270,29 @@
           </w:p>
         </w:tc>
         <w:tc>
-          <w:tcPr/>
-          <w:p>
-            <w:pPr>
-              <w:pStyle w:val="Compact"/>
-            </w:pPr>
-          </w:p>
-        </w:tc>
-        <w:tc>
-          <w:tcPr/>
-          <w:p>
-            <w:pPr>
-              <w:pStyle w:val="Compact"/>
-            </w:pPr>
-          </w:p>
-        </w:tc>
-        <w:tc>
-          <w:tcPr/>
+          <w:tcPr>
+            <w:tcW w:w="992" w:type="dxa"/>
+          </w:tcPr>
+          <w:p>
+            <w:pPr>
+              <w:pStyle w:val="Compact"/>
+            </w:pPr>
+          </w:p>
+        </w:tc>
+        <w:tc>
+          <w:tcPr>
+            <w:tcW w:w="1180" w:type="dxa"/>
+          </w:tcPr>
+          <w:p>
+            <w:pPr>
+              <w:pStyle w:val="Compact"/>
+            </w:pPr>
+          </w:p>
+        </w:tc>
+        <w:tc>
+          <w:tcPr>
+            <w:tcW w:w="992" w:type="dxa"/>
+          </w:tcPr>
           <w:p>
             <w:pPr>
               <w:pStyle w:val="Compact"/>
@@ -4727,7 +5302,9 @@
       </w:tr>
       <w:tr>
         <w:tc>
-          <w:tcPr/>
+          <w:tcPr>
+            <w:tcW w:w="6194" w:type="dxa"/>
+          </w:tcPr>
           <w:p>
             <w:pPr>
               <w:pStyle w:val="Compact"/>
@@ -4739,23 +5316,29 @@
           </w:p>
         </w:tc>
         <w:tc>
-          <w:tcPr/>
-          <w:p>
-            <w:pPr>
-              <w:pStyle w:val="Compact"/>
-            </w:pPr>
-          </w:p>
-        </w:tc>
-        <w:tc>
-          <w:tcPr/>
-          <w:p>
-            <w:pPr>
-              <w:pStyle w:val="Compact"/>
-            </w:pPr>
-          </w:p>
-        </w:tc>
-        <w:tc>
-          <w:tcPr/>
+          <w:tcPr>
+            <w:tcW w:w="992" w:type="dxa"/>
+          </w:tcPr>
+          <w:p>
+            <w:pPr>
+              <w:pStyle w:val="Compact"/>
+            </w:pPr>
+          </w:p>
+        </w:tc>
+        <w:tc>
+          <w:tcPr>
+            <w:tcW w:w="1180" w:type="dxa"/>
+          </w:tcPr>
+          <w:p>
+            <w:pPr>
+              <w:pStyle w:val="Compact"/>
+            </w:pPr>
+          </w:p>
+        </w:tc>
+        <w:tc>
+          <w:tcPr>
+            <w:tcW w:w="992" w:type="dxa"/>
+          </w:tcPr>
           <w:p>
             <w:pPr>
               <w:pStyle w:val="Compact"/>
@@ -4765,7 +5348,9 @@
       </w:tr>
       <w:tr>
         <w:tc>
-          <w:tcPr/>
+          <w:tcPr>
+            <w:tcW w:w="6194" w:type="dxa"/>
+          </w:tcPr>
           <w:p>
             <w:pPr>
               <w:pStyle w:val="Compact"/>
@@ -4777,23 +5362,29 @@
           </w:p>
         </w:tc>
         <w:tc>
-          <w:tcPr/>
-          <w:p>
-            <w:pPr>
-              <w:pStyle w:val="Compact"/>
-            </w:pPr>
-          </w:p>
-        </w:tc>
-        <w:tc>
-          <w:tcPr/>
-          <w:p>
-            <w:pPr>
-              <w:pStyle w:val="Compact"/>
-            </w:pPr>
-          </w:p>
-        </w:tc>
-        <w:tc>
-          <w:tcPr/>
+          <w:tcPr>
+            <w:tcW w:w="992" w:type="dxa"/>
+          </w:tcPr>
+          <w:p>
+            <w:pPr>
+              <w:pStyle w:val="Compact"/>
+            </w:pPr>
+          </w:p>
+        </w:tc>
+        <w:tc>
+          <w:tcPr>
+            <w:tcW w:w="1180" w:type="dxa"/>
+          </w:tcPr>
+          <w:p>
+            <w:pPr>
+              <w:pStyle w:val="Compact"/>
+            </w:pPr>
+          </w:p>
+        </w:tc>
+        <w:tc>
+          <w:tcPr>
+            <w:tcW w:w="992" w:type="dxa"/>
+          </w:tcPr>
           <w:p>
             <w:pPr>
               <w:pStyle w:val="Compact"/>
@@ -4803,7 +5394,9 @@
       </w:tr>
       <w:tr>
         <w:tc>
-          <w:tcPr/>
+          <w:tcPr>
+            <w:tcW w:w="6194" w:type="dxa"/>
+          </w:tcPr>
           <w:p>
             <w:pPr>
               <w:pStyle w:val="Compact"/>
@@ -4815,23 +5408,29 @@
           </w:p>
         </w:tc>
         <w:tc>
-          <w:tcPr/>
-          <w:p>
-            <w:pPr>
-              <w:pStyle w:val="Compact"/>
-            </w:pPr>
-          </w:p>
-        </w:tc>
-        <w:tc>
-          <w:tcPr/>
-          <w:p>
-            <w:pPr>
-              <w:pStyle w:val="Compact"/>
-            </w:pPr>
-          </w:p>
-        </w:tc>
-        <w:tc>
-          <w:tcPr/>
+          <w:tcPr>
+            <w:tcW w:w="992" w:type="dxa"/>
+          </w:tcPr>
+          <w:p>
+            <w:pPr>
+              <w:pStyle w:val="Compact"/>
+            </w:pPr>
+          </w:p>
+        </w:tc>
+        <w:tc>
+          <w:tcPr>
+            <w:tcW w:w="1180" w:type="dxa"/>
+          </w:tcPr>
+          <w:p>
+            <w:pPr>
+              <w:pStyle w:val="Compact"/>
+            </w:pPr>
+          </w:p>
+        </w:tc>
+        <w:tc>
+          <w:tcPr>
+            <w:tcW w:w="992" w:type="dxa"/>
+          </w:tcPr>
           <w:p>
             <w:pPr>
               <w:pStyle w:val="Compact"/>
@@ -4841,7 +5440,9 @@
       </w:tr>
       <w:tr>
         <w:tc>
-          <w:tcPr/>
+          <w:tcPr>
+            <w:tcW w:w="6194" w:type="dxa"/>
+          </w:tcPr>
           <w:p>
             <w:pPr>
               <w:pStyle w:val="Compact"/>
@@ -4853,23 +5454,29 @@
           </w:p>
         </w:tc>
         <w:tc>
-          <w:tcPr/>
-          <w:p>
-            <w:pPr>
-              <w:pStyle w:val="Compact"/>
-            </w:pPr>
-          </w:p>
-        </w:tc>
-        <w:tc>
-          <w:tcPr/>
-          <w:p>
-            <w:pPr>
-              <w:pStyle w:val="Compact"/>
-            </w:pPr>
-          </w:p>
-        </w:tc>
-        <w:tc>
-          <w:tcPr/>
+          <w:tcPr>
+            <w:tcW w:w="992" w:type="dxa"/>
+          </w:tcPr>
+          <w:p>
+            <w:pPr>
+              <w:pStyle w:val="Compact"/>
+            </w:pPr>
+          </w:p>
+        </w:tc>
+        <w:tc>
+          <w:tcPr>
+            <w:tcW w:w="1180" w:type="dxa"/>
+          </w:tcPr>
+          <w:p>
+            <w:pPr>
+              <w:pStyle w:val="Compact"/>
+            </w:pPr>
+          </w:p>
+        </w:tc>
+        <w:tc>
+          <w:tcPr>
+            <w:tcW w:w="992" w:type="dxa"/>
+          </w:tcPr>
           <w:p>
             <w:pPr>
               <w:pStyle w:val="Compact"/>
@@ -4931,7 +5538,7 @@
         <w:t xml:space="preserve">docs/01-30-60-90-plan.md</w:t>
       </w:r>
       <w:r>
-        <w:t xml:space="preserve">. With 5-15 business days, the hire is maker, with a 15-minute daily checkpoint and checker review before release. If the effective date were fewer than 5 business days away (or the action were business-critical), the Senior would be maker for the WHAT and the Manager for the $, each checking the other. You would shadow, draft a parallel practice brief or model for review afterward, and write after-action notes within 2 working days. In W1-W2 the trainer is always maker.</w:t>
+        <w:t xml:space="preserve">. With 5-15 business days, the hire is maker, with a 15-minute daily checkpoint, and the checker reviews each draft on the same business day it is submitted; nothing is released before that review. If the effective date were fewer than 5 business days away (or the action were business-critical), the Senior would be maker for the WHAT and the Manager for the $, each checking the other. You would shadow, draft a parallel practice brief or model for review afterward, and write after-action notes within 2 working days. In W1-W2 the trainer is always maker.</w:t>
       </w:r>
     </w:p>
     <w:p>
@@ -5200,7 +5807,7 @@
         <w:t xml:space="preserve"> </w:t>
       </w:r>
       <w:r>
-        <w:t xml:space="preserve">A same-day P1 or P2 date is the Manager's call in days 1-60. If the duty takes effect in fewer than 5 business days, the Manager is maker for the $ and you prepare the inputs.</w:t>
+        <w:t xml:space="preserve">A same-day P1 or P2 date is the Manager's call in days 1-60. If the duty takes effect in fewer than 5 business days, the Manager is maker for the $ and the Senior checks; you shadow, build a parallel practice model that is reviewed afterwards, and write after-action notes within 2 working days. Otherwise you are maker and steps 2-6 apply; with 5-15 business days to go, the checker reviews your numbers on the same business day you submit them.</w:t>
       </w:r>
     </w:p>
     <w:p>
@@ -5333,7 +5940,7 @@
         <w:pStyle w:val="FirstParagraph"/>
       </w:pPr>
       <w:r>
-        <w:t xml:space="preserve">It is Tuesday in Week 3. The Senior posts: "Heads-down on drawback claims until Friday; office hours cancelled this week." Between them, the hires have 8 open questions, and 2 of them block the USMCA worksheet that is due Thursday.</w:t>
+        <w:t xml:space="preserve">It is Monday in Week 4. The Senior posts: "Heads-down on drawback claims until Friday; office hours cancelled this week." Between them, the hires have 8 open questions, and 2 of them block the classification worksheet that is due Wednesday 11/11.</w:t>
       </w:r>
     </w:p>
     <w:p>
@@ -5407,7 +6014,7 @@
         <w:t xml:space="preserve"> </w:t>
       </w:r>
       <w:r>
-        <w:t xml:space="preserve">spend up to 15 more minutes on each B and N question in the primers and the official sources (USMCA text on ustr.gov, 19 CFR on ecfr.gov, CBP guidance), and update "tried so far". Each hire checks the other's log; the answer may already be there.</w:t>
+        <w:t xml:space="preserve">spend up to 15 more minutes on each B and N question in the primers and the official sources (HTSUS and its notes on hts.usitc.gov, CROSS rulings on rulings.cbp.gov, the Canada Customs Tariff on cbsa-asfc.gc.ca, TIGIE changes in the DOF), and update "tried so far". Each hire checks the other's log; the answer may already be there.</w:t>
       </w:r>
     </w:p>
     <w:p>
@@ -5451,7 +6058,7 @@
         <w:t xml:space="preserve"> </w:t>
       </w:r>
       <w:r>
-        <w:t xml:space="preserve">move work that doesn't need the Senior to this week (analytics, tool inventory, SOP drafting, Anki). Tell the Manager if the Thursday date moves.</w:t>
+        <w:t xml:space="preserve">move work that doesn't need the Senior to this week (analytics, tool inventory, SOP drafting, Anki). Tell the Manager if the Wednesday date moves.</w:t>
       </w:r>
     </w:p>
     <w:p>

--- a/dist/docs/05-time-management.docx
+++ b/dist/docs/05-time-management.docx
@@ -16,7 +16,7 @@
         <w:pStyle w:val="FirstParagraph"/>
       </w:pPr>
       <w:r>
-        <w:t xml:space="preserve">Last updated: 2026-10-08 · Owner: BSA Manager</w:t>
+        <w:t xml:space="preserve">Last updated: 2026-10-17 · Owner: BSA Manager</w:t>
       </w:r>
     </w:p>
     <w:p>
@@ -99,7 +99,7 @@
         <w:pStyle w:val="FirstParagraph"/>
       </w:pPr>
       <w:r>
-        <w:t xml:space="preserve">About 5-8 of your 40 hours a week are guided by the Manager or the Senior (about 9 in W1-W2, about 5 in W10-W13). The other 32-35 are yours to plan: self-study, shadowing, documentation and, later, real work. Both trainers have small, fixed budgets (Manager 8 h a week across both of you, Senior about 4.5 h), so a badly timed question or a missed review slot costs more than it would on a bigger team.</w:t>
+        <w:t xml:space="preserve">About 5-8 of your 40 hours a week are guided by the Manager or the Senior (about 9-10 in W1-W2, about 5 in W10-W13). The other 32-35 are yours to plan: self-study, shadowing, documentation and, later, real work. Both trainers have small, fixed budgets (Manager 8 h a week across both of you, Senior about 4.5 h), so a badly timed question or a missed review slot costs more than it would on a bigger team.</w:t>
       </w:r>
     </w:p>
     <w:p>
@@ -854,6 +854,26 @@
         <w:t xml:space="preserve">Write down the learning/doing split you planned (see the phase table below).</w:t>
       </w:r>
     </w:p>
+    <w:p>
+      <w:pPr>
+        <w:pStyle w:val="FirstParagraph"/>
+      </w:pPr>
+      <w:r>
+        <w:t xml:space="preserve">Copilot Chat may turn your notes into a first draft of the plan or rank your question batch (</w:t>
+      </w:r>
+      <w:r>
+        <w:rPr>
+          <w:rStyle w:val="VerbatimChar"/>
+        </w:rPr>
+        <w:t xml:space="preserve">docs/primers/copilot-chat-guide.md</w:t>
+      </w:r>
+      <w:r>
+        <w:t xml:space="preserve"> </w:t>
+      </w:r>
+      <w:r>
+        <w:t xml:space="preserve">4.10). You still choose the three outcomes, the hours and the reviews, and you do the capacity check yourself.</w:t>
+      </w:r>
+    </w:p>
     <w:bookmarkEnd w:id="22"/>
     <w:bookmarkStart w:id="23" w:name="X02ddef2895fce1b25d1bbdab8da425cbaf6104e"/>
     <w:p>
@@ -1513,10 +1533,10 @@
         <w:tblLayout w:type="fixed"/>
       </w:tblPr>
       <w:tblGrid>
-        <w:gridCol w:w="853"/>
-        <w:gridCol w:w="2849"/>
-        <w:gridCol w:w="3265"/>
-        <w:gridCol w:w="2391"/>
+        <w:gridCol w:w="1150"/>
+        <w:gridCol w:w="2750"/>
+        <w:gridCol w:w="3152"/>
+        <w:gridCol w:w="2307"/>
       </w:tblGrid>
       <w:tr>
         <w:trPr>
@@ -1524,7 +1544,7 @@
         </w:trPr>
         <w:tc>
           <w:tcPr>
-            <w:tcW w:w="853" w:type="dxa"/>
+            <w:tcW w:w="1150" w:type="dxa"/>
           </w:tcPr>
           <w:p>
             <w:pPr>
@@ -1538,7 +1558,7 @@
         </w:tc>
         <w:tc>
           <w:tcPr>
-            <w:tcW w:w="2849" w:type="dxa"/>
+            <w:tcW w:w="2750" w:type="dxa"/>
           </w:tcPr>
           <w:p>
             <w:pPr>
@@ -1552,7 +1572,7 @@
         </w:tc>
         <w:tc>
           <w:tcPr>
-            <w:tcW w:w="3265" w:type="dxa"/>
+            <w:tcW w:w="3152" w:type="dxa"/>
           </w:tcPr>
           <w:p>
             <w:pPr>
@@ -1566,7 +1586,7 @@
         </w:tc>
         <w:tc>
           <w:tcPr>
-            <w:tcW w:w="2391" w:type="dxa"/>
+            <w:tcW w:w="2307" w:type="dxa"/>
           </w:tcPr>
           <w:p>
             <w:pPr>
@@ -1582,7 +1602,7 @@
       <w:tr>
         <w:tc>
           <w:tcPr>
-            <w:tcW w:w="853" w:type="dxa"/>
+            <w:tcW w:w="1150" w:type="dxa"/>
           </w:tcPr>
           <w:p>
             <w:pPr>
@@ -1596,7 +1616,7 @@
         </w:tc>
         <w:tc>
           <w:tcPr>
-            <w:tcW w:w="2849" w:type="dxa"/>
+            <w:tcW w:w="2750" w:type="dxa"/>
           </w:tcPr>
           <w:p>
             <w:pPr>
@@ -1610,7 +1630,7 @@
         </w:tc>
         <w:tc>
           <w:tcPr>
-            <w:tcW w:w="3265" w:type="dxa"/>
+            <w:tcW w:w="3152" w:type="dxa"/>
           </w:tcPr>
           <w:p>
             <w:pPr>
@@ -1624,7 +1644,7 @@
         </w:tc>
         <w:tc>
           <w:tcPr>
-            <w:tcW w:w="2391" w:type="dxa"/>
+            <w:tcW w:w="2307" w:type="dxa"/>
           </w:tcPr>
           <w:p>
             <w:pPr>
@@ -1640,7 +1660,7 @@
       <w:tr>
         <w:tc>
           <w:tcPr>
-            <w:tcW w:w="853" w:type="dxa"/>
+            <w:tcW w:w="1150" w:type="dxa"/>
           </w:tcPr>
           <w:p>
             <w:pPr>
@@ -1654,7 +1674,7 @@
         </w:tc>
         <w:tc>
           <w:tcPr>
-            <w:tcW w:w="2849" w:type="dxa"/>
+            <w:tcW w:w="2750" w:type="dxa"/>
           </w:tcPr>
           <w:p>
             <w:pPr>
@@ -1668,7 +1688,7 @@
         </w:tc>
         <w:tc>
           <w:tcPr>
-            <w:tcW w:w="3265" w:type="dxa"/>
+            <w:tcW w:w="3152" w:type="dxa"/>
           </w:tcPr>
           <w:p>
             <w:pPr>
@@ -1682,7 +1702,7 @@
         </w:tc>
         <w:tc>
           <w:tcPr>
-            <w:tcW w:w="2391" w:type="dxa"/>
+            <w:tcW w:w="2307" w:type="dxa"/>
           </w:tcPr>
           <w:p>
             <w:pPr>
@@ -1698,7 +1718,7 @@
       <w:tr>
         <w:tc>
           <w:tcPr>
-            <w:tcW w:w="853" w:type="dxa"/>
+            <w:tcW w:w="1150" w:type="dxa"/>
           </w:tcPr>
           <w:p>
             <w:pPr>
@@ -1712,7 +1732,7 @@
         </w:tc>
         <w:tc>
           <w:tcPr>
-            <w:tcW w:w="2849" w:type="dxa"/>
+            <w:tcW w:w="2750" w:type="dxa"/>
           </w:tcPr>
           <w:p>
             <w:pPr>
@@ -1726,7 +1746,7 @@
         </w:tc>
         <w:tc>
           <w:tcPr>
-            <w:tcW w:w="3265" w:type="dxa"/>
+            <w:tcW w:w="3152" w:type="dxa"/>
           </w:tcPr>
           <w:p>
             <w:pPr>
@@ -1740,7 +1760,7 @@
         </w:tc>
         <w:tc>
           <w:tcPr>
-            <w:tcW w:w="2391" w:type="dxa"/>
+            <w:tcW w:w="2307" w:type="dxa"/>
           </w:tcPr>
           <w:p>
             <w:pPr>
@@ -3034,11 +3054,11 @@
         <w:tblLayout w:type="fixed"/>
       </w:tblPr>
       <w:tblGrid>
-        <w:gridCol w:w="881"/>
+        <w:gridCol w:w="1495"/>
+        <w:gridCol w:w="1495"/>
         <w:gridCol w:w="1150"/>
-        <w:gridCol w:w="1191"/>
-        <w:gridCol w:w="919"/>
-        <w:gridCol w:w="5217"/>
+        <w:gridCol w:w="1035"/>
+        <w:gridCol w:w="4185"/>
       </w:tblGrid>
       <w:tr>
         <w:trPr>
@@ -3046,7 +3066,7 @@
         </w:trPr>
         <w:tc>
           <w:tcPr>
-            <w:tcW w:w="881" w:type="dxa"/>
+            <w:tcW w:w="1495" w:type="dxa"/>
           </w:tcPr>
           <w:p>
             <w:pPr>
@@ -3060,6 +3080,20 @@
         </w:tc>
         <w:tc>
           <w:tcPr>
+            <w:tcW w:w="1495" w:type="dxa"/>
+          </w:tcPr>
+          <w:p>
+            <w:pPr>
+              <w:pStyle w:val="Compact"/>
+              <w:jc w:val="left"/>
+            </w:pPr>
+            <w:r>
+              <w:t xml:space="preserve">Weeks and dates</w:t>
+            </w:r>
+          </w:p>
+        </w:tc>
+        <w:tc>
+          <w:tcPr>
             <w:tcW w:w="1150" w:type="dxa"/>
           </w:tcPr>
           <w:p>
@@ -3068,27 +3102,13 @@
               <w:jc w:val="left"/>
             </w:pPr>
             <w:r>
-              <w:t xml:space="preserve">Weeks and dates</w:t>
-            </w:r>
-          </w:p>
-        </w:tc>
-        <w:tc>
-          <w:tcPr>
-            <w:tcW w:w="1191" w:type="dxa"/>
-          </w:tcPr>
-          <w:p>
-            <w:pPr>
-              <w:pStyle w:val="Compact"/>
-              <w:jc w:val="left"/>
-            </w:pPr>
-            <w:r>
               <w:t xml:space="preserve">Target learning / doing</w:t>
             </w:r>
           </w:p>
         </w:tc>
         <w:tc>
           <w:tcPr>
-            <w:tcW w:w="919" w:type="dxa"/>
+            <w:tcW w:w="1035" w:type="dxa"/>
           </w:tcPr>
           <w:p>
             <w:pPr>
@@ -3102,7 +3122,7 @@
         </w:tc>
         <w:tc>
           <w:tcPr>
-            <w:tcW w:w="5217" w:type="dxa"/>
+            <w:tcW w:w="4185" w:type="dxa"/>
           </w:tcPr>
           <w:p>
             <w:pPr>
@@ -3118,7 +3138,7 @@
       <w:tr>
         <w:tc>
           <w:tcPr>
-            <w:tcW w:w="881" w:type="dxa"/>
+            <w:tcW w:w="1495" w:type="dxa"/>
           </w:tcPr>
           <w:p>
             <w:pPr>
@@ -3132,6 +3152,20 @@
         </w:tc>
         <w:tc>
           <w:tcPr>
+            <w:tcW w:w="1495" w:type="dxa"/>
+          </w:tcPr>
+          <w:p>
+            <w:pPr>
+              <w:pStyle w:val="Compact"/>
+              <w:jc w:val="left"/>
+            </w:pPr>
+            <w:r>
+              <w:t xml:space="preserve">W1-W5, 10/19-11/20</w:t>
+            </w:r>
+          </w:p>
+        </w:tc>
+        <w:tc>
+          <w:tcPr>
             <w:tcW w:w="1150" w:type="dxa"/>
           </w:tcPr>
           <w:p>
@@ -3140,27 +3174,13 @@
               <w:jc w:val="left"/>
             </w:pPr>
             <w:r>
-              <w:t xml:space="preserve">W1-W5, 10/19-11/20</w:t>
-            </w:r>
-          </w:p>
-        </w:tc>
-        <w:tc>
-          <w:tcPr>
-            <w:tcW w:w="1191" w:type="dxa"/>
-          </w:tcPr>
-          <w:p>
-            <w:pPr>
-              <w:pStyle w:val="Compact"/>
-              <w:jc w:val="left"/>
-            </w:pPr>
-            <w:r>
               <w:t xml:space="preserve">about 70 / 30</w:t>
             </w:r>
           </w:p>
         </w:tc>
         <w:tc>
           <w:tcPr>
-            <w:tcW w:w="919" w:type="dxa"/>
+            <w:tcW w:w="1035" w:type="dxa"/>
           </w:tcPr>
           <w:p>
             <w:pPr>
@@ -3174,7 +3194,7 @@
         </w:tc>
         <w:tc>
           <w:tcPr>
-            <w:tcW w:w="5217" w:type="dxa"/>
+            <w:tcW w:w="4185" w:type="dxa"/>
           </w:tcPr>
           <w:p>
             <w:pPr>
@@ -3190,7 +3210,7 @@
       <w:tr>
         <w:tc>
           <w:tcPr>
-            <w:tcW w:w="881" w:type="dxa"/>
+            <w:tcW w:w="1495" w:type="dxa"/>
           </w:tcPr>
           <w:p>
             <w:pPr>
@@ -3204,6 +3224,20 @@
         </w:tc>
         <w:tc>
           <w:tcPr>
+            <w:tcW w:w="1495" w:type="dxa"/>
+          </w:tcPr>
+          <w:p>
+            <w:pPr>
+              <w:pStyle w:val="Compact"/>
+              <w:jc w:val="left"/>
+            </w:pPr>
+            <w:r>
+              <w:t xml:space="preserve">W6-W9, 11/23-12/18</w:t>
+            </w:r>
+          </w:p>
+        </w:tc>
+        <w:tc>
+          <w:tcPr>
             <w:tcW w:w="1150" w:type="dxa"/>
           </w:tcPr>
           <w:p>
@@ -3212,27 +3246,13 @@
               <w:jc w:val="left"/>
             </w:pPr>
             <w:r>
-              <w:t xml:space="preserve">W6-W9, 11/23-12/18</w:t>
-            </w:r>
-          </w:p>
-        </w:tc>
-        <w:tc>
-          <w:tcPr>
-            <w:tcW w:w="1191" w:type="dxa"/>
-          </w:tcPr>
-          <w:p>
-            <w:pPr>
-              <w:pStyle w:val="Compact"/>
-              <w:jc w:val="left"/>
-            </w:pPr>
-            <w:r>
               <w:t xml:space="preserve">about 50 / 50</w:t>
             </w:r>
           </w:p>
         </w:tc>
         <w:tc>
           <w:tcPr>
-            <w:tcW w:w="919" w:type="dxa"/>
+            <w:tcW w:w="1035" w:type="dxa"/>
           </w:tcPr>
           <w:p>
             <w:pPr>
@@ -3246,7 +3266,7 @@
         </w:tc>
         <w:tc>
           <w:tcPr>
-            <w:tcW w:w="5217" w:type="dxa"/>
+            <w:tcW w:w="4185" w:type="dxa"/>
           </w:tcPr>
           <w:p>
             <w:pPr>
@@ -3262,7 +3282,7 @@
       <w:tr>
         <w:tc>
           <w:tcPr>
-            <w:tcW w:w="881" w:type="dxa"/>
+            <w:tcW w:w="1495" w:type="dxa"/>
           </w:tcPr>
           <w:p>
             <w:pPr>
@@ -3276,6 +3296,20 @@
         </w:tc>
         <w:tc>
           <w:tcPr>
+            <w:tcW w:w="1495" w:type="dxa"/>
+          </w:tcPr>
+          <w:p>
+            <w:pPr>
+              <w:pStyle w:val="Compact"/>
+              <w:jc w:val="left"/>
+            </w:pPr>
+            <w:r>
+              <w:t xml:space="preserve">W10-W13, 12/21-1/15</w:t>
+            </w:r>
+          </w:p>
+        </w:tc>
+        <w:tc>
+          <w:tcPr>
             <w:tcW w:w="1150" w:type="dxa"/>
           </w:tcPr>
           <w:p>
@@ -3284,27 +3318,13 @@
               <w:jc w:val="left"/>
             </w:pPr>
             <w:r>
-              <w:t xml:space="preserve">W10-W13, 12/21-1/15</w:t>
-            </w:r>
-          </w:p>
-        </w:tc>
-        <w:tc>
-          <w:tcPr>
-            <w:tcW w:w="1191" w:type="dxa"/>
-          </w:tcPr>
-          <w:p>
-            <w:pPr>
-              <w:pStyle w:val="Compact"/>
-              <w:jc w:val="left"/>
-            </w:pPr>
-            <w:r>
               <w:t xml:space="preserve">about 40 / 60</w:t>
             </w:r>
           </w:p>
         </w:tc>
         <w:tc>
           <w:tcPr>
-            <w:tcW w:w="919" w:type="dxa"/>
+            <w:tcW w:w="1035" w:type="dxa"/>
           </w:tcPr>
           <w:p>
             <w:pPr>
@@ -3318,7 +3338,7 @@
         </w:tc>
         <w:tc>
           <w:tcPr>
-            <w:tcW w:w="5217" w:type="dxa"/>
+            <w:tcW w:w="4185" w:type="dxa"/>
           </w:tcPr>
           <w:p>
             <w:pPr>
@@ -3428,6 +3448,29 @@
       </w:r>
       <w:r>
         <w:t xml:space="preserve">; there is no other format. Post it on your OneNote page "Weekly plans and self-reports" by 11:30 on Friday (on a holiday Friday, the last working day of the week) and send the link to the Manager, copy to the Senior. It drives the 1:1, so keep it short and honest. Prompt 1 is where your learning/doing hours go.</w:t>
+      </w:r>
+    </w:p>
+    <w:p>
+      <w:pPr>
+        <w:pStyle w:val="BodyText"/>
+      </w:pPr>
+      <w:r>
+        <w:t xml:space="preserve">Copilot Chat may draft it from your own notes (the prompt in</w:t>
+      </w:r>
+      <w:r>
+        <w:t xml:space="preserve"> </w:t>
+      </w:r>
+      <w:r>
+        <w:rPr>
+          <w:rStyle w:val="VerbatimChar"/>
+        </w:rPr>
+        <w:t xml:space="preserve">docs/primers/copilot-chat-guide.md</w:t>
+      </w:r>
+      <w:r>
+        <w:t xml:space="preserve"> </w:t>
+      </w:r>
+      <w:r>
+        <w:t xml:space="preserve">4.10), but you own the self-report: every line is true, the hours and the 0-4 ratings are yours (Copilot never rates your skills), the links work, and it says honestly what slipped. Copilot only drafts. Log the use in your Copilot use log.</w:t>
       </w:r>
     </w:p>
     <w:bookmarkEnd w:id="41"/>
@@ -3739,12 +3782,12 @@
         <w:tblLayout w:type="fixed"/>
       </w:tblPr>
       <w:tblGrid>
-        <w:gridCol w:w="884"/>
-        <w:gridCol w:w="3182"/>
-        <w:gridCol w:w="1202"/>
-        <w:gridCol w:w="962"/>
-        <w:gridCol w:w="1924"/>
-        <w:gridCol w:w="1202"/>
+        <w:gridCol w:w="900"/>
+        <w:gridCol w:w="3176"/>
+        <w:gridCol w:w="1200"/>
+        <w:gridCol w:w="960"/>
+        <w:gridCol w:w="1921"/>
+        <w:gridCol w:w="1200"/>
       </w:tblGrid>
       <w:tr>
         <w:trPr>
@@ -3752,7 +3795,7 @@
         </w:trPr>
         <w:tc>
           <w:tcPr>
-            <w:tcW w:w="884" w:type="dxa"/>
+            <w:tcW w:w="900" w:type="dxa"/>
           </w:tcPr>
           <w:p>
             <w:pPr>
@@ -3766,7 +3809,7 @@
         </w:tc>
         <w:tc>
           <w:tcPr>
-            <w:tcW w:w="3182" w:type="dxa"/>
+            <w:tcW w:w="3176" w:type="dxa"/>
           </w:tcPr>
           <w:p>
             <w:pPr>
@@ -3780,7 +3823,7 @@
         </w:tc>
         <w:tc>
           <w:tcPr>
-            <w:tcW w:w="1202" w:type="dxa"/>
+            <w:tcW w:w="1200" w:type="dxa"/>
           </w:tcPr>
           <w:p>
             <w:pPr>
@@ -3794,7 +3837,7 @@
         </w:tc>
         <w:tc>
           <w:tcPr>
-            <w:tcW w:w="962" w:type="dxa"/>
+            <w:tcW w:w="960" w:type="dxa"/>
           </w:tcPr>
           <w:p>
             <w:pPr>
@@ -3808,7 +3851,7 @@
         </w:tc>
         <w:tc>
           <w:tcPr>
-            <w:tcW w:w="1924" w:type="dxa"/>
+            <w:tcW w:w="1921" w:type="dxa"/>
           </w:tcPr>
           <w:p>
             <w:pPr>
@@ -3822,7 +3865,7 @@
         </w:tc>
         <w:tc>
           <w:tcPr>
-            <w:tcW w:w="1202" w:type="dxa"/>
+            <w:tcW w:w="1200" w:type="dxa"/>
           </w:tcPr>
           <w:p>
             <w:pPr>
@@ -3838,7 +3881,7 @@
       <w:tr>
         <w:tc>
           <w:tcPr>
-            <w:tcW w:w="884" w:type="dxa"/>
+            <w:tcW w:w="900" w:type="dxa"/>
           </w:tcPr>
           <w:p>
             <w:pPr>
@@ -3852,47 +3895,47 @@
         </w:tc>
         <w:tc>
           <w:tcPr>
-            <w:tcW w:w="3182" w:type="dxa"/>
-          </w:tcPr>
-          <w:p>
-            <w:pPr>
-              <w:pStyle w:val="Compact"/>
-            </w:pPr>
-          </w:p>
-        </w:tc>
-        <w:tc>
-          <w:tcPr>
-            <w:tcW w:w="1202" w:type="dxa"/>
-          </w:tcPr>
-          <w:p>
-            <w:pPr>
-              <w:pStyle w:val="Compact"/>
-            </w:pPr>
-          </w:p>
-        </w:tc>
-        <w:tc>
-          <w:tcPr>
-            <w:tcW w:w="962" w:type="dxa"/>
-          </w:tcPr>
-          <w:p>
-            <w:pPr>
-              <w:pStyle w:val="Compact"/>
-            </w:pPr>
-          </w:p>
-        </w:tc>
-        <w:tc>
-          <w:tcPr>
-            <w:tcW w:w="1924" w:type="dxa"/>
-          </w:tcPr>
-          <w:p>
-            <w:pPr>
-              <w:pStyle w:val="Compact"/>
-            </w:pPr>
-          </w:p>
-        </w:tc>
-        <w:tc>
-          <w:tcPr>
-            <w:tcW w:w="1202" w:type="dxa"/>
+            <w:tcW w:w="3176" w:type="dxa"/>
+          </w:tcPr>
+          <w:p>
+            <w:pPr>
+              <w:pStyle w:val="Compact"/>
+            </w:pPr>
+          </w:p>
+        </w:tc>
+        <w:tc>
+          <w:tcPr>
+            <w:tcW w:w="1200" w:type="dxa"/>
+          </w:tcPr>
+          <w:p>
+            <w:pPr>
+              <w:pStyle w:val="Compact"/>
+            </w:pPr>
+          </w:p>
+        </w:tc>
+        <w:tc>
+          <w:tcPr>
+            <w:tcW w:w="960" w:type="dxa"/>
+          </w:tcPr>
+          <w:p>
+            <w:pPr>
+              <w:pStyle w:val="Compact"/>
+            </w:pPr>
+          </w:p>
+        </w:tc>
+        <w:tc>
+          <w:tcPr>
+            <w:tcW w:w="1921" w:type="dxa"/>
+          </w:tcPr>
+          <w:p>
+            <w:pPr>
+              <w:pStyle w:val="Compact"/>
+            </w:pPr>
+          </w:p>
+        </w:tc>
+        <w:tc>
+          <w:tcPr>
+            <w:tcW w:w="1200" w:type="dxa"/>
           </w:tcPr>
           <w:p>
             <w:pPr>
@@ -3904,7 +3947,7 @@
       <w:tr>
         <w:tc>
           <w:tcPr>
-            <w:tcW w:w="884" w:type="dxa"/>
+            <w:tcW w:w="900" w:type="dxa"/>
           </w:tcPr>
           <w:p>
             <w:pPr>
@@ -3918,47 +3961,47 @@
         </w:tc>
         <w:tc>
           <w:tcPr>
-            <w:tcW w:w="3182" w:type="dxa"/>
-          </w:tcPr>
-          <w:p>
-            <w:pPr>
-              <w:pStyle w:val="Compact"/>
-            </w:pPr>
-          </w:p>
-        </w:tc>
-        <w:tc>
-          <w:tcPr>
-            <w:tcW w:w="1202" w:type="dxa"/>
-          </w:tcPr>
-          <w:p>
-            <w:pPr>
-              <w:pStyle w:val="Compact"/>
-            </w:pPr>
-          </w:p>
-        </w:tc>
-        <w:tc>
-          <w:tcPr>
-            <w:tcW w:w="962" w:type="dxa"/>
-          </w:tcPr>
-          <w:p>
-            <w:pPr>
-              <w:pStyle w:val="Compact"/>
-            </w:pPr>
-          </w:p>
-        </w:tc>
-        <w:tc>
-          <w:tcPr>
-            <w:tcW w:w="1924" w:type="dxa"/>
-          </w:tcPr>
-          <w:p>
-            <w:pPr>
-              <w:pStyle w:val="Compact"/>
-            </w:pPr>
-          </w:p>
-        </w:tc>
-        <w:tc>
-          <w:tcPr>
-            <w:tcW w:w="1202" w:type="dxa"/>
+            <w:tcW w:w="3176" w:type="dxa"/>
+          </w:tcPr>
+          <w:p>
+            <w:pPr>
+              <w:pStyle w:val="Compact"/>
+            </w:pPr>
+          </w:p>
+        </w:tc>
+        <w:tc>
+          <w:tcPr>
+            <w:tcW w:w="1200" w:type="dxa"/>
+          </w:tcPr>
+          <w:p>
+            <w:pPr>
+              <w:pStyle w:val="Compact"/>
+            </w:pPr>
+          </w:p>
+        </w:tc>
+        <w:tc>
+          <w:tcPr>
+            <w:tcW w:w="960" w:type="dxa"/>
+          </w:tcPr>
+          <w:p>
+            <w:pPr>
+              <w:pStyle w:val="Compact"/>
+            </w:pPr>
+          </w:p>
+        </w:tc>
+        <w:tc>
+          <w:tcPr>
+            <w:tcW w:w="1921" w:type="dxa"/>
+          </w:tcPr>
+          <w:p>
+            <w:pPr>
+              <w:pStyle w:val="Compact"/>
+            </w:pPr>
+          </w:p>
+        </w:tc>
+        <w:tc>
+          <w:tcPr>
+            <w:tcW w:w="1200" w:type="dxa"/>
           </w:tcPr>
           <w:p>
             <w:pPr>
@@ -3970,7 +4013,7 @@
       <w:tr>
         <w:tc>
           <w:tcPr>
-            <w:tcW w:w="884" w:type="dxa"/>
+            <w:tcW w:w="900" w:type="dxa"/>
           </w:tcPr>
           <w:p>
             <w:pPr>
@@ -3984,47 +4027,47 @@
         </w:tc>
         <w:tc>
           <w:tcPr>
-            <w:tcW w:w="3182" w:type="dxa"/>
-          </w:tcPr>
-          <w:p>
-            <w:pPr>
-              <w:pStyle w:val="Compact"/>
-            </w:pPr>
-          </w:p>
-        </w:tc>
-        <w:tc>
-          <w:tcPr>
-            <w:tcW w:w="1202" w:type="dxa"/>
-          </w:tcPr>
-          <w:p>
-            <w:pPr>
-              <w:pStyle w:val="Compact"/>
-            </w:pPr>
-          </w:p>
-        </w:tc>
-        <w:tc>
-          <w:tcPr>
-            <w:tcW w:w="962" w:type="dxa"/>
-          </w:tcPr>
-          <w:p>
-            <w:pPr>
-              <w:pStyle w:val="Compact"/>
-            </w:pPr>
-          </w:p>
-        </w:tc>
-        <w:tc>
-          <w:tcPr>
-            <w:tcW w:w="1924" w:type="dxa"/>
-          </w:tcPr>
-          <w:p>
-            <w:pPr>
-              <w:pStyle w:val="Compact"/>
-            </w:pPr>
-          </w:p>
-        </w:tc>
-        <w:tc>
-          <w:tcPr>
-            <w:tcW w:w="1202" w:type="dxa"/>
+            <w:tcW w:w="3176" w:type="dxa"/>
+          </w:tcPr>
+          <w:p>
+            <w:pPr>
+              <w:pStyle w:val="Compact"/>
+            </w:pPr>
+          </w:p>
+        </w:tc>
+        <w:tc>
+          <w:tcPr>
+            <w:tcW w:w="1200" w:type="dxa"/>
+          </w:tcPr>
+          <w:p>
+            <w:pPr>
+              <w:pStyle w:val="Compact"/>
+            </w:pPr>
+          </w:p>
+        </w:tc>
+        <w:tc>
+          <w:tcPr>
+            <w:tcW w:w="960" w:type="dxa"/>
+          </w:tcPr>
+          <w:p>
+            <w:pPr>
+              <w:pStyle w:val="Compact"/>
+            </w:pPr>
+          </w:p>
+        </w:tc>
+        <w:tc>
+          <w:tcPr>
+            <w:tcW w:w="1921" w:type="dxa"/>
+          </w:tcPr>
+          <w:p>
+            <w:pPr>
+              <w:pStyle w:val="Compact"/>
+            </w:pPr>
+          </w:p>
+        </w:tc>
+        <w:tc>
+          <w:tcPr>
+            <w:tcW w:w="1200" w:type="dxa"/>
           </w:tcPr>
           <w:p>
             <w:pPr>
@@ -4036,7 +4079,7 @@
       <w:tr>
         <w:tc>
           <w:tcPr>
-            <w:tcW w:w="884" w:type="dxa"/>
+            <w:tcW w:w="900" w:type="dxa"/>
           </w:tcPr>
           <w:p>
             <w:pPr>
@@ -4050,47 +4093,47 @@
         </w:tc>
         <w:tc>
           <w:tcPr>
-            <w:tcW w:w="3182" w:type="dxa"/>
-          </w:tcPr>
-          <w:p>
-            <w:pPr>
-              <w:pStyle w:val="Compact"/>
-            </w:pPr>
-          </w:p>
-        </w:tc>
-        <w:tc>
-          <w:tcPr>
-            <w:tcW w:w="1202" w:type="dxa"/>
-          </w:tcPr>
-          <w:p>
-            <w:pPr>
-              <w:pStyle w:val="Compact"/>
-            </w:pPr>
-          </w:p>
-        </w:tc>
-        <w:tc>
-          <w:tcPr>
-            <w:tcW w:w="962" w:type="dxa"/>
-          </w:tcPr>
-          <w:p>
-            <w:pPr>
-              <w:pStyle w:val="Compact"/>
-            </w:pPr>
-          </w:p>
-        </w:tc>
-        <w:tc>
-          <w:tcPr>
-            <w:tcW w:w="1924" w:type="dxa"/>
-          </w:tcPr>
-          <w:p>
-            <w:pPr>
-              <w:pStyle w:val="Compact"/>
-            </w:pPr>
-          </w:p>
-        </w:tc>
-        <w:tc>
-          <w:tcPr>
-            <w:tcW w:w="1202" w:type="dxa"/>
+            <w:tcW w:w="3176" w:type="dxa"/>
+          </w:tcPr>
+          <w:p>
+            <w:pPr>
+              <w:pStyle w:val="Compact"/>
+            </w:pPr>
+          </w:p>
+        </w:tc>
+        <w:tc>
+          <w:tcPr>
+            <w:tcW w:w="1200" w:type="dxa"/>
+          </w:tcPr>
+          <w:p>
+            <w:pPr>
+              <w:pStyle w:val="Compact"/>
+            </w:pPr>
+          </w:p>
+        </w:tc>
+        <w:tc>
+          <w:tcPr>
+            <w:tcW w:w="960" w:type="dxa"/>
+          </w:tcPr>
+          <w:p>
+            <w:pPr>
+              <w:pStyle w:val="Compact"/>
+            </w:pPr>
+          </w:p>
+        </w:tc>
+        <w:tc>
+          <w:tcPr>
+            <w:tcW w:w="1921" w:type="dxa"/>
+          </w:tcPr>
+          <w:p>
+            <w:pPr>
+              <w:pStyle w:val="Compact"/>
+            </w:pPr>
+          </w:p>
+        </w:tc>
+        <w:tc>
+          <w:tcPr>
+            <w:tcW w:w="1200" w:type="dxa"/>
           </w:tcPr>
           <w:p>
             <w:pPr>
@@ -4102,7 +4145,7 @@
       <w:tr>
         <w:tc>
           <w:tcPr>
-            <w:tcW w:w="884" w:type="dxa"/>
+            <w:tcW w:w="900" w:type="dxa"/>
           </w:tcPr>
           <w:p>
             <w:pPr>
@@ -4116,47 +4159,47 @@
         </w:tc>
         <w:tc>
           <w:tcPr>
-            <w:tcW w:w="3182" w:type="dxa"/>
-          </w:tcPr>
-          <w:p>
-            <w:pPr>
-              <w:pStyle w:val="Compact"/>
-            </w:pPr>
-          </w:p>
-        </w:tc>
-        <w:tc>
-          <w:tcPr>
-            <w:tcW w:w="1202" w:type="dxa"/>
-          </w:tcPr>
-          <w:p>
-            <w:pPr>
-              <w:pStyle w:val="Compact"/>
-            </w:pPr>
-          </w:p>
-        </w:tc>
-        <w:tc>
-          <w:tcPr>
-            <w:tcW w:w="962" w:type="dxa"/>
-          </w:tcPr>
-          <w:p>
-            <w:pPr>
-              <w:pStyle w:val="Compact"/>
-            </w:pPr>
-          </w:p>
-        </w:tc>
-        <w:tc>
-          <w:tcPr>
-            <w:tcW w:w="1924" w:type="dxa"/>
-          </w:tcPr>
-          <w:p>
-            <w:pPr>
-              <w:pStyle w:val="Compact"/>
-            </w:pPr>
-          </w:p>
-        </w:tc>
-        <w:tc>
-          <w:tcPr>
-            <w:tcW w:w="1202" w:type="dxa"/>
+            <w:tcW w:w="3176" w:type="dxa"/>
+          </w:tcPr>
+          <w:p>
+            <w:pPr>
+              <w:pStyle w:val="Compact"/>
+            </w:pPr>
+          </w:p>
+        </w:tc>
+        <w:tc>
+          <w:tcPr>
+            <w:tcW w:w="1200" w:type="dxa"/>
+          </w:tcPr>
+          <w:p>
+            <w:pPr>
+              <w:pStyle w:val="Compact"/>
+            </w:pPr>
+          </w:p>
+        </w:tc>
+        <w:tc>
+          <w:tcPr>
+            <w:tcW w:w="960" w:type="dxa"/>
+          </w:tcPr>
+          <w:p>
+            <w:pPr>
+              <w:pStyle w:val="Compact"/>
+            </w:pPr>
+          </w:p>
+        </w:tc>
+        <w:tc>
+          <w:tcPr>
+            <w:tcW w:w="1921" w:type="dxa"/>
+          </w:tcPr>
+          <w:p>
+            <w:pPr>
+              <w:pStyle w:val="Compact"/>
+            </w:pPr>
+          </w:p>
+        </w:tc>
+        <w:tc>
+          <w:tcPr>
+            <w:tcW w:w="1200" w:type="dxa"/>
           </w:tcPr>
           <w:p>
             <w:pPr>
@@ -4168,7 +4211,7 @@
       <w:tr>
         <w:tc>
           <w:tcPr>
-            <w:tcW w:w="884" w:type="dxa"/>
+            <w:tcW w:w="900" w:type="dxa"/>
           </w:tcPr>
           <w:p>
             <w:pPr>
@@ -4182,47 +4225,47 @@
         </w:tc>
         <w:tc>
           <w:tcPr>
-            <w:tcW w:w="3182" w:type="dxa"/>
-          </w:tcPr>
-          <w:p>
-            <w:pPr>
-              <w:pStyle w:val="Compact"/>
-            </w:pPr>
-          </w:p>
-        </w:tc>
-        <w:tc>
-          <w:tcPr>
-            <w:tcW w:w="1202" w:type="dxa"/>
-          </w:tcPr>
-          <w:p>
-            <w:pPr>
-              <w:pStyle w:val="Compact"/>
-            </w:pPr>
-          </w:p>
-        </w:tc>
-        <w:tc>
-          <w:tcPr>
-            <w:tcW w:w="962" w:type="dxa"/>
-          </w:tcPr>
-          <w:p>
-            <w:pPr>
-              <w:pStyle w:val="Compact"/>
-            </w:pPr>
-          </w:p>
-        </w:tc>
-        <w:tc>
-          <w:tcPr>
-            <w:tcW w:w="1924" w:type="dxa"/>
-          </w:tcPr>
-          <w:p>
-            <w:pPr>
-              <w:pStyle w:val="Compact"/>
-            </w:pPr>
-          </w:p>
-        </w:tc>
-        <w:tc>
-          <w:tcPr>
-            <w:tcW w:w="1202" w:type="dxa"/>
+            <w:tcW w:w="3176" w:type="dxa"/>
+          </w:tcPr>
+          <w:p>
+            <w:pPr>
+              <w:pStyle w:val="Compact"/>
+            </w:pPr>
+          </w:p>
+        </w:tc>
+        <w:tc>
+          <w:tcPr>
+            <w:tcW w:w="1200" w:type="dxa"/>
+          </w:tcPr>
+          <w:p>
+            <w:pPr>
+              <w:pStyle w:val="Compact"/>
+            </w:pPr>
+          </w:p>
+        </w:tc>
+        <w:tc>
+          <w:tcPr>
+            <w:tcW w:w="960" w:type="dxa"/>
+          </w:tcPr>
+          <w:p>
+            <w:pPr>
+              <w:pStyle w:val="Compact"/>
+            </w:pPr>
+          </w:p>
+        </w:tc>
+        <w:tc>
+          <w:tcPr>
+            <w:tcW w:w="1921" w:type="dxa"/>
+          </w:tcPr>
+          <w:p>
+            <w:pPr>
+              <w:pStyle w:val="Compact"/>
+            </w:pPr>
+          </w:p>
+        </w:tc>
+        <w:tc>
+          <w:tcPr>
+            <w:tcW w:w="1200" w:type="dxa"/>
           </w:tcPr>
           <w:p>
             <w:pPr>
@@ -4616,12 +4659,12 @@
         <w:tblLayout w:type="fixed"/>
       </w:tblPr>
       <w:tblGrid>
-        <w:gridCol w:w="803"/>
-        <w:gridCol w:w="3110"/>
-        <w:gridCol w:w="2568"/>
-        <w:gridCol w:w="803"/>
-        <w:gridCol w:w="1270"/>
-        <w:gridCol w:w="803"/>
+        <w:gridCol w:w="900"/>
+        <w:gridCol w:w="2911"/>
+        <w:gridCol w:w="2403"/>
+        <w:gridCol w:w="920"/>
+        <w:gridCol w:w="1189"/>
+        <w:gridCol w:w="1035"/>
       </w:tblGrid>
       <w:tr>
         <w:trPr>
@@ -4629,7 +4672,7 @@
         </w:trPr>
         <w:tc>
           <w:tcPr>
-            <w:tcW w:w="803" w:type="dxa"/>
+            <w:tcW w:w="900" w:type="dxa"/>
           </w:tcPr>
           <w:p>
             <w:pPr>
@@ -4643,7 +4686,7 @@
         </w:tc>
         <w:tc>
           <w:tcPr>
-            <w:tcW w:w="3110" w:type="dxa"/>
+            <w:tcW w:w="2911" w:type="dxa"/>
           </w:tcPr>
           <w:p>
             <w:pPr>
@@ -4657,7 +4700,7 @@
         </w:tc>
         <w:tc>
           <w:tcPr>
-            <w:tcW w:w="2568" w:type="dxa"/>
+            <w:tcW w:w="2403" w:type="dxa"/>
           </w:tcPr>
           <w:p>
             <w:pPr>
@@ -4671,7 +4714,7 @@
         </w:tc>
         <w:tc>
           <w:tcPr>
-            <w:tcW w:w="803" w:type="dxa"/>
+            <w:tcW w:w="920" w:type="dxa"/>
           </w:tcPr>
           <w:p>
             <w:pPr>
@@ -4685,7 +4728,7 @@
         </w:tc>
         <w:tc>
           <w:tcPr>
-            <w:tcW w:w="1270" w:type="dxa"/>
+            <w:tcW w:w="1189" w:type="dxa"/>
           </w:tcPr>
           <w:p>
             <w:pPr>
@@ -4699,7 +4742,7 @@
         </w:tc>
         <w:tc>
           <w:tcPr>
-            <w:tcW w:w="803" w:type="dxa"/>
+            <w:tcW w:w="1035" w:type="dxa"/>
           </w:tcPr>
           <w:p>
             <w:pPr>
@@ -4715,7 +4758,7 @@
       <w:tr>
         <w:tc>
           <w:tcPr>
-            <w:tcW w:w="803" w:type="dxa"/>
+            <w:tcW w:w="900" w:type="dxa"/>
           </w:tcPr>
           <w:p>
             <w:pPr>
@@ -4729,7 +4772,7 @@
         </w:tc>
         <w:tc>
           <w:tcPr>
-            <w:tcW w:w="3110" w:type="dxa"/>
+            <w:tcW w:w="2911" w:type="dxa"/>
           </w:tcPr>
           <w:p>
             <w:pPr>
@@ -4743,7 +4786,7 @@
         </w:tc>
         <w:tc>
           <w:tcPr>
-            <w:tcW w:w="2568" w:type="dxa"/>
+            <w:tcW w:w="2403" w:type="dxa"/>
           </w:tcPr>
           <w:p>
             <w:pPr>
@@ -4757,7 +4800,7 @@
         </w:tc>
         <w:tc>
           <w:tcPr>
-            <w:tcW w:w="803" w:type="dxa"/>
+            <w:tcW w:w="920" w:type="dxa"/>
           </w:tcPr>
           <w:p>
             <w:pPr>
@@ -4771,7 +4814,7 @@
         </w:tc>
         <w:tc>
           <w:tcPr>
-            <w:tcW w:w="1270" w:type="dxa"/>
+            <w:tcW w:w="1189" w:type="dxa"/>
           </w:tcPr>
           <w:p>
             <w:pPr>
@@ -4785,7 +4828,7 @@
         </w:tc>
         <w:tc>
           <w:tcPr>
-            <w:tcW w:w="803" w:type="dxa"/>
+            <w:tcW w:w="1035" w:type="dxa"/>
           </w:tcPr>
           <w:p>
             <w:pPr>
@@ -4801,57 +4844,57 @@
       <w:tr>
         <w:tc>
           <w:tcPr>
-            <w:tcW w:w="803" w:type="dxa"/>
-          </w:tcPr>
-          <w:p>
-            <w:pPr>
-              <w:pStyle w:val="Compact"/>
-            </w:pPr>
-          </w:p>
-        </w:tc>
-        <w:tc>
-          <w:tcPr>
-            <w:tcW w:w="3110" w:type="dxa"/>
-          </w:tcPr>
-          <w:p>
-            <w:pPr>
-              <w:pStyle w:val="Compact"/>
-            </w:pPr>
-          </w:p>
-        </w:tc>
-        <w:tc>
-          <w:tcPr>
-            <w:tcW w:w="2568" w:type="dxa"/>
-          </w:tcPr>
-          <w:p>
-            <w:pPr>
-              <w:pStyle w:val="Compact"/>
-            </w:pPr>
-          </w:p>
-        </w:tc>
-        <w:tc>
-          <w:tcPr>
-            <w:tcW w:w="803" w:type="dxa"/>
-          </w:tcPr>
-          <w:p>
-            <w:pPr>
-              <w:pStyle w:val="Compact"/>
-            </w:pPr>
-          </w:p>
-        </w:tc>
-        <w:tc>
-          <w:tcPr>
-            <w:tcW w:w="1270" w:type="dxa"/>
-          </w:tcPr>
-          <w:p>
-            <w:pPr>
-              <w:pStyle w:val="Compact"/>
-            </w:pPr>
-          </w:p>
-        </w:tc>
-        <w:tc>
-          <w:tcPr>
-            <w:tcW w:w="803" w:type="dxa"/>
+            <w:tcW w:w="900" w:type="dxa"/>
+          </w:tcPr>
+          <w:p>
+            <w:pPr>
+              <w:pStyle w:val="Compact"/>
+            </w:pPr>
+          </w:p>
+        </w:tc>
+        <w:tc>
+          <w:tcPr>
+            <w:tcW w:w="2911" w:type="dxa"/>
+          </w:tcPr>
+          <w:p>
+            <w:pPr>
+              <w:pStyle w:val="Compact"/>
+            </w:pPr>
+          </w:p>
+        </w:tc>
+        <w:tc>
+          <w:tcPr>
+            <w:tcW w:w="2403" w:type="dxa"/>
+          </w:tcPr>
+          <w:p>
+            <w:pPr>
+              <w:pStyle w:val="Compact"/>
+            </w:pPr>
+          </w:p>
+        </w:tc>
+        <w:tc>
+          <w:tcPr>
+            <w:tcW w:w="920" w:type="dxa"/>
+          </w:tcPr>
+          <w:p>
+            <w:pPr>
+              <w:pStyle w:val="Compact"/>
+            </w:pPr>
+          </w:p>
+        </w:tc>
+        <w:tc>
+          <w:tcPr>
+            <w:tcW w:w="1189" w:type="dxa"/>
+          </w:tcPr>
+          <w:p>
+            <w:pPr>
+              <w:pStyle w:val="Compact"/>
+            </w:pPr>
+          </w:p>
+        </w:tc>
+        <w:tc>
+          <w:tcPr>
+            <w:tcW w:w="1035" w:type="dxa"/>
           </w:tcPr>
           <w:p>
             <w:pPr>
@@ -4863,57 +4906,57 @@
       <w:tr>
         <w:tc>
           <w:tcPr>
-            <w:tcW w:w="803" w:type="dxa"/>
-          </w:tcPr>
-          <w:p>
-            <w:pPr>
-              <w:pStyle w:val="Compact"/>
-            </w:pPr>
-          </w:p>
-        </w:tc>
-        <w:tc>
-          <w:tcPr>
-            <w:tcW w:w="3110" w:type="dxa"/>
-          </w:tcPr>
-          <w:p>
-            <w:pPr>
-              <w:pStyle w:val="Compact"/>
-            </w:pPr>
-          </w:p>
-        </w:tc>
-        <w:tc>
-          <w:tcPr>
-            <w:tcW w:w="2568" w:type="dxa"/>
-          </w:tcPr>
-          <w:p>
-            <w:pPr>
-              <w:pStyle w:val="Compact"/>
-            </w:pPr>
-          </w:p>
-        </w:tc>
-        <w:tc>
-          <w:tcPr>
-            <w:tcW w:w="803" w:type="dxa"/>
-          </w:tcPr>
-          <w:p>
-            <w:pPr>
-              <w:pStyle w:val="Compact"/>
-            </w:pPr>
-          </w:p>
-        </w:tc>
-        <w:tc>
-          <w:tcPr>
-            <w:tcW w:w="1270" w:type="dxa"/>
-          </w:tcPr>
-          <w:p>
-            <w:pPr>
-              <w:pStyle w:val="Compact"/>
-            </w:pPr>
-          </w:p>
-        </w:tc>
-        <w:tc>
-          <w:tcPr>
-            <w:tcW w:w="803" w:type="dxa"/>
+            <w:tcW w:w="900" w:type="dxa"/>
+          </w:tcPr>
+          <w:p>
+            <w:pPr>
+              <w:pStyle w:val="Compact"/>
+            </w:pPr>
+          </w:p>
+        </w:tc>
+        <w:tc>
+          <w:tcPr>
+            <w:tcW w:w="2911" w:type="dxa"/>
+          </w:tcPr>
+          <w:p>
+            <w:pPr>
+              <w:pStyle w:val="Compact"/>
+            </w:pPr>
+          </w:p>
+        </w:tc>
+        <w:tc>
+          <w:tcPr>
+            <w:tcW w:w="2403" w:type="dxa"/>
+          </w:tcPr>
+          <w:p>
+            <w:pPr>
+              <w:pStyle w:val="Compact"/>
+            </w:pPr>
+          </w:p>
+        </w:tc>
+        <w:tc>
+          <w:tcPr>
+            <w:tcW w:w="920" w:type="dxa"/>
+          </w:tcPr>
+          <w:p>
+            <w:pPr>
+              <w:pStyle w:val="Compact"/>
+            </w:pPr>
+          </w:p>
+        </w:tc>
+        <w:tc>
+          <w:tcPr>
+            <w:tcW w:w="1189" w:type="dxa"/>
+          </w:tcPr>
+          <w:p>
+            <w:pPr>
+              <w:pStyle w:val="Compact"/>
+            </w:pPr>
+          </w:p>
+        </w:tc>
+        <w:tc>
+          <w:tcPr>
+            <w:tcW w:w="1035" w:type="dxa"/>
           </w:tcPr>
           <w:p>
             <w:pPr>
@@ -4958,10 +5001,10 @@
         <w:tblLayout w:type="fixed"/>
       </w:tblPr>
       <w:tblGrid>
-        <w:gridCol w:w="6194"/>
-        <w:gridCol w:w="992"/>
-        <w:gridCol w:w="1180"/>
-        <w:gridCol w:w="992"/>
+        <w:gridCol w:w="6108"/>
+        <w:gridCol w:w="1000"/>
+        <w:gridCol w:w="1250"/>
+        <w:gridCol w:w="1000"/>
       </w:tblGrid>
       <w:tr>
         <w:trPr>
@@ -4969,7 +5012,7 @@
         </w:trPr>
         <w:tc>
           <w:tcPr>
-            <w:tcW w:w="6194" w:type="dxa"/>
+            <w:tcW w:w="6108" w:type="dxa"/>
           </w:tcPr>
           <w:p>
             <w:pPr>
@@ -4983,7 +5026,7 @@
         </w:tc>
         <w:tc>
           <w:tcPr>
-            <w:tcW w:w="992" w:type="dxa"/>
+            <w:tcW w:w="1000" w:type="dxa"/>
           </w:tcPr>
           <w:p>
             <w:pPr>
@@ -4997,7 +5040,7 @@
         </w:tc>
         <w:tc>
           <w:tcPr>
-            <w:tcW w:w="1180" w:type="dxa"/>
+            <w:tcW w:w="1250" w:type="dxa"/>
           </w:tcPr>
           <w:p>
             <w:pPr>
@@ -5011,7 +5054,7 @@
         </w:tc>
         <w:tc>
           <w:tcPr>
-            <w:tcW w:w="992" w:type="dxa"/>
+            <w:tcW w:w="1000" w:type="dxa"/>
           </w:tcPr>
           <w:p>
             <w:pPr>
@@ -5027,7 +5070,7 @@
       <w:tr>
         <w:tc>
           <w:tcPr>
-            <w:tcW w:w="6194" w:type="dxa"/>
+            <w:tcW w:w="6108" w:type="dxa"/>
           </w:tcPr>
           <w:p>
             <w:pPr>
@@ -5041,27 +5084,27 @@
         </w:tc>
         <w:tc>
           <w:tcPr>
-            <w:tcW w:w="992" w:type="dxa"/>
-          </w:tcPr>
-          <w:p>
-            <w:pPr>
-              <w:pStyle w:val="Compact"/>
-            </w:pPr>
-          </w:p>
-        </w:tc>
-        <w:tc>
-          <w:tcPr>
-            <w:tcW w:w="1180" w:type="dxa"/>
-          </w:tcPr>
-          <w:p>
-            <w:pPr>
-              <w:pStyle w:val="Compact"/>
-            </w:pPr>
-          </w:p>
-        </w:tc>
-        <w:tc>
-          <w:tcPr>
-            <w:tcW w:w="992" w:type="dxa"/>
+            <w:tcW w:w="1000" w:type="dxa"/>
+          </w:tcPr>
+          <w:p>
+            <w:pPr>
+              <w:pStyle w:val="Compact"/>
+            </w:pPr>
+          </w:p>
+        </w:tc>
+        <w:tc>
+          <w:tcPr>
+            <w:tcW w:w="1250" w:type="dxa"/>
+          </w:tcPr>
+          <w:p>
+            <w:pPr>
+              <w:pStyle w:val="Compact"/>
+            </w:pPr>
+          </w:p>
+        </w:tc>
+        <w:tc>
+          <w:tcPr>
+            <w:tcW w:w="1000" w:type="dxa"/>
           </w:tcPr>
           <w:p>
             <w:pPr>
@@ -5073,7 +5116,7 @@
       <w:tr>
         <w:tc>
           <w:tcPr>
-            <w:tcW w:w="6194" w:type="dxa"/>
+            <w:tcW w:w="6108" w:type="dxa"/>
           </w:tcPr>
           <w:p>
             <w:pPr>
@@ -5087,27 +5130,27 @@
         </w:tc>
         <w:tc>
           <w:tcPr>
-            <w:tcW w:w="992" w:type="dxa"/>
-          </w:tcPr>
-          <w:p>
-            <w:pPr>
-              <w:pStyle w:val="Compact"/>
-            </w:pPr>
-          </w:p>
-        </w:tc>
-        <w:tc>
-          <w:tcPr>
-            <w:tcW w:w="1180" w:type="dxa"/>
-          </w:tcPr>
-          <w:p>
-            <w:pPr>
-              <w:pStyle w:val="Compact"/>
-            </w:pPr>
-          </w:p>
-        </w:tc>
-        <w:tc>
-          <w:tcPr>
-            <w:tcW w:w="992" w:type="dxa"/>
+            <w:tcW w:w="1000" w:type="dxa"/>
+          </w:tcPr>
+          <w:p>
+            <w:pPr>
+              <w:pStyle w:val="Compact"/>
+            </w:pPr>
+          </w:p>
+        </w:tc>
+        <w:tc>
+          <w:tcPr>
+            <w:tcW w:w="1250" w:type="dxa"/>
+          </w:tcPr>
+          <w:p>
+            <w:pPr>
+              <w:pStyle w:val="Compact"/>
+            </w:pPr>
+          </w:p>
+        </w:tc>
+        <w:tc>
+          <w:tcPr>
+            <w:tcW w:w="1000" w:type="dxa"/>
           </w:tcPr>
           <w:p>
             <w:pPr>
@@ -5119,7 +5162,7 @@
       <w:tr>
         <w:tc>
           <w:tcPr>
-            <w:tcW w:w="6194" w:type="dxa"/>
+            <w:tcW w:w="6108" w:type="dxa"/>
           </w:tcPr>
           <w:p>
             <w:pPr>
@@ -5133,27 +5176,27 @@
         </w:tc>
         <w:tc>
           <w:tcPr>
-            <w:tcW w:w="992" w:type="dxa"/>
-          </w:tcPr>
-          <w:p>
-            <w:pPr>
-              <w:pStyle w:val="Compact"/>
-            </w:pPr>
-          </w:p>
-        </w:tc>
-        <w:tc>
-          <w:tcPr>
-            <w:tcW w:w="1180" w:type="dxa"/>
-          </w:tcPr>
-          <w:p>
-            <w:pPr>
-              <w:pStyle w:val="Compact"/>
-            </w:pPr>
-          </w:p>
-        </w:tc>
-        <w:tc>
-          <w:tcPr>
-            <w:tcW w:w="992" w:type="dxa"/>
+            <w:tcW w:w="1000" w:type="dxa"/>
+          </w:tcPr>
+          <w:p>
+            <w:pPr>
+              <w:pStyle w:val="Compact"/>
+            </w:pPr>
+          </w:p>
+        </w:tc>
+        <w:tc>
+          <w:tcPr>
+            <w:tcW w:w="1250" w:type="dxa"/>
+          </w:tcPr>
+          <w:p>
+            <w:pPr>
+              <w:pStyle w:val="Compact"/>
+            </w:pPr>
+          </w:p>
+        </w:tc>
+        <w:tc>
+          <w:tcPr>
+            <w:tcW w:w="1000" w:type="dxa"/>
           </w:tcPr>
           <w:p>
             <w:pPr>
@@ -5165,7 +5208,7 @@
       <w:tr>
         <w:tc>
           <w:tcPr>
-            <w:tcW w:w="6194" w:type="dxa"/>
+            <w:tcW w:w="6108" w:type="dxa"/>
           </w:tcPr>
           <w:p>
             <w:pPr>
@@ -5179,27 +5222,27 @@
         </w:tc>
         <w:tc>
           <w:tcPr>
-            <w:tcW w:w="992" w:type="dxa"/>
-          </w:tcPr>
-          <w:p>
-            <w:pPr>
-              <w:pStyle w:val="Compact"/>
-            </w:pPr>
-          </w:p>
-        </w:tc>
-        <w:tc>
-          <w:tcPr>
-            <w:tcW w:w="1180" w:type="dxa"/>
-          </w:tcPr>
-          <w:p>
-            <w:pPr>
-              <w:pStyle w:val="Compact"/>
-            </w:pPr>
-          </w:p>
-        </w:tc>
-        <w:tc>
-          <w:tcPr>
-            <w:tcW w:w="992" w:type="dxa"/>
+            <w:tcW w:w="1000" w:type="dxa"/>
+          </w:tcPr>
+          <w:p>
+            <w:pPr>
+              <w:pStyle w:val="Compact"/>
+            </w:pPr>
+          </w:p>
+        </w:tc>
+        <w:tc>
+          <w:tcPr>
+            <w:tcW w:w="1250" w:type="dxa"/>
+          </w:tcPr>
+          <w:p>
+            <w:pPr>
+              <w:pStyle w:val="Compact"/>
+            </w:pPr>
+          </w:p>
+        </w:tc>
+        <w:tc>
+          <w:tcPr>
+            <w:tcW w:w="1000" w:type="dxa"/>
           </w:tcPr>
           <w:p>
             <w:pPr>
@@ -5211,7 +5254,7 @@
       <w:tr>
         <w:tc>
           <w:tcPr>
-            <w:tcW w:w="6194" w:type="dxa"/>
+            <w:tcW w:w="6108" w:type="dxa"/>
           </w:tcPr>
           <w:p>
             <w:pPr>
@@ -5225,27 +5268,27 @@
         </w:tc>
         <w:tc>
           <w:tcPr>
-            <w:tcW w:w="992" w:type="dxa"/>
-          </w:tcPr>
-          <w:p>
-            <w:pPr>
-              <w:pStyle w:val="Compact"/>
-            </w:pPr>
-          </w:p>
-        </w:tc>
-        <w:tc>
-          <w:tcPr>
-            <w:tcW w:w="1180" w:type="dxa"/>
-          </w:tcPr>
-          <w:p>
-            <w:pPr>
-              <w:pStyle w:val="Compact"/>
-            </w:pPr>
-          </w:p>
-        </w:tc>
-        <w:tc>
-          <w:tcPr>
-            <w:tcW w:w="992" w:type="dxa"/>
+            <w:tcW w:w="1000" w:type="dxa"/>
+          </w:tcPr>
+          <w:p>
+            <w:pPr>
+              <w:pStyle w:val="Compact"/>
+            </w:pPr>
+          </w:p>
+        </w:tc>
+        <w:tc>
+          <w:tcPr>
+            <w:tcW w:w="1250" w:type="dxa"/>
+          </w:tcPr>
+          <w:p>
+            <w:pPr>
+              <w:pStyle w:val="Compact"/>
+            </w:pPr>
+          </w:p>
+        </w:tc>
+        <w:tc>
+          <w:tcPr>
+            <w:tcW w:w="1000" w:type="dxa"/>
           </w:tcPr>
           <w:p>
             <w:pPr>
@@ -5257,7 +5300,7 @@
       <w:tr>
         <w:tc>
           <w:tcPr>
-            <w:tcW w:w="6194" w:type="dxa"/>
+            <w:tcW w:w="6108" w:type="dxa"/>
           </w:tcPr>
           <w:p>
             <w:pPr>
@@ -5271,27 +5314,27 @@
         </w:tc>
         <w:tc>
           <w:tcPr>
-            <w:tcW w:w="992" w:type="dxa"/>
-          </w:tcPr>
-          <w:p>
-            <w:pPr>
-              <w:pStyle w:val="Compact"/>
-            </w:pPr>
-          </w:p>
-        </w:tc>
-        <w:tc>
-          <w:tcPr>
-            <w:tcW w:w="1180" w:type="dxa"/>
-          </w:tcPr>
-          <w:p>
-            <w:pPr>
-              <w:pStyle w:val="Compact"/>
-            </w:pPr>
-          </w:p>
-        </w:tc>
-        <w:tc>
-          <w:tcPr>
-            <w:tcW w:w="992" w:type="dxa"/>
+            <w:tcW w:w="1000" w:type="dxa"/>
+          </w:tcPr>
+          <w:p>
+            <w:pPr>
+              <w:pStyle w:val="Compact"/>
+            </w:pPr>
+          </w:p>
+        </w:tc>
+        <w:tc>
+          <w:tcPr>
+            <w:tcW w:w="1250" w:type="dxa"/>
+          </w:tcPr>
+          <w:p>
+            <w:pPr>
+              <w:pStyle w:val="Compact"/>
+            </w:pPr>
+          </w:p>
+        </w:tc>
+        <w:tc>
+          <w:tcPr>
+            <w:tcW w:w="1000" w:type="dxa"/>
           </w:tcPr>
           <w:p>
             <w:pPr>
@@ -5303,7 +5346,7 @@
       <w:tr>
         <w:tc>
           <w:tcPr>
-            <w:tcW w:w="6194" w:type="dxa"/>
+            <w:tcW w:w="6108" w:type="dxa"/>
           </w:tcPr>
           <w:p>
             <w:pPr>
@@ -5317,27 +5360,27 @@
         </w:tc>
         <w:tc>
           <w:tcPr>
-            <w:tcW w:w="992" w:type="dxa"/>
-          </w:tcPr>
-          <w:p>
-            <w:pPr>
-              <w:pStyle w:val="Compact"/>
-            </w:pPr>
-          </w:p>
-        </w:tc>
-        <w:tc>
-          <w:tcPr>
-            <w:tcW w:w="1180" w:type="dxa"/>
-          </w:tcPr>
-          <w:p>
-            <w:pPr>
-              <w:pStyle w:val="Compact"/>
-            </w:pPr>
-          </w:p>
-        </w:tc>
-        <w:tc>
-          <w:tcPr>
-            <w:tcW w:w="992" w:type="dxa"/>
+            <w:tcW w:w="1000" w:type="dxa"/>
+          </w:tcPr>
+          <w:p>
+            <w:pPr>
+              <w:pStyle w:val="Compact"/>
+            </w:pPr>
+          </w:p>
+        </w:tc>
+        <w:tc>
+          <w:tcPr>
+            <w:tcW w:w="1250" w:type="dxa"/>
+          </w:tcPr>
+          <w:p>
+            <w:pPr>
+              <w:pStyle w:val="Compact"/>
+            </w:pPr>
+          </w:p>
+        </w:tc>
+        <w:tc>
+          <w:tcPr>
+            <w:tcW w:w="1000" w:type="dxa"/>
           </w:tcPr>
           <w:p>
             <w:pPr>
@@ -5349,7 +5392,7 @@
       <w:tr>
         <w:tc>
           <w:tcPr>
-            <w:tcW w:w="6194" w:type="dxa"/>
+            <w:tcW w:w="6108" w:type="dxa"/>
           </w:tcPr>
           <w:p>
             <w:pPr>
@@ -5363,27 +5406,27 @@
         </w:tc>
         <w:tc>
           <w:tcPr>
-            <w:tcW w:w="992" w:type="dxa"/>
-          </w:tcPr>
-          <w:p>
-            <w:pPr>
-              <w:pStyle w:val="Compact"/>
-            </w:pPr>
-          </w:p>
-        </w:tc>
-        <w:tc>
-          <w:tcPr>
-            <w:tcW w:w="1180" w:type="dxa"/>
-          </w:tcPr>
-          <w:p>
-            <w:pPr>
-              <w:pStyle w:val="Compact"/>
-            </w:pPr>
-          </w:p>
-        </w:tc>
-        <w:tc>
-          <w:tcPr>
-            <w:tcW w:w="992" w:type="dxa"/>
+            <w:tcW w:w="1000" w:type="dxa"/>
+          </w:tcPr>
+          <w:p>
+            <w:pPr>
+              <w:pStyle w:val="Compact"/>
+            </w:pPr>
+          </w:p>
+        </w:tc>
+        <w:tc>
+          <w:tcPr>
+            <w:tcW w:w="1250" w:type="dxa"/>
+          </w:tcPr>
+          <w:p>
+            <w:pPr>
+              <w:pStyle w:val="Compact"/>
+            </w:pPr>
+          </w:p>
+        </w:tc>
+        <w:tc>
+          <w:tcPr>
+            <w:tcW w:w="1000" w:type="dxa"/>
           </w:tcPr>
           <w:p>
             <w:pPr>
@@ -5395,7 +5438,7 @@
       <w:tr>
         <w:tc>
           <w:tcPr>
-            <w:tcW w:w="6194" w:type="dxa"/>
+            <w:tcW w:w="6108" w:type="dxa"/>
           </w:tcPr>
           <w:p>
             <w:pPr>
@@ -5409,27 +5452,27 @@
         </w:tc>
         <w:tc>
           <w:tcPr>
-            <w:tcW w:w="992" w:type="dxa"/>
-          </w:tcPr>
-          <w:p>
-            <w:pPr>
-              <w:pStyle w:val="Compact"/>
-            </w:pPr>
-          </w:p>
-        </w:tc>
-        <w:tc>
-          <w:tcPr>
-            <w:tcW w:w="1180" w:type="dxa"/>
-          </w:tcPr>
-          <w:p>
-            <w:pPr>
-              <w:pStyle w:val="Compact"/>
-            </w:pPr>
-          </w:p>
-        </w:tc>
-        <w:tc>
-          <w:tcPr>
-            <w:tcW w:w="992" w:type="dxa"/>
+            <w:tcW w:w="1000" w:type="dxa"/>
+          </w:tcPr>
+          <w:p>
+            <w:pPr>
+              <w:pStyle w:val="Compact"/>
+            </w:pPr>
+          </w:p>
+        </w:tc>
+        <w:tc>
+          <w:tcPr>
+            <w:tcW w:w="1250" w:type="dxa"/>
+          </w:tcPr>
+          <w:p>
+            <w:pPr>
+              <w:pStyle w:val="Compact"/>
+            </w:pPr>
+          </w:p>
+        </w:tc>
+        <w:tc>
+          <w:tcPr>
+            <w:tcW w:w="1000" w:type="dxa"/>
           </w:tcPr>
           <w:p>
             <w:pPr>
@@ -5441,7 +5484,7 @@
       <w:tr>
         <w:tc>
           <w:tcPr>
-            <w:tcW w:w="6194" w:type="dxa"/>
+            <w:tcW w:w="6108" w:type="dxa"/>
           </w:tcPr>
           <w:p>
             <w:pPr>
@@ -5455,27 +5498,27 @@
         </w:tc>
         <w:tc>
           <w:tcPr>
-            <w:tcW w:w="992" w:type="dxa"/>
-          </w:tcPr>
-          <w:p>
-            <w:pPr>
-              <w:pStyle w:val="Compact"/>
-            </w:pPr>
-          </w:p>
-        </w:tc>
-        <w:tc>
-          <w:tcPr>
-            <w:tcW w:w="1180" w:type="dxa"/>
-          </w:tcPr>
-          <w:p>
-            <w:pPr>
-              <w:pStyle w:val="Compact"/>
-            </w:pPr>
-          </w:p>
-        </w:tc>
-        <w:tc>
-          <w:tcPr>
-            <w:tcW w:w="992" w:type="dxa"/>
+            <w:tcW w:w="1000" w:type="dxa"/>
+          </w:tcPr>
+          <w:p>
+            <w:pPr>
+              <w:pStyle w:val="Compact"/>
+            </w:pPr>
+          </w:p>
+        </w:tc>
+        <w:tc>
+          <w:tcPr>
+            <w:tcW w:w="1250" w:type="dxa"/>
+          </w:tcPr>
+          <w:p>
+            <w:pPr>
+              <w:pStyle w:val="Compact"/>
+            </w:pPr>
+          </w:p>
+        </w:tc>
+        <w:tc>
+          <w:tcPr>
+            <w:tcW w:w="1000" w:type="dxa"/>
           </w:tcPr>
           <w:p>
             <w:pPr>
